--- a/wild-jam-april-2026/__ORGA/Offene Todos.docx
+++ b/wild-jam-april-2026/__ORGA/Offene Todos.docx
@@ -328,8 +328,16 @@
         <w:rPr>
           <w:lang w:val="en-US"/>
         </w:rPr>
-        <w:t>Banane in hand ?</w:t>
-      </w:r>
+        <w:t xml:space="preserve">Banane in </w:t>
+      </w:r>
+      <w:proofErr w:type="gramStart"/>
+      <w:r>
+        <w:rPr>
+          <w:lang w:val="en-US"/>
+        </w:rPr>
+        <w:t>hand ?</w:t>
+      </w:r>
+      <w:proofErr w:type="gramEnd"/>
     </w:p>
     <w:p>
       <w:pPr>
@@ -470,10 +478,6 @@
     <w:p>
       <w:pPr>
         <w:pStyle w:val="Listenabsatz"/>
-        <w:numPr>
-          <w:ilvl w:val="0"/>
-          <w:numId w:val="1"/>
-        </w:numPr>
         <w:rPr>
           <w:lang w:val="en-US"/>
         </w:rPr>
@@ -645,6 +649,7 @@
         <w:t xml:space="preserve">Mehr </w:t>
       </w:r>
       <w:proofErr w:type="spellStart"/>
+      <w:proofErr w:type="gramStart"/>
       <w:r>
         <w:rPr>
           <w:lang w:val="en-US"/>
@@ -656,7 +661,14 @@
         <w:rPr>
           <w:lang w:val="en-US"/>
         </w:rPr>
-        <w:t xml:space="preserve"> ? </w:t>
+        <w:t xml:space="preserve"> ?</w:t>
+      </w:r>
+      <w:proofErr w:type="gramEnd"/>
+      <w:r>
+        <w:rPr>
+          <w:lang w:val="en-US"/>
+        </w:rPr>
+        <w:t xml:space="preserve"> </w:t>
       </w:r>
     </w:p>
     <w:p>
@@ -1034,7 +1046,21 @@
         <w:rPr>
           <w:lang w:val="en-US"/>
         </w:rPr>
-        <w:t xml:space="preserve"> (more forgiving interact Area)</w:t>
+        <w:t xml:space="preserve"> (more forgiving </w:t>
+      </w:r>
+      <w:proofErr w:type="gramStart"/>
+      <w:r>
+        <w:rPr>
+          <w:lang w:val="en-US"/>
+        </w:rPr>
+        <w:t>interact</w:t>
+      </w:r>
+      <w:proofErr w:type="gramEnd"/>
+      <w:r>
+        <w:rPr>
+          <w:lang w:val="en-US"/>
+        </w:rPr>
+        <w:t xml:space="preserve"> Area)</w:t>
       </w:r>
     </w:p>
     <w:sectPr>
@@ -1771,6 +1797,7 @@
   <w:style w:type="character" w:default="1" w:styleId="Absatz-Standardschriftart">
     <w:name w:val="Default Paragraph Font"/>
     <w:uiPriority w:val="1"/>
+    <w:semiHidden/>
     <w:unhideWhenUsed/>
   </w:style>
   <w:style w:type="table" w:default="1" w:styleId="NormaleTabelle">

--- a/wild-jam-april-2026/__ORGA/Offene Todos.docx
+++ b/wild-jam-april-2026/__ORGA/Offene Todos.docx
@@ -347,11 +347,13 @@
           <w:numId w:val="1"/>
         </w:numPr>
         <w:rPr>
-          <w:lang w:val="en-US"/>
-        </w:rPr>
-      </w:pPr>
-      <w:r>
-        <w:rPr>
+          <w:strike/>
+          <w:lang w:val="en-US"/>
+        </w:rPr>
+      </w:pPr>
+      <w:r>
+        <w:rPr>
+          <w:strike/>
           <w:lang w:val="en-US"/>
         </w:rPr>
         <w:t xml:space="preserve">Nur </w:t>
@@ -359,6 +361,7 @@
       <w:proofErr w:type="spellStart"/>
       <w:r>
         <w:rPr>
+          <w:strike/>
           <w:lang w:val="en-US"/>
         </w:rPr>
         <w:t>etwa</w:t>
@@ -366,6 +369,7 @@
       <w:proofErr w:type="spellEnd"/>
       <w:r>
         <w:rPr>
+          <w:strike/>
           <w:lang w:val="en-US"/>
         </w:rPr>
         <w:t xml:space="preserve"> 3 items </w:t>
@@ -373,6 +377,7 @@
       <w:proofErr w:type="spellStart"/>
       <w:r>
         <w:rPr>
+          <w:strike/>
           <w:lang w:val="en-US"/>
         </w:rPr>
         <w:t>zum</w:t>
@@ -380,6 +385,7 @@
       <w:proofErr w:type="spellEnd"/>
       <w:r>
         <w:rPr>
+          <w:strike/>
           <w:lang w:val="en-US"/>
         </w:rPr>
         <w:t xml:space="preserve"> </w:t>
@@ -387,6 +393,7 @@
       <w:proofErr w:type="spellStart"/>
       <w:r>
         <w:rPr>
+          <w:strike/>
           <w:lang w:val="en-US"/>
         </w:rPr>
         <w:t>gewinnen</w:t>
@@ -394,6 +401,7 @@
       <w:proofErr w:type="spellEnd"/>
       <w:r>
         <w:rPr>
+          <w:strike/>
           <w:lang w:val="en-US"/>
         </w:rPr>
         <w:t xml:space="preserve"> </w:t>
@@ -401,6 +409,7 @@
       <w:proofErr w:type="spellStart"/>
       <w:r>
         <w:rPr>
+          <w:strike/>
           <w:lang w:val="en-US"/>
         </w:rPr>
         <w:t>bei</w:t>
@@ -408,6 +417,7 @@
       <w:proofErr w:type="spellEnd"/>
       <w:r>
         <w:rPr>
+          <w:strike/>
           <w:lang w:val="en-US"/>
         </w:rPr>
         <w:t xml:space="preserve"> </w:t>
@@ -415,6 +425,7 @@
       <w:proofErr w:type="spellStart"/>
       <w:r>
         <w:rPr>
+          <w:strike/>
           <w:lang w:val="en-US"/>
         </w:rPr>
         <w:t>leichter</w:t>
@@ -422,6 +433,7 @@
       <w:proofErr w:type="spellEnd"/>
       <w:r>
         <w:rPr>
+          <w:strike/>
           <w:lang w:val="en-US"/>
         </w:rPr>
         <w:t xml:space="preserve"> </w:t>
@@ -429,6 +441,7 @@
       <w:proofErr w:type="spellStart"/>
       <w:r>
         <w:rPr>
+          <w:strike/>
           <w:lang w:val="en-US"/>
         </w:rPr>
         <w:t>Schwierigkeit</w:t>

--- a/wild-jam-april-2026/__ORGA/Offene Todos.docx
+++ b/wild-jam-april-2026/__ORGA/Offene Todos.docx
@@ -612,12 +612,14 @@
           <w:numId w:val="1"/>
         </w:numPr>
         <w:rPr>
-          <w:lang w:val="en-US"/>
-        </w:rPr>
-      </w:pPr>
-      <w:proofErr w:type="spellStart"/>
-      <w:r>
-        <w:rPr>
+          <w:strike/>
+          <w:lang w:val="en-US"/>
+        </w:rPr>
+      </w:pPr>
+      <w:proofErr w:type="spellStart"/>
+      <w:r>
+        <w:rPr>
+          <w:strike/>
           <w:lang w:val="en-US"/>
         </w:rPr>
         <w:t>Mehrere</w:t>
@@ -625,6 +627,7 @@
       <w:proofErr w:type="spellEnd"/>
       <w:r>
         <w:rPr>
+          <w:strike/>
           <w:lang w:val="en-US"/>
         </w:rPr>
         <w:t xml:space="preserve"> </w:t>
@@ -632,6 +635,7 @@
       <w:proofErr w:type="spellStart"/>
       <w:r>
         <w:rPr>
+          <w:strike/>
           <w:lang w:val="en-US"/>
         </w:rPr>
         <w:t>bananen</w:t>
@@ -639,6 +643,7 @@
       <w:proofErr w:type="spellEnd"/>
       <w:r>
         <w:rPr>
+          <w:strike/>
           <w:lang w:val="en-US"/>
         </w:rPr>
         <w:t xml:space="preserve"> pro saft</w:t>

--- a/wild-jam-april-2026/__ORGA/Offene Todos.docx
+++ b/wild-jam-april-2026/__ORGA/Offene Todos.docx
@@ -328,16 +328,8 @@
         <w:rPr>
           <w:lang w:val="en-US"/>
         </w:rPr>
-        <w:t xml:space="preserve">Banane in </w:t>
-      </w:r>
-      <w:proofErr w:type="gramStart"/>
-      <w:r>
-        <w:rPr>
-          <w:lang w:val="en-US"/>
-        </w:rPr>
-        <w:t>hand ?</w:t>
-      </w:r>
-      <w:proofErr w:type="gramEnd"/>
+        <w:t>Banane in hand ?</w:t>
+      </w:r>
     </w:p>
     <w:p>
       <w:pPr>
@@ -667,7 +659,6 @@
         <w:t xml:space="preserve">Mehr </w:t>
       </w:r>
       <w:proofErr w:type="spellStart"/>
-      <w:proofErr w:type="gramStart"/>
       <w:r>
         <w:rPr>
           <w:lang w:val="en-US"/>
@@ -679,14 +670,7 @@
         <w:rPr>
           <w:lang w:val="en-US"/>
         </w:rPr>
-        <w:t xml:space="preserve"> ?</w:t>
-      </w:r>
-      <w:proofErr w:type="gramEnd"/>
-      <w:r>
-        <w:rPr>
-          <w:lang w:val="en-US"/>
-        </w:rPr>
-        <w:t xml:space="preserve"> </w:t>
+        <w:t xml:space="preserve"> ? </w:t>
       </w:r>
     </w:p>
     <w:p>
@@ -771,11 +755,13 @@
           <w:numId w:val="1"/>
         </w:numPr>
         <w:rPr>
-          <w:lang w:val="en-US"/>
-        </w:rPr>
-      </w:pPr>
-      <w:r>
-        <w:rPr>
+          <w:strike/>
+          <w:lang w:val="en-US"/>
+        </w:rPr>
+      </w:pPr>
+      <w:r>
+        <w:rPr>
+          <w:strike/>
           <w:lang w:val="en-US"/>
         </w:rPr>
         <w:t xml:space="preserve">Sound Intro </w:t>
@@ -783,6 +769,7 @@
       <w:proofErr w:type="spellStart"/>
       <w:r>
         <w:rPr>
+          <w:strike/>
           <w:lang w:val="en-US"/>
         </w:rPr>
         <w:t>raus</w:t>
@@ -790,6 +777,7 @@
       <w:proofErr w:type="spellEnd"/>
       <w:r>
         <w:rPr>
+          <w:strike/>
           <w:lang w:val="en-US"/>
         </w:rPr>
         <w:t xml:space="preserve"> </w:t>
@@ -797,6 +785,7 @@
       <w:proofErr w:type="spellStart"/>
       <w:r>
         <w:rPr>
+          <w:strike/>
           <w:lang w:val="en-US"/>
         </w:rPr>
         <w:t>nehmen</w:t>
@@ -804,6 +793,7 @@
       <w:proofErr w:type="spellEnd"/>
       <w:r>
         <w:rPr>
+          <w:strike/>
           <w:lang w:val="en-US"/>
         </w:rPr>
         <w:t xml:space="preserve"> (sound Tween)</w:t>
@@ -824,6 +814,12 @@
         <w:rPr>
           <w:lang w:val="en-US"/>
         </w:rPr>
+        <w:t>(</w:t>
+      </w:r>
+      <w:r>
+        <w:rPr>
+          <w:lang w:val="en-US"/>
+        </w:rPr>
         <w:t xml:space="preserve">Statt Sound-Element, </w:t>
       </w:r>
       <w:proofErr w:type="spellStart"/>
@@ -876,6 +872,12 @@
         <w:t>einsetzen</w:t>
       </w:r>
       <w:proofErr w:type="spellEnd"/>
+      <w:r>
+        <w:rPr>
+          <w:lang w:val="en-US"/>
+        </w:rPr>
+        <w:t>)</w:t>
+      </w:r>
     </w:p>
     <w:p>
       <w:pPr>
@@ -1064,21 +1066,7 @@
         <w:rPr>
           <w:lang w:val="en-US"/>
         </w:rPr>
-        <w:t xml:space="preserve"> (more forgiving </w:t>
-      </w:r>
-      <w:proofErr w:type="gramStart"/>
-      <w:r>
-        <w:rPr>
-          <w:lang w:val="en-US"/>
-        </w:rPr>
-        <w:t>interact</w:t>
-      </w:r>
-      <w:proofErr w:type="gramEnd"/>
-      <w:r>
-        <w:rPr>
-          <w:lang w:val="en-US"/>
-        </w:rPr>
-        <w:t xml:space="preserve"> Area)</w:t>
+        <w:t xml:space="preserve"> (more forgiving interact Area)</w:t>
       </w:r>
     </w:p>
     <w:sectPr>

--- a/wild-jam-april-2026/__ORGA/Offene Todos.docx
+++ b/wild-jam-april-2026/__ORGA/Offene Todos.docx
@@ -261,11 +261,13 @@
           <w:numId w:val="1"/>
         </w:numPr>
         <w:rPr>
-          <w:lang w:val="en-US"/>
-        </w:rPr>
-      </w:pPr>
-      <w:r>
-        <w:rPr>
+          <w:strike/>
+          <w:lang w:val="en-US"/>
+        </w:rPr>
+      </w:pPr>
+      <w:r>
+        <w:rPr>
+          <w:strike/>
           <w:lang w:val="en-US"/>
         </w:rPr>
         <w:t xml:space="preserve">Feedback -&gt; </w:t>
@@ -273,6 +275,7 @@
       <w:proofErr w:type="spellStart"/>
       <w:r>
         <w:rPr>
+          <w:strike/>
           <w:lang w:val="en-US"/>
         </w:rPr>
         <w:t>erfolg</w:t>
@@ -280,6 +283,7 @@
       <w:proofErr w:type="spellEnd"/>
       <w:r>
         <w:rPr>
+          <w:strike/>
           <w:lang w:val="en-US"/>
         </w:rPr>
         <w:t xml:space="preserve"> </w:t>
@@ -287,6 +291,7 @@
       <w:proofErr w:type="spellStart"/>
       <w:r>
         <w:rPr>
+          <w:strike/>
           <w:lang w:val="en-US"/>
         </w:rPr>
         <w:t>misserfolg</w:t>
@@ -294,6 +299,7 @@
       <w:proofErr w:type="spellEnd"/>
       <w:r>
         <w:rPr>
+          <w:strike/>
           <w:lang w:val="en-US"/>
         </w:rPr>
         <w:t xml:space="preserve">, was </w:t>
@@ -301,6 +307,7 @@
       <w:proofErr w:type="spellStart"/>
       <w:r>
         <w:rPr>
+          <w:strike/>
           <w:lang w:val="en-US"/>
         </w:rPr>
         <w:t>kann</w:t>
@@ -308,6 +315,7 @@
       <w:proofErr w:type="spellEnd"/>
       <w:r>
         <w:rPr>
+          <w:strike/>
           <w:lang w:val="en-US"/>
         </w:rPr>
         <w:t xml:space="preserve"> ich tun</w:t>
@@ -328,8 +336,16 @@
         <w:rPr>
           <w:lang w:val="en-US"/>
         </w:rPr>
-        <w:t>Banane in hand ?</w:t>
-      </w:r>
+        <w:t xml:space="preserve">Banane in </w:t>
+      </w:r>
+      <w:proofErr w:type="gramStart"/>
+      <w:r>
+        <w:rPr>
+          <w:lang w:val="en-US"/>
+        </w:rPr>
+        <w:t>hand ?</w:t>
+      </w:r>
+      <w:proofErr w:type="gramEnd"/>
     </w:p>
     <w:p>
       <w:pPr>
@@ -659,6 +675,7 @@
         <w:t xml:space="preserve">Mehr </w:t>
       </w:r>
       <w:proofErr w:type="spellStart"/>
+      <w:proofErr w:type="gramStart"/>
       <w:r>
         <w:rPr>
           <w:lang w:val="en-US"/>
@@ -670,7 +687,14 @@
         <w:rPr>
           <w:lang w:val="en-US"/>
         </w:rPr>
-        <w:t xml:space="preserve"> ? </w:t>
+        <w:t xml:space="preserve"> ?</w:t>
+      </w:r>
+      <w:proofErr w:type="gramEnd"/>
+      <w:r>
+        <w:rPr>
+          <w:lang w:val="en-US"/>
+        </w:rPr>
+        <w:t xml:space="preserve"> </w:t>
       </w:r>
     </w:p>
     <w:p>
@@ -1066,7 +1090,21 @@
         <w:rPr>
           <w:lang w:val="en-US"/>
         </w:rPr>
-        <w:t xml:space="preserve"> (more forgiving interact Area)</w:t>
+        <w:t xml:space="preserve"> (more forgiving </w:t>
+      </w:r>
+      <w:proofErr w:type="gramStart"/>
+      <w:r>
+        <w:rPr>
+          <w:lang w:val="en-US"/>
+        </w:rPr>
+        <w:t>interact</w:t>
+      </w:r>
+      <w:proofErr w:type="gramEnd"/>
+      <w:r>
+        <w:rPr>
+          <w:lang w:val="en-US"/>
+        </w:rPr>
+        <w:t xml:space="preserve"> Area)</w:t>
       </w:r>
     </w:p>
     <w:sectPr>

--- a/wild-jam-april-2026/__ORGA/Offene Todos.docx
+++ b/wild-jam-april-2026/__ORGA/Offene Todos.docx
@@ -9,19 +9,11 @@
           <w:lang w:val="en-US"/>
         </w:rPr>
       </w:pPr>
-      <w:proofErr w:type="spellStart"/>
-      <w:r>
-        <w:rPr>
-          <w:lang w:val="en-US"/>
-        </w:rPr>
-        <w:t>Offene</w:t>
-      </w:r>
-      <w:proofErr w:type="spellEnd"/>
-      <w:r>
-        <w:rPr>
-          <w:lang w:val="en-US"/>
-        </w:rPr>
-        <w:t xml:space="preserve"> Todos</w:t>
+      <w:r>
+        <w:rPr>
+          <w:lang w:val="en-US"/>
+        </w:rPr>
+        <w:t>Offene Todos</w:t>
       </w:r>
     </w:p>
     <w:p>
@@ -39,44 +31,8 @@
         <w:rPr>
           <w:lang w:val="en-US"/>
         </w:rPr>
-        <w:t xml:space="preserve">Erst text </w:t>
-      </w:r>
-      <w:proofErr w:type="spellStart"/>
-      <w:r>
-        <w:rPr>
-          <w:lang w:val="en-US"/>
-        </w:rPr>
-        <w:t>dann</w:t>
-      </w:r>
-      <w:proofErr w:type="spellEnd"/>
-      <w:r>
-        <w:rPr>
-          <w:lang w:val="en-US"/>
-        </w:rPr>
-        <w:t xml:space="preserve"> </w:t>
-      </w:r>
-      <w:proofErr w:type="spellStart"/>
-      <w:r>
-        <w:rPr>
-          <w:lang w:val="en-US"/>
-        </w:rPr>
-        <w:t>bild</w:t>
-      </w:r>
-      <w:proofErr w:type="spellEnd"/>
-      <w:r>
-        <w:rPr>
-          <w:lang w:val="en-US"/>
-        </w:rPr>
-        <w:t xml:space="preserve"> in der </w:t>
-      </w:r>
-      <w:proofErr w:type="spellStart"/>
-      <w:r>
-        <w:rPr>
-          <w:lang w:val="en-US"/>
-        </w:rPr>
-        <w:t>Sprechblase</w:t>
-      </w:r>
-      <w:proofErr w:type="spellEnd"/>
+        <w:t>Erst text dann bild in der Sprechblase</w:t>
+      </w:r>
     </w:p>
     <w:p>
       <w:pPr>
@@ -89,33 +45,11 @@
           <w:lang w:val="en-US"/>
         </w:rPr>
       </w:pPr>
-      <w:proofErr w:type="spellStart"/>
-      <w:r>
-        <w:rPr>
-          <w:lang w:val="en-US"/>
-        </w:rPr>
-        <w:t>Bewegen</w:t>
-      </w:r>
-      <w:proofErr w:type="spellEnd"/>
-      <w:r>
-        <w:rPr>
-          <w:lang w:val="en-US"/>
-        </w:rPr>
-        <w:t xml:space="preserve"> </w:t>
-      </w:r>
-      <w:proofErr w:type="spellStart"/>
-      <w:r>
-        <w:rPr>
-          <w:lang w:val="en-US"/>
-        </w:rPr>
-        <w:t>während</w:t>
-      </w:r>
-      <w:proofErr w:type="spellEnd"/>
-      <w:r>
-        <w:rPr>
-          <w:lang w:val="en-US"/>
-        </w:rPr>
-        <w:t xml:space="preserve"> interactions</w:t>
+      <w:r>
+        <w:rPr>
+          <w:lang w:val="en-US"/>
+        </w:rPr>
+        <w:t>Bewegen während interactions</w:t>
       </w:r>
     </w:p>
     <w:p>
@@ -134,16 +68,76 @@
         <w:rPr>
           <w:strike/>
         </w:rPr>
-        <w:t xml:space="preserve">Banane wachs </w:t>
-      </w:r>
-      <w:proofErr w:type="spellStart"/>
-      <w:r>
+        <w:t>Banane wachs animation</w:t>
+      </w:r>
+    </w:p>
+    <w:p>
+      <w:pPr>
+        <w:pStyle w:val="Listenabsatz"/>
+        <w:numPr>
+          <w:ilvl w:val="0"/>
+          <w:numId w:val="1"/>
+        </w:numPr>
+        <w:rPr>
+          <w:lang w:val="en-US"/>
+        </w:rPr>
+      </w:pPr>
+      <w:r>
+        <w:rPr>
+          <w:lang w:val="en-US"/>
+        </w:rPr>
+        <w:t>Vl</w:t>
+      </w:r>
+      <w:r>
+        <w:rPr>
+          <w:lang w:val="en-US"/>
+        </w:rPr>
+        <w:t>l</w:t>
+      </w:r>
+      <w:r>
+        <w:rPr>
+          <w:lang w:val="en-US"/>
+        </w:rPr>
+        <w:t>t jump und banane fangen</w:t>
+      </w:r>
+    </w:p>
+    <w:p>
+      <w:pPr>
+        <w:pStyle w:val="Listenabsatz"/>
+        <w:numPr>
+          <w:ilvl w:val="0"/>
+          <w:numId w:val="1"/>
+        </w:numPr>
+        <w:rPr>
+          <w:lang w:val="en-US"/>
+        </w:rPr>
+      </w:pPr>
+      <w:r>
+        <w:rPr>
+          <w:lang w:val="en-US"/>
+        </w:rPr>
+        <w:t>Wasserhahn optisch definieren</w:t>
+      </w:r>
+    </w:p>
+    <w:p>
+      <w:pPr>
+        <w:pStyle w:val="Listenabsatz"/>
+        <w:numPr>
+          <w:ilvl w:val="0"/>
+          <w:numId w:val="1"/>
+        </w:numPr>
         <w:rPr>
           <w:strike/>
-        </w:rPr>
-        <w:t>animation</w:t>
-      </w:r>
-      <w:proofErr w:type="spellEnd"/>
+          <w:lang w:val="en-US"/>
+        </w:rPr>
+      </w:pPr>
+      <w:r>
+        <w:rPr>
+          <w:strike/>
+          <w:lang w:val="en-US"/>
+        </w:rPr>
+        <w:t>Feedback -&gt; erfolg misserfolg, was kann ich tun</w:t>
+      </w:r>
     </w:p>
     <w:p>
       <w:pPr>
@@ -156,54 +150,12 @@
           <w:lang w:val="en-US"/>
         </w:rPr>
       </w:pPr>
-      <w:proofErr w:type="spellStart"/>
-      <w:r>
-        <w:rPr>
-          <w:lang w:val="en-US"/>
-        </w:rPr>
-        <w:t>Vl</w:t>
-      </w:r>
-      <w:r>
-        <w:rPr>
-          <w:lang w:val="en-US"/>
-        </w:rPr>
-        <w:t>l</w:t>
-      </w:r>
-      <w:r>
-        <w:rPr>
-          <w:lang w:val="en-US"/>
-        </w:rPr>
-        <w:t>t</w:t>
-      </w:r>
-      <w:proofErr w:type="spellEnd"/>
-      <w:r>
-        <w:rPr>
-          <w:lang w:val="en-US"/>
-        </w:rPr>
-        <w:t xml:space="preserve"> jump und </w:t>
-      </w:r>
-      <w:proofErr w:type="spellStart"/>
-      <w:r>
-        <w:rPr>
-          <w:lang w:val="en-US"/>
-        </w:rPr>
-        <w:t>banane</w:t>
-      </w:r>
-      <w:proofErr w:type="spellEnd"/>
-      <w:r>
-        <w:rPr>
-          <w:lang w:val="en-US"/>
-        </w:rPr>
-        <w:t xml:space="preserve"> </w:t>
-      </w:r>
-      <w:proofErr w:type="spellStart"/>
-      <w:r>
-        <w:rPr>
-          <w:lang w:val="en-US"/>
-        </w:rPr>
-        <w:t>fangen</w:t>
-      </w:r>
-      <w:proofErr w:type="spellEnd"/>
+      <w:r>
+        <w:rPr>
+          <w:lang w:val="en-US"/>
+        </w:rPr>
+        <w:t>Banane in hand ?</w:t>
+      </w:r>
     </w:p>
     <w:p>
       <w:pPr>
@@ -213,45 +165,17 @@
           <w:numId w:val="1"/>
         </w:numPr>
         <w:rPr>
-          <w:lang w:val="en-US"/>
-        </w:rPr>
-      </w:pPr>
-      <w:proofErr w:type="spellStart"/>
-      <w:r>
-        <w:rPr>
-          <w:lang w:val="en-US"/>
-        </w:rPr>
-        <w:t>Wasserhahn</w:t>
-      </w:r>
-      <w:proofErr w:type="spellEnd"/>
-      <w:r>
-        <w:rPr>
-          <w:lang w:val="en-US"/>
-        </w:rPr>
-        <w:t xml:space="preserve"> </w:t>
-      </w:r>
-      <w:proofErr w:type="spellStart"/>
-      <w:r>
-        <w:rPr>
-          <w:lang w:val="en-US"/>
-        </w:rPr>
-        <w:t>optisch</w:t>
-      </w:r>
-      <w:proofErr w:type="spellEnd"/>
-      <w:r>
-        <w:rPr>
-          <w:lang w:val="en-US"/>
-        </w:rPr>
-        <w:t xml:space="preserve"> </w:t>
-      </w:r>
-      <w:proofErr w:type="spellStart"/>
-      <w:r>
-        <w:rPr>
-          <w:lang w:val="en-US"/>
-        </w:rPr>
-        <w:t>definieren</w:t>
-      </w:r>
-      <w:proofErr w:type="spellEnd"/>
+          <w:strike/>
+          <w:lang w:val="en-US"/>
+        </w:rPr>
+      </w:pPr>
+      <w:r>
+        <w:rPr>
+          <w:strike/>
+          <w:lang w:val="en-US"/>
+        </w:rPr>
+        <w:t>Nur etwa 3 items zum gewinnen bei leichter Schwierigkeit</w:t>
+      </w:r>
     </w:p>
     <w:p>
       <w:pPr>
@@ -261,6 +185,68 @@
           <w:numId w:val="1"/>
         </w:numPr>
         <w:rPr>
+          <w:lang w:val="en-US"/>
+        </w:rPr>
+      </w:pPr>
+      <w:r>
+        <w:rPr>
+          <w:lang w:val="en-US"/>
+        </w:rPr>
+        <w:t>Zeit pro gegenstand scalen</w:t>
+      </w:r>
+    </w:p>
+    <w:p>
+      <w:pPr>
+        <w:pStyle w:val="Listenabsatz"/>
+        <w:rPr>
+          <w:lang w:val="en-US"/>
+        </w:rPr>
+      </w:pPr>
+    </w:p>
+    <w:p>
+      <w:pPr>
+        <w:pStyle w:val="Listenabsatz"/>
+        <w:numPr>
+          <w:ilvl w:val="0"/>
+          <w:numId w:val="1"/>
+        </w:numPr>
+        <w:rPr>
+          <w:lang w:val="en-US"/>
+        </w:rPr>
+      </w:pPr>
+      <w:r>
+        <w:rPr>
+          <w:lang w:val="en-US"/>
+        </w:rPr>
+        <w:t>Patches für Schwierigkeitsstufe</w:t>
+      </w:r>
+    </w:p>
+    <w:p>
+      <w:pPr>
+        <w:pStyle w:val="Listenabsatz"/>
+        <w:numPr>
+          <w:ilvl w:val="0"/>
+          <w:numId w:val="1"/>
+        </w:numPr>
+        <w:rPr>
+          <w:lang w:val="en-US"/>
+        </w:rPr>
+      </w:pPr>
+      <w:r>
+        <w:rPr>
+          <w:lang w:val="en-US"/>
+        </w:rPr>
+        <w:t>Bananenkorb überm kopf zum fangen?</w:t>
+      </w:r>
+    </w:p>
+    <w:p>
+      <w:pPr>
+        <w:pStyle w:val="Listenabsatz"/>
+        <w:numPr>
+          <w:ilvl w:val="0"/>
+          <w:numId w:val="1"/>
+        </w:numPr>
+        <w:rPr>
           <w:strike/>
           <w:lang w:val="en-US"/>
         </w:rPr>
@@ -270,55 +256,119 @@
           <w:strike/>
           <w:lang w:val="en-US"/>
         </w:rPr>
-        <w:t xml:space="preserve">Feedback -&gt; </w:t>
-      </w:r>
-      <w:proofErr w:type="spellStart"/>
-      <w:r>
+        <w:t>Mehrere bananen pro saft</w:t>
+      </w:r>
+    </w:p>
+    <w:p>
+      <w:pPr>
+        <w:pStyle w:val="Listenabsatz"/>
+        <w:numPr>
+          <w:ilvl w:val="0"/>
+          <w:numId w:val="1"/>
+        </w:numPr>
+        <w:rPr>
+          <w:lang w:val="en-US"/>
+        </w:rPr>
+      </w:pPr>
+      <w:r>
+        <w:rPr>
+          <w:lang w:val="en-US"/>
+        </w:rPr>
+        <w:t xml:space="preserve">Mehr früchte ? </w:t>
+      </w:r>
+    </w:p>
+    <w:p>
+      <w:pPr>
+        <w:pStyle w:val="Listenabsatz"/>
+        <w:rPr>
+          <w:lang w:val="en-US"/>
+        </w:rPr>
+      </w:pPr>
+    </w:p>
+    <w:p>
+      <w:pPr>
+        <w:pStyle w:val="Listenabsatz"/>
+        <w:numPr>
+          <w:ilvl w:val="0"/>
+          <w:numId w:val="1"/>
+        </w:numPr>
+        <w:rPr>
+          <w:lang w:val="en-US"/>
+        </w:rPr>
+      </w:pPr>
+      <w:r>
+        <w:rPr>
+          <w:lang w:val="en-US"/>
+        </w:rPr>
+        <w:t>UI</w:t>
+      </w:r>
+    </w:p>
+    <w:p>
+      <w:pPr>
+        <w:pStyle w:val="Listenabsatz"/>
+        <w:numPr>
+          <w:ilvl w:val="0"/>
+          <w:numId w:val="1"/>
+        </w:numPr>
+        <w:rPr>
+          <w:lang w:val="en-US"/>
+        </w:rPr>
+      </w:pPr>
+      <w:r>
+        <w:rPr>
+          <w:lang w:val="en-US"/>
+        </w:rPr>
+        <w:t>Kommentare von Godot Abgabe anpassen</w:t>
+      </w:r>
+    </w:p>
+    <w:p>
+      <w:pPr>
+        <w:pStyle w:val="Listenabsatz"/>
+        <w:numPr>
+          <w:ilvl w:val="1"/>
+          <w:numId w:val="1"/>
+        </w:numPr>
         <w:rPr>
           <w:strike/>
           <w:lang w:val="en-US"/>
         </w:rPr>
-        <w:t>erfolg</w:t>
-      </w:r>
-      <w:proofErr w:type="spellEnd"/>
+      </w:pPr>
       <w:r>
         <w:rPr>
           <w:strike/>
           <w:lang w:val="en-US"/>
         </w:rPr>
-        <w:t xml:space="preserve"> </w:t>
-      </w:r>
-      <w:proofErr w:type="spellStart"/>
-      <w:r>
-        <w:rPr>
-          <w:strike/>
-          <w:lang w:val="en-US"/>
-        </w:rPr>
-        <w:t>misserfolg</w:t>
-      </w:r>
-      <w:proofErr w:type="spellEnd"/>
-      <w:r>
-        <w:rPr>
-          <w:strike/>
-          <w:lang w:val="en-US"/>
-        </w:rPr>
-        <w:t xml:space="preserve">, was </w:t>
-      </w:r>
-      <w:proofErr w:type="spellStart"/>
-      <w:r>
-        <w:rPr>
-          <w:strike/>
-          <w:lang w:val="en-US"/>
-        </w:rPr>
-        <w:t>kann</w:t>
-      </w:r>
-      <w:proofErr w:type="spellEnd"/>
-      <w:r>
-        <w:rPr>
-          <w:strike/>
-          <w:lang w:val="en-US"/>
-        </w:rPr>
-        <w:t xml:space="preserve"> ich tun</w:t>
+        <w:t>Sound Intro raus nehmen (sound Tween)</w:t>
+      </w:r>
+    </w:p>
+    <w:p>
+      <w:pPr>
+        <w:pStyle w:val="Listenabsatz"/>
+        <w:numPr>
+          <w:ilvl w:val="1"/>
+          <w:numId w:val="1"/>
+        </w:numPr>
+        <w:rPr>
+          <w:lang w:val="en-US"/>
+        </w:rPr>
+      </w:pPr>
+      <w:r>
+        <w:rPr>
+          <w:lang w:val="en-US"/>
+        </w:rPr>
+        <w:t>(</w:t>
+      </w:r>
+      <w:r>
+        <w:rPr>
+          <w:lang w:val="en-US"/>
+        </w:rPr>
+        <w:t>Statt Sound-Element, kann man auch auf SoundBus einsetzen</w:t>
+      </w:r>
+      <w:r>
+        <w:rPr>
+          <w:lang w:val="en-US"/>
+        </w:rPr>
+        <w:t>)</w:t>
       </w:r>
     </w:p>
     <w:p>
@@ -336,16 +386,8 @@
         <w:rPr>
           <w:lang w:val="en-US"/>
         </w:rPr>
-        <w:t xml:space="preserve">Banane in </w:t>
-      </w:r>
-      <w:proofErr w:type="gramStart"/>
-      <w:r>
-        <w:rPr>
-          <w:lang w:val="en-US"/>
-        </w:rPr>
-        <w:t>hand ?</w:t>
-      </w:r>
-      <w:proofErr w:type="gramEnd"/>
+        <w:t>Sounds (movement sound, Johnny FX und so)</w:t>
+      </w:r>
     </w:p>
     <w:p>
       <w:pPr>
@@ -355,106 +397,51 @@
           <w:numId w:val="1"/>
         </w:numPr>
         <w:rPr>
-          <w:strike/>
-          <w:lang w:val="en-US"/>
-        </w:rPr>
-      </w:pPr>
-      <w:r>
-        <w:rPr>
-          <w:strike/>
-          <w:lang w:val="en-US"/>
-        </w:rPr>
-        <w:t xml:space="preserve">Nur </w:t>
-      </w:r>
-      <w:proofErr w:type="spellStart"/>
-      <w:r>
-        <w:rPr>
-          <w:strike/>
-          <w:lang w:val="en-US"/>
-        </w:rPr>
-        <w:t>etwa</w:t>
-      </w:r>
-      <w:proofErr w:type="spellEnd"/>
-      <w:r>
-        <w:rPr>
-          <w:strike/>
-          <w:lang w:val="en-US"/>
-        </w:rPr>
-        <w:t xml:space="preserve"> 3 items </w:t>
-      </w:r>
-      <w:proofErr w:type="spellStart"/>
-      <w:r>
-        <w:rPr>
-          <w:strike/>
-          <w:lang w:val="en-US"/>
-        </w:rPr>
-        <w:t>zum</w:t>
-      </w:r>
-      <w:proofErr w:type="spellEnd"/>
-      <w:r>
-        <w:rPr>
-          <w:strike/>
-          <w:lang w:val="en-US"/>
-        </w:rPr>
-        <w:t xml:space="preserve"> </w:t>
-      </w:r>
-      <w:proofErr w:type="spellStart"/>
-      <w:r>
-        <w:rPr>
-          <w:strike/>
-          <w:lang w:val="en-US"/>
-        </w:rPr>
-        <w:t>gewinnen</w:t>
-      </w:r>
-      <w:proofErr w:type="spellEnd"/>
-      <w:r>
-        <w:rPr>
-          <w:strike/>
-          <w:lang w:val="en-US"/>
-        </w:rPr>
-        <w:t xml:space="preserve"> </w:t>
-      </w:r>
-      <w:proofErr w:type="spellStart"/>
-      <w:r>
-        <w:rPr>
-          <w:strike/>
-          <w:lang w:val="en-US"/>
-        </w:rPr>
-        <w:t>bei</w:t>
-      </w:r>
-      <w:proofErr w:type="spellEnd"/>
-      <w:r>
-        <w:rPr>
-          <w:strike/>
-          <w:lang w:val="en-US"/>
-        </w:rPr>
-        <w:t xml:space="preserve"> </w:t>
-      </w:r>
-      <w:proofErr w:type="spellStart"/>
-      <w:r>
-        <w:rPr>
-          <w:strike/>
-          <w:lang w:val="en-US"/>
-        </w:rPr>
-        <w:t>leichter</w:t>
-      </w:r>
-      <w:proofErr w:type="spellEnd"/>
-      <w:r>
-        <w:rPr>
-          <w:strike/>
-          <w:lang w:val="en-US"/>
-        </w:rPr>
-        <w:t xml:space="preserve"> </w:t>
-      </w:r>
-      <w:proofErr w:type="spellStart"/>
-      <w:r>
-        <w:rPr>
-          <w:strike/>
-          <w:lang w:val="en-US"/>
-        </w:rPr>
-        <w:t>Schwierigkeit</w:t>
-      </w:r>
-      <w:proofErr w:type="spellEnd"/>
+          <w:lang w:val="en-US"/>
+        </w:rPr>
+      </w:pPr>
+      <w:r>
+        <w:rPr>
+          <w:lang w:val="en-US"/>
+        </w:rPr>
+        <w:t>Credits (in Game)</w:t>
+      </w:r>
+    </w:p>
+    <w:p>
+      <w:pPr>
+        <w:pStyle w:val="Listenabsatz"/>
+        <w:numPr>
+          <w:ilvl w:val="1"/>
+          <w:numId w:val="1"/>
+        </w:numPr>
+        <w:rPr>
+          <w:lang w:val="en-US"/>
+        </w:rPr>
+      </w:pPr>
+      <w:r>
+        <w:rPr>
+          <w:lang w:val="en-US"/>
+        </w:rPr>
+        <w:t>Uns selbst (Realnamen oder itch Namen o.ä.)</w:t>
+      </w:r>
+    </w:p>
+    <w:p>
+      <w:pPr>
+        <w:pStyle w:val="Listenabsatz"/>
+        <w:numPr>
+          <w:ilvl w:val="1"/>
+          <w:numId w:val="1"/>
+        </w:numPr>
+        <w:rPr>
+          <w:lang w:val="en-US"/>
+        </w:rPr>
+      </w:pPr>
+      <w:r>
+        <w:rPr>
+          <w:lang w:val="en-US"/>
+        </w:rPr>
+        <w:t>Vllt @Mannheim University of Technology</w:t>
+      </w:r>
     </w:p>
     <w:p>
       <w:pPr>
@@ -471,38 +458,8 @@
         <w:rPr>
           <w:lang w:val="en-US"/>
         </w:rPr>
-        <w:t xml:space="preserve">Zeit pro </w:t>
-      </w:r>
-      <w:proofErr w:type="spellStart"/>
-      <w:r>
-        <w:rPr>
-          <w:lang w:val="en-US"/>
-        </w:rPr>
-        <w:t>gegenstand</w:t>
-      </w:r>
-      <w:proofErr w:type="spellEnd"/>
-      <w:r>
-        <w:rPr>
-          <w:lang w:val="en-US"/>
-        </w:rPr>
-        <w:t xml:space="preserve"> </w:t>
-      </w:r>
-      <w:proofErr w:type="spellStart"/>
-      <w:r>
-        <w:rPr>
-          <w:lang w:val="en-US"/>
-        </w:rPr>
-        <w:t>scalen</w:t>
-      </w:r>
-      <w:proofErr w:type="spellEnd"/>
-    </w:p>
-    <w:p>
-      <w:pPr>
-        <w:pStyle w:val="Listenabsatz"/>
-        <w:rPr>
-          <w:lang w:val="en-US"/>
-        </w:rPr>
-      </w:pPr>
+        <w:t>-Interactive Area mehr in Silvester rein bauen (more forgiving interact Area)</w:t>
+      </w:r>
     </w:p>
     <w:p>
       <w:pPr>
@@ -519,592 +476,7 @@
         <w:rPr>
           <w:lang w:val="en-US"/>
         </w:rPr>
-        <w:t xml:space="preserve">Patches für </w:t>
-      </w:r>
-      <w:proofErr w:type="spellStart"/>
-      <w:r>
-        <w:rPr>
-          <w:lang w:val="en-US"/>
-        </w:rPr>
-        <w:t>Schwierigkeitsstufe</w:t>
-      </w:r>
-      <w:proofErr w:type="spellEnd"/>
-    </w:p>
-    <w:p>
-      <w:pPr>
-        <w:pStyle w:val="Listenabsatz"/>
-        <w:numPr>
-          <w:ilvl w:val="0"/>
-          <w:numId w:val="1"/>
-        </w:numPr>
-        <w:rPr>
-          <w:lang w:val="en-US"/>
-        </w:rPr>
-      </w:pPr>
-      <w:proofErr w:type="spellStart"/>
-      <w:r>
-        <w:rPr>
-          <w:lang w:val="en-US"/>
-        </w:rPr>
-        <w:t>Bananenkorb</w:t>
-      </w:r>
-      <w:proofErr w:type="spellEnd"/>
-      <w:r>
-        <w:rPr>
-          <w:lang w:val="en-US"/>
-        </w:rPr>
-        <w:t xml:space="preserve"> </w:t>
-      </w:r>
-      <w:proofErr w:type="spellStart"/>
-      <w:r>
-        <w:rPr>
-          <w:lang w:val="en-US"/>
-        </w:rPr>
-        <w:t>überm</w:t>
-      </w:r>
-      <w:proofErr w:type="spellEnd"/>
-      <w:r>
-        <w:rPr>
-          <w:lang w:val="en-US"/>
-        </w:rPr>
-        <w:t xml:space="preserve"> </w:t>
-      </w:r>
-      <w:proofErr w:type="spellStart"/>
-      <w:r>
-        <w:rPr>
-          <w:lang w:val="en-US"/>
-        </w:rPr>
-        <w:t>kopf</w:t>
-      </w:r>
-      <w:proofErr w:type="spellEnd"/>
-      <w:r>
-        <w:rPr>
-          <w:lang w:val="en-US"/>
-        </w:rPr>
-        <w:t xml:space="preserve"> </w:t>
-      </w:r>
-      <w:proofErr w:type="spellStart"/>
-      <w:r>
-        <w:rPr>
-          <w:lang w:val="en-US"/>
-        </w:rPr>
-        <w:t>zum</w:t>
-      </w:r>
-      <w:proofErr w:type="spellEnd"/>
-      <w:r>
-        <w:rPr>
-          <w:lang w:val="en-US"/>
-        </w:rPr>
-        <w:t xml:space="preserve"> </w:t>
-      </w:r>
-      <w:proofErr w:type="spellStart"/>
-      <w:r>
-        <w:rPr>
-          <w:lang w:val="en-US"/>
-        </w:rPr>
-        <w:t>fangen</w:t>
-      </w:r>
-      <w:proofErr w:type="spellEnd"/>
-      <w:r>
-        <w:rPr>
-          <w:lang w:val="en-US"/>
-        </w:rPr>
-        <w:t>?</w:t>
-      </w:r>
-    </w:p>
-    <w:p>
-      <w:pPr>
-        <w:pStyle w:val="Listenabsatz"/>
-        <w:numPr>
-          <w:ilvl w:val="0"/>
-          <w:numId w:val="1"/>
-        </w:numPr>
-        <w:rPr>
-          <w:strike/>
-          <w:lang w:val="en-US"/>
-        </w:rPr>
-      </w:pPr>
-      <w:proofErr w:type="spellStart"/>
-      <w:r>
-        <w:rPr>
-          <w:strike/>
-          <w:lang w:val="en-US"/>
-        </w:rPr>
-        <w:t>Mehrere</w:t>
-      </w:r>
-      <w:proofErr w:type="spellEnd"/>
-      <w:r>
-        <w:rPr>
-          <w:strike/>
-          <w:lang w:val="en-US"/>
-        </w:rPr>
-        <w:t xml:space="preserve"> </w:t>
-      </w:r>
-      <w:proofErr w:type="spellStart"/>
-      <w:r>
-        <w:rPr>
-          <w:strike/>
-          <w:lang w:val="en-US"/>
-        </w:rPr>
-        <w:t>bananen</w:t>
-      </w:r>
-      <w:proofErr w:type="spellEnd"/>
-      <w:r>
-        <w:rPr>
-          <w:strike/>
-          <w:lang w:val="en-US"/>
-        </w:rPr>
-        <w:t xml:space="preserve"> pro saft</w:t>
-      </w:r>
-    </w:p>
-    <w:p>
-      <w:pPr>
-        <w:pStyle w:val="Listenabsatz"/>
-        <w:numPr>
-          <w:ilvl w:val="0"/>
-          <w:numId w:val="1"/>
-        </w:numPr>
-        <w:rPr>
-          <w:lang w:val="en-US"/>
-        </w:rPr>
-      </w:pPr>
-      <w:r>
-        <w:rPr>
-          <w:lang w:val="en-US"/>
-        </w:rPr>
-        <w:t xml:space="preserve">Mehr </w:t>
-      </w:r>
-      <w:proofErr w:type="spellStart"/>
-      <w:proofErr w:type="gramStart"/>
-      <w:r>
-        <w:rPr>
-          <w:lang w:val="en-US"/>
-        </w:rPr>
-        <w:t>früchte</w:t>
-      </w:r>
-      <w:proofErr w:type="spellEnd"/>
-      <w:r>
-        <w:rPr>
-          <w:lang w:val="en-US"/>
-        </w:rPr>
-        <w:t xml:space="preserve"> ?</w:t>
-      </w:r>
-      <w:proofErr w:type="gramEnd"/>
-      <w:r>
-        <w:rPr>
-          <w:lang w:val="en-US"/>
-        </w:rPr>
-        <w:t xml:space="preserve"> </w:t>
-      </w:r>
-    </w:p>
-    <w:p>
-      <w:pPr>
-        <w:pStyle w:val="Listenabsatz"/>
-        <w:rPr>
-          <w:lang w:val="en-US"/>
-        </w:rPr>
-      </w:pPr>
-    </w:p>
-    <w:p>
-      <w:pPr>
-        <w:pStyle w:val="Listenabsatz"/>
-        <w:numPr>
-          <w:ilvl w:val="0"/>
-          <w:numId w:val="1"/>
-        </w:numPr>
-        <w:rPr>
-          <w:lang w:val="en-US"/>
-        </w:rPr>
-      </w:pPr>
-      <w:r>
-        <w:rPr>
-          <w:lang w:val="en-US"/>
-        </w:rPr>
-        <w:t>UI</w:t>
-      </w:r>
-    </w:p>
-    <w:p>
-      <w:pPr>
-        <w:pStyle w:val="Listenabsatz"/>
-        <w:numPr>
-          <w:ilvl w:val="0"/>
-          <w:numId w:val="1"/>
-        </w:numPr>
-        <w:rPr>
-          <w:lang w:val="en-US"/>
-        </w:rPr>
-      </w:pPr>
-      <w:proofErr w:type="spellStart"/>
-      <w:r>
-        <w:rPr>
-          <w:lang w:val="en-US"/>
-        </w:rPr>
-        <w:t>Kommentare</w:t>
-      </w:r>
-      <w:proofErr w:type="spellEnd"/>
-      <w:r>
-        <w:rPr>
-          <w:lang w:val="en-US"/>
-        </w:rPr>
-        <w:t xml:space="preserve"> von Godot </w:t>
-      </w:r>
-      <w:proofErr w:type="spellStart"/>
-      <w:r>
-        <w:rPr>
-          <w:lang w:val="en-US"/>
-        </w:rPr>
-        <w:t>Abgabe</w:t>
-      </w:r>
-      <w:proofErr w:type="spellEnd"/>
-      <w:r>
-        <w:rPr>
-          <w:lang w:val="en-US"/>
-        </w:rPr>
-        <w:t xml:space="preserve"> </w:t>
-      </w:r>
-      <w:proofErr w:type="spellStart"/>
-      <w:r>
-        <w:rPr>
-          <w:lang w:val="en-US"/>
-        </w:rPr>
-        <w:t>anpassen</w:t>
-      </w:r>
-      <w:proofErr w:type="spellEnd"/>
-    </w:p>
-    <w:p>
-      <w:pPr>
-        <w:pStyle w:val="Listenabsatz"/>
-        <w:numPr>
-          <w:ilvl w:val="1"/>
-          <w:numId w:val="1"/>
-        </w:numPr>
-        <w:rPr>
-          <w:strike/>
-          <w:lang w:val="en-US"/>
-        </w:rPr>
-      </w:pPr>
-      <w:r>
-        <w:rPr>
-          <w:strike/>
-          <w:lang w:val="en-US"/>
-        </w:rPr>
-        <w:t xml:space="preserve">Sound Intro </w:t>
-      </w:r>
-      <w:proofErr w:type="spellStart"/>
-      <w:r>
-        <w:rPr>
-          <w:strike/>
-          <w:lang w:val="en-US"/>
-        </w:rPr>
-        <w:t>raus</w:t>
-      </w:r>
-      <w:proofErr w:type="spellEnd"/>
-      <w:r>
-        <w:rPr>
-          <w:strike/>
-          <w:lang w:val="en-US"/>
-        </w:rPr>
-        <w:t xml:space="preserve"> </w:t>
-      </w:r>
-      <w:proofErr w:type="spellStart"/>
-      <w:r>
-        <w:rPr>
-          <w:strike/>
-          <w:lang w:val="en-US"/>
-        </w:rPr>
-        <w:t>nehmen</w:t>
-      </w:r>
-      <w:proofErr w:type="spellEnd"/>
-      <w:r>
-        <w:rPr>
-          <w:strike/>
-          <w:lang w:val="en-US"/>
-        </w:rPr>
-        <w:t xml:space="preserve"> (sound Tween)</w:t>
-      </w:r>
-    </w:p>
-    <w:p>
-      <w:pPr>
-        <w:pStyle w:val="Listenabsatz"/>
-        <w:numPr>
-          <w:ilvl w:val="1"/>
-          <w:numId w:val="1"/>
-        </w:numPr>
-        <w:rPr>
-          <w:lang w:val="en-US"/>
-        </w:rPr>
-      </w:pPr>
-      <w:r>
-        <w:rPr>
-          <w:lang w:val="en-US"/>
-        </w:rPr>
-        <w:t>(</w:t>
-      </w:r>
-      <w:r>
-        <w:rPr>
-          <w:lang w:val="en-US"/>
-        </w:rPr>
-        <w:t xml:space="preserve">Statt Sound-Element, </w:t>
-      </w:r>
-      <w:proofErr w:type="spellStart"/>
-      <w:r>
-        <w:rPr>
-          <w:lang w:val="en-US"/>
-        </w:rPr>
-        <w:t>kann</w:t>
-      </w:r>
-      <w:proofErr w:type="spellEnd"/>
-      <w:r>
-        <w:rPr>
-          <w:lang w:val="en-US"/>
-        </w:rPr>
-        <w:t xml:space="preserve"> man </w:t>
-      </w:r>
-      <w:proofErr w:type="spellStart"/>
-      <w:r>
-        <w:rPr>
-          <w:lang w:val="en-US"/>
-        </w:rPr>
-        <w:t>auch</w:t>
-      </w:r>
-      <w:proofErr w:type="spellEnd"/>
-      <w:r>
-        <w:rPr>
-          <w:lang w:val="en-US"/>
-        </w:rPr>
-        <w:t xml:space="preserve"> auf </w:t>
-      </w:r>
-      <w:proofErr w:type="spellStart"/>
-      <w:r>
-        <w:rPr>
-          <w:lang w:val="en-US"/>
-        </w:rPr>
-        <w:t>SoundBus</w:t>
-      </w:r>
-      <w:proofErr w:type="spellEnd"/>
-      <w:r>
-        <w:rPr>
-          <w:lang w:val="en-US"/>
-        </w:rPr>
-        <w:t xml:space="preserve"> </w:t>
-      </w:r>
-      <w:proofErr w:type="spellStart"/>
-      <w:r>
-        <w:rPr>
-          <w:lang w:val="en-US"/>
-        </w:rPr>
-        <w:t>einsetzen</w:t>
-      </w:r>
-      <w:proofErr w:type="spellEnd"/>
-      <w:r>
-        <w:rPr>
-          <w:lang w:val="en-US"/>
-        </w:rPr>
-        <w:t>)</w:t>
-      </w:r>
-    </w:p>
-    <w:p>
-      <w:pPr>
-        <w:pStyle w:val="Listenabsatz"/>
-        <w:numPr>
-          <w:ilvl w:val="0"/>
-          <w:numId w:val="1"/>
-        </w:numPr>
-        <w:rPr>
-          <w:lang w:val="en-US"/>
-        </w:rPr>
-      </w:pPr>
-      <w:r>
-        <w:rPr>
-          <w:lang w:val="en-US"/>
-        </w:rPr>
-        <w:t>Sounds (movement sound, Johnny FX und so)</w:t>
-      </w:r>
-    </w:p>
-    <w:p>
-      <w:pPr>
-        <w:pStyle w:val="Listenabsatz"/>
-        <w:numPr>
-          <w:ilvl w:val="0"/>
-          <w:numId w:val="1"/>
-        </w:numPr>
-        <w:rPr>
-          <w:lang w:val="en-US"/>
-        </w:rPr>
-      </w:pPr>
-      <w:r>
-        <w:rPr>
-          <w:lang w:val="en-US"/>
-        </w:rPr>
-        <w:t>Credits (in Game)</w:t>
-      </w:r>
-    </w:p>
-    <w:p>
-      <w:pPr>
-        <w:pStyle w:val="Listenabsatz"/>
-        <w:numPr>
-          <w:ilvl w:val="1"/>
-          <w:numId w:val="1"/>
-        </w:numPr>
-        <w:rPr>
-          <w:lang w:val="en-US"/>
-        </w:rPr>
-      </w:pPr>
-      <w:proofErr w:type="spellStart"/>
-      <w:r>
-        <w:rPr>
-          <w:lang w:val="en-US"/>
-        </w:rPr>
-        <w:t>Uns</w:t>
-      </w:r>
-      <w:proofErr w:type="spellEnd"/>
-      <w:r>
-        <w:rPr>
-          <w:lang w:val="en-US"/>
-        </w:rPr>
-        <w:t xml:space="preserve"> </w:t>
-      </w:r>
-      <w:proofErr w:type="spellStart"/>
-      <w:r>
-        <w:rPr>
-          <w:lang w:val="en-US"/>
-        </w:rPr>
-        <w:t>selbst</w:t>
-      </w:r>
-      <w:proofErr w:type="spellEnd"/>
-      <w:r>
-        <w:rPr>
-          <w:lang w:val="en-US"/>
-        </w:rPr>
-        <w:t xml:space="preserve"> (</w:t>
-      </w:r>
-      <w:proofErr w:type="spellStart"/>
-      <w:r>
-        <w:rPr>
-          <w:lang w:val="en-US"/>
-        </w:rPr>
-        <w:t>Realnamen</w:t>
-      </w:r>
-      <w:proofErr w:type="spellEnd"/>
-      <w:r>
-        <w:rPr>
-          <w:lang w:val="en-US"/>
-        </w:rPr>
-        <w:t xml:space="preserve"> </w:t>
-      </w:r>
-      <w:proofErr w:type="spellStart"/>
-      <w:r>
-        <w:rPr>
-          <w:lang w:val="en-US"/>
-        </w:rPr>
-        <w:t>oder</w:t>
-      </w:r>
-      <w:proofErr w:type="spellEnd"/>
-      <w:r>
-        <w:rPr>
-          <w:lang w:val="en-US"/>
-        </w:rPr>
-        <w:t xml:space="preserve"> itch Namen </w:t>
-      </w:r>
-      <w:proofErr w:type="spellStart"/>
-      <w:r>
-        <w:rPr>
-          <w:lang w:val="en-US"/>
-        </w:rPr>
-        <w:t>o.ä</w:t>
-      </w:r>
-      <w:proofErr w:type="spellEnd"/>
-      <w:r>
-        <w:rPr>
-          <w:lang w:val="en-US"/>
-        </w:rPr>
-        <w:t>.)</w:t>
-      </w:r>
-    </w:p>
-    <w:p>
-      <w:pPr>
-        <w:pStyle w:val="Listenabsatz"/>
-        <w:numPr>
-          <w:ilvl w:val="1"/>
-          <w:numId w:val="1"/>
-        </w:numPr>
-        <w:rPr>
-          <w:lang w:val="en-US"/>
-        </w:rPr>
-      </w:pPr>
-      <w:proofErr w:type="spellStart"/>
-      <w:r>
-        <w:rPr>
-          <w:lang w:val="en-US"/>
-        </w:rPr>
-        <w:t>Vllt</w:t>
-      </w:r>
-      <w:proofErr w:type="spellEnd"/>
-      <w:r>
-        <w:rPr>
-          <w:lang w:val="en-US"/>
-        </w:rPr>
-        <w:t xml:space="preserve"> @Mannheim University of Technology</w:t>
-      </w:r>
-    </w:p>
-    <w:p>
-      <w:pPr>
-        <w:pStyle w:val="Listenabsatz"/>
-        <w:numPr>
-          <w:ilvl w:val="0"/>
-          <w:numId w:val="1"/>
-        </w:numPr>
-        <w:rPr>
-          <w:lang w:val="en-US"/>
-        </w:rPr>
-      </w:pPr>
-      <w:r>
-        <w:rPr>
-          <w:lang w:val="en-US"/>
-        </w:rPr>
-        <w:t xml:space="preserve">-Interactive Area </w:t>
-      </w:r>
-      <w:proofErr w:type="spellStart"/>
-      <w:r>
-        <w:rPr>
-          <w:lang w:val="en-US"/>
-        </w:rPr>
-        <w:t>mehr</w:t>
-      </w:r>
-      <w:proofErr w:type="spellEnd"/>
-      <w:r>
-        <w:rPr>
-          <w:lang w:val="en-US"/>
-        </w:rPr>
-        <w:t xml:space="preserve"> in Silvester rein </w:t>
-      </w:r>
-      <w:proofErr w:type="spellStart"/>
-      <w:r>
-        <w:rPr>
-          <w:lang w:val="en-US"/>
-        </w:rPr>
-        <w:t>bauen</w:t>
-      </w:r>
-      <w:proofErr w:type="spellEnd"/>
-      <w:r>
-        <w:rPr>
-          <w:lang w:val="en-US"/>
-        </w:rPr>
-        <w:t xml:space="preserve"> (more forgiving </w:t>
-      </w:r>
-      <w:proofErr w:type="gramStart"/>
-      <w:r>
-        <w:rPr>
-          <w:lang w:val="en-US"/>
-        </w:rPr>
-        <w:t>interact</w:t>
-      </w:r>
-      <w:proofErr w:type="gramEnd"/>
-      <w:r>
-        <w:rPr>
-          <w:lang w:val="en-US"/>
-        </w:rPr>
-        <w:t xml:space="preserve"> Area)</w:t>
+        <w:t>Priorierung von gegeständen zu Geräten (Kaffee kann muss aufgehoben werden können, auch wenn Mixer o.ä. auch in Area sind)</w:t>
       </w:r>
     </w:p>
     <w:sectPr>

--- a/wild-jam-april-2026/__ORGA/Offene Todos.docx
+++ b/wild-jam-april-2026/__ORGA/Offene Todos.docx
@@ -9,11 +9,19 @@
           <w:lang w:val="en-US"/>
         </w:rPr>
       </w:pPr>
-      <w:r>
-        <w:rPr>
-          <w:lang w:val="en-US"/>
-        </w:rPr>
-        <w:t>Offene Todos</w:t>
+      <w:proofErr w:type="spellStart"/>
+      <w:r>
+        <w:rPr>
+          <w:lang w:val="en-US"/>
+        </w:rPr>
+        <w:t>Offene</w:t>
+      </w:r>
+      <w:proofErr w:type="spellEnd"/>
+      <w:r>
+        <w:rPr>
+          <w:lang w:val="en-US"/>
+        </w:rPr>
+        <w:t xml:space="preserve"> Todos</w:t>
       </w:r>
     </w:p>
     <w:p>
@@ -31,8 +39,44 @@
         <w:rPr>
           <w:lang w:val="en-US"/>
         </w:rPr>
-        <w:t>Erst text dann bild in der Sprechblase</w:t>
-      </w:r>
+        <w:t xml:space="preserve">Erst text </w:t>
+      </w:r>
+      <w:proofErr w:type="spellStart"/>
+      <w:r>
+        <w:rPr>
+          <w:lang w:val="en-US"/>
+        </w:rPr>
+        <w:t>dann</w:t>
+      </w:r>
+      <w:proofErr w:type="spellEnd"/>
+      <w:r>
+        <w:rPr>
+          <w:lang w:val="en-US"/>
+        </w:rPr>
+        <w:t xml:space="preserve"> </w:t>
+      </w:r>
+      <w:proofErr w:type="spellStart"/>
+      <w:r>
+        <w:rPr>
+          <w:lang w:val="en-US"/>
+        </w:rPr>
+        <w:t>bild</w:t>
+      </w:r>
+      <w:proofErr w:type="spellEnd"/>
+      <w:r>
+        <w:rPr>
+          <w:lang w:val="en-US"/>
+        </w:rPr>
+        <w:t xml:space="preserve"> in der </w:t>
+      </w:r>
+      <w:proofErr w:type="spellStart"/>
+      <w:r>
+        <w:rPr>
+          <w:lang w:val="en-US"/>
+        </w:rPr>
+        <w:t>Sprechblase</w:t>
+      </w:r>
+      <w:proofErr w:type="spellEnd"/>
     </w:p>
     <w:p>
       <w:pPr>
@@ -45,11 +89,33 @@
           <w:lang w:val="en-US"/>
         </w:rPr>
       </w:pPr>
-      <w:r>
-        <w:rPr>
-          <w:lang w:val="en-US"/>
-        </w:rPr>
-        <w:t>Bewegen während interactions</w:t>
+      <w:proofErr w:type="spellStart"/>
+      <w:r>
+        <w:rPr>
+          <w:lang w:val="en-US"/>
+        </w:rPr>
+        <w:t>Bewegen</w:t>
+      </w:r>
+      <w:proofErr w:type="spellEnd"/>
+      <w:r>
+        <w:rPr>
+          <w:lang w:val="en-US"/>
+        </w:rPr>
+        <w:t xml:space="preserve"> </w:t>
+      </w:r>
+      <w:proofErr w:type="spellStart"/>
+      <w:r>
+        <w:rPr>
+          <w:lang w:val="en-US"/>
+        </w:rPr>
+        <w:t>während</w:t>
+      </w:r>
+      <w:proofErr w:type="spellEnd"/>
+      <w:r>
+        <w:rPr>
+          <w:lang w:val="en-US"/>
+        </w:rPr>
+        <w:t xml:space="preserve"> interactions</w:t>
       </w:r>
     </w:p>
     <w:p>
@@ -68,8 +134,16 @@
         <w:rPr>
           <w:strike/>
         </w:rPr>
-        <w:t>Banane wachs animation</w:t>
-      </w:r>
+        <w:t xml:space="preserve">Banane wachs </w:t>
+      </w:r>
+      <w:proofErr w:type="spellStart"/>
+      <w:r>
+        <w:rPr>
+          <w:strike/>
+        </w:rPr>
+        <w:t>animation</w:t>
+      </w:r>
+      <w:proofErr w:type="spellEnd"/>
     </w:p>
     <w:p>
       <w:pPr>
@@ -82,6 +156,7 @@
           <w:lang w:val="en-US"/>
         </w:rPr>
       </w:pPr>
+      <w:proofErr w:type="spellStart"/>
       <w:r>
         <w:rPr>
           <w:lang w:val="en-US"/>
@@ -98,8 +173,37 @@
         <w:rPr>
           <w:lang w:val="en-US"/>
         </w:rPr>
-        <w:t>t jump und banane fangen</w:t>
-      </w:r>
+        <w:t>t</w:t>
+      </w:r>
+      <w:proofErr w:type="spellEnd"/>
+      <w:r>
+        <w:rPr>
+          <w:lang w:val="en-US"/>
+        </w:rPr>
+        <w:t xml:space="preserve"> jump und </w:t>
+      </w:r>
+      <w:proofErr w:type="spellStart"/>
+      <w:r>
+        <w:rPr>
+          <w:lang w:val="en-US"/>
+        </w:rPr>
+        <w:t>banane</w:t>
+      </w:r>
+      <w:proofErr w:type="spellEnd"/>
+      <w:r>
+        <w:rPr>
+          <w:lang w:val="en-US"/>
+        </w:rPr>
+        <w:t xml:space="preserve"> </w:t>
+      </w:r>
+      <w:proofErr w:type="spellStart"/>
+      <w:r>
+        <w:rPr>
+          <w:lang w:val="en-US"/>
+        </w:rPr>
+        <w:t>fangen</w:t>
+      </w:r>
+      <w:proofErr w:type="spellEnd"/>
     </w:p>
     <w:p>
       <w:pPr>
@@ -112,12 +216,42 @@
           <w:lang w:val="en-US"/>
         </w:rPr>
       </w:pPr>
-      <w:r>
-        <w:rPr>
-          <w:lang w:val="en-US"/>
-        </w:rPr>
-        <w:t>Wasserhahn optisch definieren</w:t>
-      </w:r>
+      <w:proofErr w:type="spellStart"/>
+      <w:r>
+        <w:rPr>
+          <w:lang w:val="en-US"/>
+        </w:rPr>
+        <w:t>Wasserhahn</w:t>
+      </w:r>
+      <w:proofErr w:type="spellEnd"/>
+      <w:r>
+        <w:rPr>
+          <w:lang w:val="en-US"/>
+        </w:rPr>
+        <w:t xml:space="preserve"> </w:t>
+      </w:r>
+      <w:proofErr w:type="spellStart"/>
+      <w:r>
+        <w:rPr>
+          <w:lang w:val="en-US"/>
+        </w:rPr>
+        <w:t>optisch</w:t>
+      </w:r>
+      <w:proofErr w:type="spellEnd"/>
+      <w:r>
+        <w:rPr>
+          <w:lang w:val="en-US"/>
+        </w:rPr>
+        <w:t xml:space="preserve"> </w:t>
+      </w:r>
+      <w:proofErr w:type="spellStart"/>
+      <w:r>
+        <w:rPr>
+          <w:lang w:val="en-US"/>
+        </w:rPr>
+        <w:t>definieren</w:t>
+      </w:r>
+      <w:proofErr w:type="spellEnd"/>
     </w:p>
     <w:p>
       <w:pPr>
@@ -136,7 +270,55 @@
           <w:strike/>
           <w:lang w:val="en-US"/>
         </w:rPr>
-        <w:t>Feedback -&gt; erfolg misserfolg, was kann ich tun</w:t>
+        <w:t xml:space="preserve">Feedback -&gt; </w:t>
+      </w:r>
+      <w:proofErr w:type="spellStart"/>
+      <w:r>
+        <w:rPr>
+          <w:strike/>
+          <w:lang w:val="en-US"/>
+        </w:rPr>
+        <w:t>erfolg</w:t>
+      </w:r>
+      <w:proofErr w:type="spellEnd"/>
+      <w:r>
+        <w:rPr>
+          <w:strike/>
+          <w:lang w:val="en-US"/>
+        </w:rPr>
+        <w:t xml:space="preserve"> </w:t>
+      </w:r>
+      <w:proofErr w:type="spellStart"/>
+      <w:r>
+        <w:rPr>
+          <w:strike/>
+          <w:lang w:val="en-US"/>
+        </w:rPr>
+        <w:t>misserfolg</w:t>
+      </w:r>
+      <w:proofErr w:type="spellEnd"/>
+      <w:r>
+        <w:rPr>
+          <w:strike/>
+          <w:lang w:val="en-US"/>
+        </w:rPr>
+        <w:t xml:space="preserve">, was </w:t>
+      </w:r>
+      <w:proofErr w:type="spellStart"/>
+      <w:r>
+        <w:rPr>
+          <w:strike/>
+          <w:lang w:val="en-US"/>
+        </w:rPr>
+        <w:t>kann</w:t>
+      </w:r>
+      <w:proofErr w:type="spellEnd"/>
+      <w:r>
+        <w:rPr>
+          <w:strike/>
+          <w:lang w:val="en-US"/>
+        </w:rPr>
+        <w:t xml:space="preserve"> ich tun</w:t>
       </w:r>
     </w:p>
     <w:p>
@@ -154,8 +336,16 @@
         <w:rPr>
           <w:lang w:val="en-US"/>
         </w:rPr>
-        <w:t>Banane in hand ?</w:t>
-      </w:r>
+        <w:t xml:space="preserve">Banane in </w:t>
+      </w:r>
+      <w:proofErr w:type="gramStart"/>
+      <w:r>
+        <w:rPr>
+          <w:lang w:val="en-US"/>
+        </w:rPr>
+        <w:t>hand ?</w:t>
+      </w:r>
+      <w:proofErr w:type="gramEnd"/>
     </w:p>
     <w:p>
       <w:pPr>
@@ -174,8 +364,97 @@
           <w:strike/>
           <w:lang w:val="en-US"/>
         </w:rPr>
-        <w:t>Nur etwa 3 items zum gewinnen bei leichter Schwierigkeit</w:t>
-      </w:r>
+        <w:t xml:space="preserve">Nur </w:t>
+      </w:r>
+      <w:proofErr w:type="spellStart"/>
+      <w:r>
+        <w:rPr>
+          <w:strike/>
+          <w:lang w:val="en-US"/>
+        </w:rPr>
+        <w:t>etwa</w:t>
+      </w:r>
+      <w:proofErr w:type="spellEnd"/>
+      <w:r>
+        <w:rPr>
+          <w:strike/>
+          <w:lang w:val="en-US"/>
+        </w:rPr>
+        <w:t xml:space="preserve"> 3 items </w:t>
+      </w:r>
+      <w:proofErr w:type="spellStart"/>
+      <w:r>
+        <w:rPr>
+          <w:strike/>
+          <w:lang w:val="en-US"/>
+        </w:rPr>
+        <w:t>zum</w:t>
+      </w:r>
+      <w:proofErr w:type="spellEnd"/>
+      <w:r>
+        <w:rPr>
+          <w:strike/>
+          <w:lang w:val="en-US"/>
+        </w:rPr>
+        <w:t xml:space="preserve"> </w:t>
+      </w:r>
+      <w:proofErr w:type="spellStart"/>
+      <w:r>
+        <w:rPr>
+          <w:strike/>
+          <w:lang w:val="en-US"/>
+        </w:rPr>
+        <w:t>gewinnen</w:t>
+      </w:r>
+      <w:proofErr w:type="spellEnd"/>
+      <w:r>
+        <w:rPr>
+          <w:strike/>
+          <w:lang w:val="en-US"/>
+        </w:rPr>
+        <w:t xml:space="preserve"> </w:t>
+      </w:r>
+      <w:proofErr w:type="spellStart"/>
+      <w:r>
+        <w:rPr>
+          <w:strike/>
+          <w:lang w:val="en-US"/>
+        </w:rPr>
+        <w:t>bei</w:t>
+      </w:r>
+      <w:proofErr w:type="spellEnd"/>
+      <w:r>
+        <w:rPr>
+          <w:strike/>
+          <w:lang w:val="en-US"/>
+        </w:rPr>
+        <w:t xml:space="preserve"> </w:t>
+      </w:r>
+      <w:proofErr w:type="spellStart"/>
+      <w:r>
+        <w:rPr>
+          <w:strike/>
+          <w:lang w:val="en-US"/>
+        </w:rPr>
+        <w:t>leichter</w:t>
+      </w:r>
+      <w:proofErr w:type="spellEnd"/>
+      <w:r>
+        <w:rPr>
+          <w:strike/>
+          <w:lang w:val="en-US"/>
+        </w:rPr>
+        <w:t xml:space="preserve"> </w:t>
+      </w:r>
+      <w:proofErr w:type="spellStart"/>
+      <w:r>
+        <w:rPr>
+          <w:strike/>
+          <w:lang w:val="en-US"/>
+        </w:rPr>
+        <w:t>Schwierigkeit</w:t>
+      </w:r>
+      <w:proofErr w:type="spellEnd"/>
     </w:p>
     <w:p>
       <w:pPr>
@@ -192,8 +471,30 @@
         <w:rPr>
           <w:lang w:val="en-US"/>
         </w:rPr>
-        <w:t>Zeit pro gegenstand scalen</w:t>
-      </w:r>
+        <w:t xml:space="preserve">Zeit pro </w:t>
+      </w:r>
+      <w:proofErr w:type="spellStart"/>
+      <w:r>
+        <w:rPr>
+          <w:lang w:val="en-US"/>
+        </w:rPr>
+        <w:t>gegenstand</w:t>
+      </w:r>
+      <w:proofErr w:type="spellEnd"/>
+      <w:r>
+        <w:rPr>
+          <w:lang w:val="en-US"/>
+        </w:rPr>
+        <w:t xml:space="preserve"> </w:t>
+      </w:r>
+      <w:proofErr w:type="spellStart"/>
+      <w:r>
+        <w:rPr>
+          <w:lang w:val="en-US"/>
+        </w:rPr>
+        <w:t>scalen</w:t>
+      </w:r>
+      <w:proofErr w:type="spellEnd"/>
     </w:p>
     <w:p>
       <w:pPr>
@@ -218,8 +519,16 @@
         <w:rPr>
           <w:lang w:val="en-US"/>
         </w:rPr>
-        <w:t>Patches für Schwierigkeitsstufe</w:t>
-      </w:r>
+        <w:t xml:space="preserve">Patches für </w:t>
+      </w:r>
+      <w:proofErr w:type="spellStart"/>
+      <w:r>
+        <w:rPr>
+          <w:lang w:val="en-US"/>
+        </w:rPr>
+        <w:t>Schwierigkeitsstufe</w:t>
+      </w:r>
+      <w:proofErr w:type="spellEnd"/>
     </w:p>
     <w:p>
       <w:pPr>
@@ -232,11 +541,75 @@
           <w:lang w:val="en-US"/>
         </w:rPr>
       </w:pPr>
-      <w:r>
-        <w:rPr>
-          <w:lang w:val="en-US"/>
-        </w:rPr>
-        <w:t>Bananenkorb überm kopf zum fangen?</w:t>
+      <w:proofErr w:type="spellStart"/>
+      <w:r>
+        <w:rPr>
+          <w:lang w:val="en-US"/>
+        </w:rPr>
+        <w:t>Bananenkorb</w:t>
+      </w:r>
+      <w:proofErr w:type="spellEnd"/>
+      <w:r>
+        <w:rPr>
+          <w:lang w:val="en-US"/>
+        </w:rPr>
+        <w:t xml:space="preserve"> </w:t>
+      </w:r>
+      <w:proofErr w:type="spellStart"/>
+      <w:r>
+        <w:rPr>
+          <w:lang w:val="en-US"/>
+        </w:rPr>
+        <w:t>überm</w:t>
+      </w:r>
+      <w:proofErr w:type="spellEnd"/>
+      <w:r>
+        <w:rPr>
+          <w:lang w:val="en-US"/>
+        </w:rPr>
+        <w:t xml:space="preserve"> </w:t>
+      </w:r>
+      <w:proofErr w:type="spellStart"/>
+      <w:r>
+        <w:rPr>
+          <w:lang w:val="en-US"/>
+        </w:rPr>
+        <w:t>kopf</w:t>
+      </w:r>
+      <w:proofErr w:type="spellEnd"/>
+      <w:r>
+        <w:rPr>
+          <w:lang w:val="en-US"/>
+        </w:rPr>
+        <w:t xml:space="preserve"> </w:t>
+      </w:r>
+      <w:proofErr w:type="spellStart"/>
+      <w:r>
+        <w:rPr>
+          <w:lang w:val="en-US"/>
+        </w:rPr>
+        <w:t>zum</w:t>
+      </w:r>
+      <w:proofErr w:type="spellEnd"/>
+      <w:r>
+        <w:rPr>
+          <w:lang w:val="en-US"/>
+        </w:rPr>
+        <w:t xml:space="preserve"> </w:t>
+      </w:r>
+      <w:proofErr w:type="spellStart"/>
+      <w:r>
+        <w:rPr>
+          <w:lang w:val="en-US"/>
+        </w:rPr>
+        <w:t>fangen</w:t>
+      </w:r>
+      <w:proofErr w:type="spellEnd"/>
+      <w:r>
+        <w:rPr>
+          <w:lang w:val="en-US"/>
+        </w:rPr>
+        <w:t>?</w:t>
       </w:r>
     </w:p>
     <w:p>
@@ -251,12 +624,37 @@
           <w:lang w:val="en-US"/>
         </w:rPr>
       </w:pPr>
-      <w:r>
-        <w:rPr>
-          <w:strike/>
-          <w:lang w:val="en-US"/>
-        </w:rPr>
-        <w:t>Mehrere bananen pro saft</w:t>
+      <w:proofErr w:type="spellStart"/>
+      <w:r>
+        <w:rPr>
+          <w:strike/>
+          <w:lang w:val="en-US"/>
+        </w:rPr>
+        <w:t>Mehrere</w:t>
+      </w:r>
+      <w:proofErr w:type="spellEnd"/>
+      <w:r>
+        <w:rPr>
+          <w:strike/>
+          <w:lang w:val="en-US"/>
+        </w:rPr>
+        <w:t xml:space="preserve"> </w:t>
+      </w:r>
+      <w:proofErr w:type="spellStart"/>
+      <w:r>
+        <w:rPr>
+          <w:strike/>
+          <w:lang w:val="en-US"/>
+        </w:rPr>
+        <w:t>bananen</w:t>
+      </w:r>
+      <w:proofErr w:type="spellEnd"/>
+      <w:r>
+        <w:rPr>
+          <w:strike/>
+          <w:lang w:val="en-US"/>
+        </w:rPr>
+        <w:t xml:space="preserve"> pro saft</w:t>
       </w:r>
     </w:p>
     <w:p>
@@ -274,7 +672,29 @@
         <w:rPr>
           <w:lang w:val="en-US"/>
         </w:rPr>
-        <w:t xml:space="preserve">Mehr früchte ? </w:t>
+        <w:t xml:space="preserve">Mehr </w:t>
+      </w:r>
+      <w:proofErr w:type="spellStart"/>
+      <w:proofErr w:type="gramStart"/>
+      <w:r>
+        <w:rPr>
+          <w:lang w:val="en-US"/>
+        </w:rPr>
+        <w:t>früchte</w:t>
+      </w:r>
+      <w:proofErr w:type="spellEnd"/>
+      <w:r>
+        <w:rPr>
+          <w:lang w:val="en-US"/>
+        </w:rPr>
+        <w:t xml:space="preserve"> ?</w:t>
+      </w:r>
+      <w:proofErr w:type="gramEnd"/>
+      <w:r>
+        <w:rPr>
+          <w:lang w:val="en-US"/>
+        </w:rPr>
+        <w:t xml:space="preserve"> </w:t>
       </w:r>
     </w:p>
     <w:p>
@@ -314,12 +734,42 @@
           <w:lang w:val="en-US"/>
         </w:rPr>
       </w:pPr>
-      <w:r>
-        <w:rPr>
-          <w:lang w:val="en-US"/>
-        </w:rPr>
-        <w:t>Kommentare von Godot Abgabe anpassen</w:t>
-      </w:r>
+      <w:proofErr w:type="spellStart"/>
+      <w:r>
+        <w:rPr>
+          <w:lang w:val="en-US"/>
+        </w:rPr>
+        <w:t>Kommentare</w:t>
+      </w:r>
+      <w:proofErr w:type="spellEnd"/>
+      <w:r>
+        <w:rPr>
+          <w:lang w:val="en-US"/>
+        </w:rPr>
+        <w:t xml:space="preserve"> von Godot </w:t>
+      </w:r>
+      <w:proofErr w:type="spellStart"/>
+      <w:r>
+        <w:rPr>
+          <w:lang w:val="en-US"/>
+        </w:rPr>
+        <w:t>Abgabe</w:t>
+      </w:r>
+      <w:proofErr w:type="spellEnd"/>
+      <w:r>
+        <w:rPr>
+          <w:lang w:val="en-US"/>
+        </w:rPr>
+        <w:t xml:space="preserve"> </w:t>
+      </w:r>
+      <w:proofErr w:type="spellStart"/>
+      <w:r>
+        <w:rPr>
+          <w:lang w:val="en-US"/>
+        </w:rPr>
+        <w:t>anpassen</w:t>
+      </w:r>
+      <w:proofErr w:type="spellEnd"/>
     </w:p>
     <w:p>
       <w:pPr>
@@ -338,7 +788,39 @@
           <w:strike/>
           <w:lang w:val="en-US"/>
         </w:rPr>
-        <w:t>Sound Intro raus nehmen (sound Tween)</w:t>
+        <w:t xml:space="preserve">Sound Intro </w:t>
+      </w:r>
+      <w:proofErr w:type="spellStart"/>
+      <w:r>
+        <w:rPr>
+          <w:strike/>
+          <w:lang w:val="en-US"/>
+        </w:rPr>
+        <w:t>raus</w:t>
+      </w:r>
+      <w:proofErr w:type="spellEnd"/>
+      <w:r>
+        <w:rPr>
+          <w:strike/>
+          <w:lang w:val="en-US"/>
+        </w:rPr>
+        <w:t xml:space="preserve"> </w:t>
+      </w:r>
+      <w:proofErr w:type="spellStart"/>
+      <w:r>
+        <w:rPr>
+          <w:strike/>
+          <w:lang w:val="en-US"/>
+        </w:rPr>
+        <w:t>nehmen</w:t>
+      </w:r>
+      <w:proofErr w:type="spellEnd"/>
+      <w:r>
+        <w:rPr>
+          <w:strike/>
+          <w:lang w:val="en-US"/>
+        </w:rPr>
+        <w:t xml:space="preserve"> (sound Tween)</w:t>
       </w:r>
     </w:p>
     <w:p>
@@ -362,8 +844,58 @@
         <w:rPr>
           <w:lang w:val="en-US"/>
         </w:rPr>
-        <w:t>Statt Sound-Element, kann man auch auf SoundBus einsetzen</w:t>
-      </w:r>
+        <w:t xml:space="preserve">Statt Sound-Element, </w:t>
+      </w:r>
+      <w:proofErr w:type="spellStart"/>
+      <w:r>
+        <w:rPr>
+          <w:lang w:val="en-US"/>
+        </w:rPr>
+        <w:t>kann</w:t>
+      </w:r>
+      <w:proofErr w:type="spellEnd"/>
+      <w:r>
+        <w:rPr>
+          <w:lang w:val="en-US"/>
+        </w:rPr>
+        <w:t xml:space="preserve"> man </w:t>
+      </w:r>
+      <w:proofErr w:type="spellStart"/>
+      <w:r>
+        <w:rPr>
+          <w:lang w:val="en-US"/>
+        </w:rPr>
+        <w:t>auch</w:t>
+      </w:r>
+      <w:proofErr w:type="spellEnd"/>
+      <w:r>
+        <w:rPr>
+          <w:lang w:val="en-US"/>
+        </w:rPr>
+        <w:t xml:space="preserve"> auf </w:t>
+      </w:r>
+      <w:proofErr w:type="spellStart"/>
+      <w:r>
+        <w:rPr>
+          <w:lang w:val="en-US"/>
+        </w:rPr>
+        <w:t>SoundBus</w:t>
+      </w:r>
+      <w:proofErr w:type="spellEnd"/>
+      <w:r>
+        <w:rPr>
+          <w:lang w:val="en-US"/>
+        </w:rPr>
+        <w:t xml:space="preserve"> </w:t>
+      </w:r>
+      <w:proofErr w:type="spellStart"/>
+      <w:r>
+        <w:rPr>
+          <w:lang w:val="en-US"/>
+        </w:rPr>
+        <w:t>einsetzen</w:t>
+      </w:r>
+      <w:proofErr w:type="spellEnd"/>
       <w:r>
         <w:rPr>
           <w:lang w:val="en-US"/>
@@ -418,11 +950,75 @@
           <w:lang w:val="en-US"/>
         </w:rPr>
       </w:pPr>
-      <w:r>
-        <w:rPr>
-          <w:lang w:val="en-US"/>
-        </w:rPr>
-        <w:t>Uns selbst (Realnamen oder itch Namen o.ä.)</w:t>
+      <w:proofErr w:type="spellStart"/>
+      <w:r>
+        <w:rPr>
+          <w:lang w:val="en-US"/>
+        </w:rPr>
+        <w:t>Uns</w:t>
+      </w:r>
+      <w:proofErr w:type="spellEnd"/>
+      <w:r>
+        <w:rPr>
+          <w:lang w:val="en-US"/>
+        </w:rPr>
+        <w:t xml:space="preserve"> </w:t>
+      </w:r>
+      <w:proofErr w:type="spellStart"/>
+      <w:r>
+        <w:rPr>
+          <w:lang w:val="en-US"/>
+        </w:rPr>
+        <w:t>selbst</w:t>
+      </w:r>
+      <w:proofErr w:type="spellEnd"/>
+      <w:r>
+        <w:rPr>
+          <w:lang w:val="en-US"/>
+        </w:rPr>
+        <w:t xml:space="preserve"> (</w:t>
+      </w:r>
+      <w:proofErr w:type="spellStart"/>
+      <w:r>
+        <w:rPr>
+          <w:lang w:val="en-US"/>
+        </w:rPr>
+        <w:t>Realnamen</w:t>
+      </w:r>
+      <w:proofErr w:type="spellEnd"/>
+      <w:r>
+        <w:rPr>
+          <w:lang w:val="en-US"/>
+        </w:rPr>
+        <w:t xml:space="preserve"> </w:t>
+      </w:r>
+      <w:proofErr w:type="spellStart"/>
+      <w:r>
+        <w:rPr>
+          <w:lang w:val="en-US"/>
+        </w:rPr>
+        <w:t>oder</w:t>
+      </w:r>
+      <w:proofErr w:type="spellEnd"/>
+      <w:r>
+        <w:rPr>
+          <w:lang w:val="en-US"/>
+        </w:rPr>
+        <w:t xml:space="preserve"> itch Namen </w:t>
+      </w:r>
+      <w:proofErr w:type="spellStart"/>
+      <w:r>
+        <w:rPr>
+          <w:lang w:val="en-US"/>
+        </w:rPr>
+        <w:t>o.ä</w:t>
+      </w:r>
+      <w:proofErr w:type="spellEnd"/>
+      <w:r>
+        <w:rPr>
+          <w:lang w:val="en-US"/>
+        </w:rPr>
+        <w:t>.)</w:t>
       </w:r>
     </w:p>
     <w:p>
@@ -436,11 +1032,19 @@
           <w:lang w:val="en-US"/>
         </w:rPr>
       </w:pPr>
-      <w:r>
-        <w:rPr>
-          <w:lang w:val="en-US"/>
-        </w:rPr>
-        <w:t>Vllt @Mannheim University of Technology</w:t>
+      <w:proofErr w:type="spellStart"/>
+      <w:r>
+        <w:rPr>
+          <w:lang w:val="en-US"/>
+        </w:rPr>
+        <w:t>Vllt</w:t>
+      </w:r>
+      <w:proofErr w:type="spellEnd"/>
+      <w:r>
+        <w:rPr>
+          <w:lang w:val="en-US"/>
+        </w:rPr>
+        <w:t xml:space="preserve"> @Mannheim University of Technology</w:t>
       </w:r>
     </w:p>
     <w:p>
@@ -458,7 +1062,49 @@
         <w:rPr>
           <w:lang w:val="en-US"/>
         </w:rPr>
-        <w:t>-Interactive Area mehr in Silvester rein bauen (more forgiving interact Area)</w:t>
+        <w:t xml:space="preserve">-Interactive Area </w:t>
+      </w:r>
+      <w:proofErr w:type="spellStart"/>
+      <w:r>
+        <w:rPr>
+          <w:lang w:val="en-US"/>
+        </w:rPr>
+        <w:t>mehr</w:t>
+      </w:r>
+      <w:proofErr w:type="spellEnd"/>
+      <w:r>
+        <w:rPr>
+          <w:lang w:val="en-US"/>
+        </w:rPr>
+        <w:t xml:space="preserve"> in Silvester rein </w:t>
+      </w:r>
+      <w:proofErr w:type="spellStart"/>
+      <w:r>
+        <w:rPr>
+          <w:lang w:val="en-US"/>
+        </w:rPr>
+        <w:t>bauen</w:t>
+      </w:r>
+      <w:proofErr w:type="spellEnd"/>
+      <w:r>
+        <w:rPr>
+          <w:lang w:val="en-US"/>
+        </w:rPr>
+        <w:t xml:space="preserve"> (more forgiving </w:t>
+      </w:r>
+      <w:proofErr w:type="gramStart"/>
+      <w:r>
+        <w:rPr>
+          <w:lang w:val="en-US"/>
+        </w:rPr>
+        <w:t>interact</w:t>
+      </w:r>
+      <w:proofErr w:type="gramEnd"/>
+      <w:r>
+        <w:rPr>
+          <w:lang w:val="en-US"/>
+        </w:rPr>
+        <w:t xml:space="preserve"> Area)</w:t>
       </w:r>
     </w:p>
     <w:p>
@@ -472,12 +1118,286 @@
           <w:lang w:val="en-US"/>
         </w:rPr>
       </w:pPr>
-      <w:r>
-        <w:rPr>
-          <w:lang w:val="en-US"/>
-        </w:rPr>
-        <w:t>Priorierung von gegeständen zu Geräten (Kaffee kann muss aufgehoben werden können, auch wenn Mixer o.ä. auch in Area sind)</w:t>
-      </w:r>
+      <w:proofErr w:type="spellStart"/>
+      <w:r>
+        <w:rPr>
+          <w:lang w:val="en-US"/>
+        </w:rPr>
+        <w:t>Priorierung</w:t>
+      </w:r>
+      <w:proofErr w:type="spellEnd"/>
+      <w:r>
+        <w:rPr>
+          <w:lang w:val="en-US"/>
+        </w:rPr>
+        <w:t xml:space="preserve"> von </w:t>
+      </w:r>
+      <w:proofErr w:type="spellStart"/>
+      <w:r>
+        <w:rPr>
+          <w:lang w:val="en-US"/>
+        </w:rPr>
+        <w:t>gegeständen</w:t>
+      </w:r>
+      <w:proofErr w:type="spellEnd"/>
+      <w:r>
+        <w:rPr>
+          <w:lang w:val="en-US"/>
+        </w:rPr>
+        <w:t xml:space="preserve"> </w:t>
+      </w:r>
+      <w:proofErr w:type="spellStart"/>
+      <w:r>
+        <w:rPr>
+          <w:lang w:val="en-US"/>
+        </w:rPr>
+        <w:t>zu</w:t>
+      </w:r>
+      <w:proofErr w:type="spellEnd"/>
+      <w:r>
+        <w:rPr>
+          <w:lang w:val="en-US"/>
+        </w:rPr>
+        <w:t xml:space="preserve"> </w:t>
+      </w:r>
+      <w:proofErr w:type="spellStart"/>
+      <w:r>
+        <w:rPr>
+          <w:lang w:val="en-US"/>
+        </w:rPr>
+        <w:t>Geräten</w:t>
+      </w:r>
+      <w:proofErr w:type="spellEnd"/>
+      <w:r>
+        <w:rPr>
+          <w:lang w:val="en-US"/>
+        </w:rPr>
+        <w:t xml:space="preserve"> (</w:t>
+      </w:r>
+      <w:proofErr w:type="spellStart"/>
+      <w:r>
+        <w:rPr>
+          <w:lang w:val="en-US"/>
+        </w:rPr>
+        <w:t>Kaffee</w:t>
+      </w:r>
+      <w:proofErr w:type="spellEnd"/>
+      <w:r>
+        <w:rPr>
+          <w:lang w:val="en-US"/>
+        </w:rPr>
+        <w:t xml:space="preserve"> </w:t>
+      </w:r>
+      <w:proofErr w:type="spellStart"/>
+      <w:r>
+        <w:rPr>
+          <w:lang w:val="en-US"/>
+        </w:rPr>
+        <w:t>kann</w:t>
+      </w:r>
+      <w:proofErr w:type="spellEnd"/>
+      <w:r>
+        <w:rPr>
+          <w:lang w:val="en-US"/>
+        </w:rPr>
+        <w:t xml:space="preserve"> muss aufgehoben </w:t>
+      </w:r>
+      <w:proofErr w:type="spellStart"/>
+      <w:r>
+        <w:rPr>
+          <w:lang w:val="en-US"/>
+        </w:rPr>
+        <w:t>werden</w:t>
+      </w:r>
+      <w:proofErr w:type="spellEnd"/>
+      <w:r>
+        <w:rPr>
+          <w:lang w:val="en-US"/>
+        </w:rPr>
+        <w:t xml:space="preserve"> </w:t>
+      </w:r>
+      <w:proofErr w:type="spellStart"/>
+      <w:r>
+        <w:rPr>
+          <w:lang w:val="en-US"/>
+        </w:rPr>
+        <w:t>können</w:t>
+      </w:r>
+      <w:proofErr w:type="spellEnd"/>
+      <w:r>
+        <w:rPr>
+          <w:lang w:val="en-US"/>
+        </w:rPr>
+        <w:t xml:space="preserve">, </w:t>
+      </w:r>
+      <w:proofErr w:type="spellStart"/>
+      <w:r>
+        <w:rPr>
+          <w:lang w:val="en-US"/>
+        </w:rPr>
+        <w:t>auch</w:t>
+      </w:r>
+      <w:proofErr w:type="spellEnd"/>
+      <w:r>
+        <w:rPr>
+          <w:lang w:val="en-US"/>
+        </w:rPr>
+        <w:t xml:space="preserve"> </w:t>
+      </w:r>
+      <w:proofErr w:type="spellStart"/>
+      <w:r>
+        <w:rPr>
+          <w:lang w:val="en-US"/>
+        </w:rPr>
+        <w:t>wenn</w:t>
+      </w:r>
+      <w:proofErr w:type="spellEnd"/>
+      <w:r>
+        <w:rPr>
+          <w:lang w:val="en-US"/>
+        </w:rPr>
+        <w:t xml:space="preserve"> Mixer </w:t>
+      </w:r>
+      <w:proofErr w:type="spellStart"/>
+      <w:r>
+        <w:rPr>
+          <w:lang w:val="en-US"/>
+        </w:rPr>
+        <w:t>o.ä</w:t>
+      </w:r>
+      <w:proofErr w:type="spellEnd"/>
+      <w:r>
+        <w:rPr>
+          <w:lang w:val="en-US"/>
+        </w:rPr>
+        <w:t xml:space="preserve">. </w:t>
+      </w:r>
+      <w:proofErr w:type="spellStart"/>
+      <w:r>
+        <w:rPr>
+          <w:lang w:val="en-US"/>
+        </w:rPr>
+        <w:t>auch</w:t>
+      </w:r>
+      <w:proofErr w:type="spellEnd"/>
+      <w:r>
+        <w:rPr>
+          <w:lang w:val="en-US"/>
+        </w:rPr>
+        <w:t xml:space="preserve"> in Area </w:t>
+      </w:r>
+      <w:proofErr w:type="spellStart"/>
+      <w:r>
+        <w:rPr>
+          <w:lang w:val="en-US"/>
+        </w:rPr>
+        <w:t>sind</w:t>
+      </w:r>
+      <w:proofErr w:type="spellEnd"/>
+      <w:r>
+        <w:rPr>
+          <w:lang w:val="en-US"/>
+        </w:rPr>
+        <w:t>)</w:t>
+      </w:r>
+    </w:p>
+    <w:p>
+      <w:pPr>
+        <w:pStyle w:val="Listenabsatz"/>
+        <w:numPr>
+          <w:ilvl w:val="0"/>
+          <w:numId w:val="1"/>
+        </w:numPr>
+        <w:rPr>
+          <w:lang w:val="en-US"/>
+        </w:rPr>
+      </w:pPr>
+      <w:proofErr w:type="spellStart"/>
+      <w:proofErr w:type="gramStart"/>
+      <w:r>
+        <w:rPr>
+          <w:lang w:val="en-US"/>
+        </w:rPr>
+        <w:t>Sounddesign</w:t>
+      </w:r>
+      <w:proofErr w:type="spellEnd"/>
+      <w:proofErr w:type="gramEnd"/>
+    </w:p>
+    <w:p>
+      <w:pPr>
+        <w:pStyle w:val="Listenabsatz"/>
+        <w:numPr>
+          <w:ilvl w:val="1"/>
+          <w:numId w:val="1"/>
+        </w:numPr>
+        <w:rPr>
+          <w:lang w:val="en-US"/>
+        </w:rPr>
+      </w:pPr>
+      <w:r>
+        <w:rPr>
+          <w:lang w:val="en-US"/>
+        </w:rPr>
+        <w:t xml:space="preserve">Silvester </w:t>
+      </w:r>
+      <w:proofErr w:type="spellStart"/>
+      <w:r>
+        <w:rPr>
+          <w:lang w:val="en-US"/>
+        </w:rPr>
+        <w:t>läuft</w:t>
+      </w:r>
+      <w:proofErr w:type="spellEnd"/>
+    </w:p>
+    <w:p>
+      <w:pPr>
+        <w:pStyle w:val="Listenabsatz"/>
+        <w:numPr>
+          <w:ilvl w:val="1"/>
+          <w:numId w:val="1"/>
+        </w:numPr>
+        <w:rPr>
+          <w:lang w:val="en-US"/>
+        </w:rPr>
+      </w:pPr>
+      <w:proofErr w:type="spellStart"/>
+      <w:r>
+        <w:rPr>
+          <w:lang w:val="en-US"/>
+        </w:rPr>
+        <w:t>Interactionen</w:t>
+      </w:r>
+      <w:proofErr w:type="spellEnd"/>
+    </w:p>
+    <w:p>
+      <w:pPr>
+        <w:pStyle w:val="Listenabsatz"/>
+        <w:numPr>
+          <w:ilvl w:val="1"/>
+          <w:numId w:val="1"/>
+        </w:numPr>
+        <w:rPr>
+          <w:lang w:val="en-US"/>
+        </w:rPr>
+      </w:pPr>
+      <w:r>
+        <w:rPr>
+          <w:lang w:val="en-US"/>
+        </w:rPr>
+        <w:t>Banana drop</w:t>
+      </w:r>
+    </w:p>
+    <w:p>
+      <w:pPr>
+        <w:pStyle w:val="Listenabsatz"/>
+        <w:numPr>
+          <w:ilvl w:val="1"/>
+          <w:numId w:val="1"/>
+        </w:numPr>
+        <w:rPr>
+          <w:lang w:val="en-US"/>
+        </w:rPr>
+      </w:pPr>
     </w:p>
     <w:sectPr>
       <w:pgSz w:w="11906" w:h="16838"/>

--- a/wild-jam-april-2026/__ORGA/Offene Todos.docx
+++ b/wild-jam-april-2026/__ORGA/Offene Todos.docx
@@ -4,7 +4,7 @@
   <w:body>
     <w:p>
       <w:pPr>
-        <w:pStyle w:val="berschrift1"/>
+        <w:pStyle w:val="Heading1"/>
         <w:rPr>
           <w:lang w:val="en-US"/>
         </w:rPr>
@@ -26,7 +26,7 @@
     </w:p>
     <w:p>
       <w:pPr>
-        <w:pStyle w:val="Listenabsatz"/>
+        <w:pStyle w:val="ListParagraph"/>
         <w:numPr>
           <w:ilvl w:val="0"/>
           <w:numId w:val="1"/>
@@ -35,18 +35,12 @@
           <w:lang w:val="en-US"/>
         </w:rPr>
       </w:pPr>
-      <w:r>
-        <w:rPr>
-          <w:lang w:val="en-US"/>
-        </w:rPr>
-        <w:t xml:space="preserve">Erst text </w:t>
-      </w:r>
-      <w:proofErr w:type="spellStart"/>
-      <w:r>
-        <w:rPr>
-          <w:lang w:val="en-US"/>
-        </w:rPr>
-        <w:t>dann</w:t>
+      <w:proofErr w:type="spellStart"/>
+      <w:r>
+        <w:rPr>
+          <w:lang w:val="en-US"/>
+        </w:rPr>
+        <w:t>bild</w:t>
       </w:r>
       <w:proofErr w:type="spellEnd"/>
       <w:r>
@@ -55,19 +49,17 @@
         </w:rPr>
         <w:t xml:space="preserve"> </w:t>
       </w:r>
-      <w:proofErr w:type="spellStart"/>
-      <w:r>
-        <w:rPr>
-          <w:lang w:val="en-US"/>
-        </w:rPr>
-        <w:t>bild</w:t>
-      </w:r>
-      <w:proofErr w:type="spellEnd"/>
-      <w:r>
-        <w:rPr>
-          <w:lang w:val="en-US"/>
-        </w:rPr>
-        <w:t xml:space="preserve"> in der </w:t>
+      <w:r>
+        <w:rPr>
+          <w:lang w:val="en-US"/>
+        </w:rPr>
+        <w:t xml:space="preserve">und text </w:t>
+      </w:r>
+      <w:r>
+        <w:rPr>
+          <w:lang w:val="en-US"/>
+        </w:rPr>
+        <w:t xml:space="preserve">in der </w:t>
       </w:r>
       <w:proofErr w:type="spellStart"/>
       <w:r>
@@ -80,18 +72,20 @@
     </w:p>
     <w:p>
       <w:pPr>
-        <w:pStyle w:val="Listenabsatz"/>
+        <w:pStyle w:val="ListParagraph"/>
         <w:numPr>
           <w:ilvl w:val="0"/>
           <w:numId w:val="1"/>
         </w:numPr>
         <w:rPr>
-          <w:lang w:val="en-US"/>
-        </w:rPr>
-      </w:pPr>
-      <w:proofErr w:type="spellStart"/>
-      <w:r>
-        <w:rPr>
+          <w:strike/>
+          <w:lang w:val="en-US"/>
+        </w:rPr>
+      </w:pPr>
+      <w:proofErr w:type="spellStart"/>
+      <w:r>
+        <w:rPr>
+          <w:strike/>
           <w:lang w:val="en-US"/>
         </w:rPr>
         <w:t>Bewegen</w:t>
@@ -99,6 +93,76 @@
       <w:proofErr w:type="spellEnd"/>
       <w:r>
         <w:rPr>
+          <w:strike/>
+          <w:lang w:val="en-US"/>
+        </w:rPr>
+        <w:t xml:space="preserve"> während interactions</w:t>
+      </w:r>
+    </w:p>
+    <w:p>
+      <w:pPr>
+        <w:pStyle w:val="ListParagraph"/>
+        <w:numPr>
+          <w:ilvl w:val="0"/>
+          <w:numId w:val="1"/>
+        </w:numPr>
+        <w:rPr>
+          <w:strike/>
+          <w:lang w:val="en-US"/>
+        </w:rPr>
+      </w:pPr>
+      <w:r>
+        <w:rPr>
+          <w:strike/>
+        </w:rPr>
+        <w:t>Banane wachs animation</w:t>
+      </w:r>
+    </w:p>
+    <w:p>
+      <w:pPr>
+        <w:pStyle w:val="ListParagraph"/>
+        <w:numPr>
+          <w:ilvl w:val="0"/>
+          <w:numId w:val="1"/>
+        </w:numPr>
+        <w:rPr>
+          <w:strike/>
+          <w:lang w:val="en-US"/>
+        </w:rPr>
+      </w:pPr>
+      <w:r>
+        <w:rPr>
+          <w:strike/>
+          <w:lang w:val="en-US"/>
+        </w:rPr>
+        <w:t>Vl</w:t>
+      </w:r>
+      <w:r>
+        <w:rPr>
+          <w:strike/>
+          <w:lang w:val="en-US"/>
+        </w:rPr>
+        <w:t>l</w:t>
+      </w:r>
+      <w:r>
+        <w:rPr>
+          <w:strike/>
+          <w:lang w:val="en-US"/>
+        </w:rPr>
+        <w:t xml:space="preserve">t jump und </w:t>
+      </w:r>
+      <w:proofErr w:type="spellStart"/>
+      <w:r>
+        <w:rPr>
+          <w:strike/>
+          <w:lang w:val="en-US"/>
+        </w:rPr>
+        <w:t>banane</w:t>
+      </w:r>
+      <w:proofErr w:type="spellEnd"/>
+      <w:r>
+        <w:rPr>
+          <w:strike/>
           <w:lang w:val="en-US"/>
         </w:rPr>
         <w:t xml:space="preserve"> </w:t>
@@ -106,92 +170,92 @@
       <w:proofErr w:type="spellStart"/>
       <w:r>
         <w:rPr>
-          <w:lang w:val="en-US"/>
-        </w:rPr>
-        <w:t>während</w:t>
-      </w:r>
-      <w:proofErr w:type="spellEnd"/>
-      <w:r>
-        <w:rPr>
-          <w:lang w:val="en-US"/>
-        </w:rPr>
-        <w:t xml:space="preserve"> interactions</w:t>
-      </w:r>
-    </w:p>
-    <w:p>
-      <w:pPr>
-        <w:pStyle w:val="Listenabsatz"/>
+          <w:strike/>
+          <w:lang w:val="en-US"/>
+        </w:rPr>
+        <w:t>fangen</w:t>
+      </w:r>
+      <w:proofErr w:type="spellEnd"/>
+    </w:p>
+    <w:p>
+      <w:pPr>
+        <w:pStyle w:val="ListParagraph"/>
         <w:numPr>
           <w:ilvl w:val="0"/>
           <w:numId w:val="1"/>
         </w:numPr>
         <w:rPr>
-          <w:strike/>
-          <w:lang w:val="en-US"/>
-        </w:rPr>
-      </w:pPr>
-      <w:r>
-        <w:rPr>
-          <w:strike/>
-        </w:rPr>
-        <w:t xml:space="preserve">Banane wachs </w:t>
-      </w:r>
-      <w:proofErr w:type="spellStart"/>
-      <w:r>
-        <w:rPr>
-          <w:strike/>
-        </w:rPr>
-        <w:t>animation</w:t>
-      </w:r>
-      <w:proofErr w:type="spellEnd"/>
-    </w:p>
-    <w:p>
-      <w:pPr>
-        <w:pStyle w:val="Listenabsatz"/>
+          <w:lang w:val="en-US"/>
+        </w:rPr>
+      </w:pPr>
+      <w:proofErr w:type="spellStart"/>
+      <w:r>
+        <w:rPr>
+          <w:lang w:val="en-US"/>
+        </w:rPr>
+        <w:t>Wasserhahn</w:t>
+      </w:r>
+      <w:proofErr w:type="spellEnd"/>
+      <w:r>
+        <w:rPr>
+          <w:lang w:val="en-US"/>
+        </w:rPr>
+        <w:t xml:space="preserve"> </w:t>
+      </w:r>
+      <w:proofErr w:type="spellStart"/>
+      <w:r>
+        <w:rPr>
+          <w:lang w:val="en-US"/>
+        </w:rPr>
+        <w:t>optisch</w:t>
+      </w:r>
+      <w:proofErr w:type="spellEnd"/>
+      <w:r>
+        <w:rPr>
+          <w:lang w:val="en-US"/>
+        </w:rPr>
+        <w:t xml:space="preserve"> </w:t>
+      </w:r>
+      <w:proofErr w:type="spellStart"/>
+      <w:r>
+        <w:rPr>
+          <w:lang w:val="en-US"/>
+        </w:rPr>
+        <w:t>definieren</w:t>
+      </w:r>
+      <w:proofErr w:type="spellEnd"/>
+    </w:p>
+    <w:p>
+      <w:pPr>
+        <w:pStyle w:val="ListParagraph"/>
         <w:numPr>
           <w:ilvl w:val="0"/>
           <w:numId w:val="1"/>
         </w:numPr>
         <w:rPr>
-          <w:lang w:val="en-US"/>
-        </w:rPr>
-      </w:pPr>
-      <w:proofErr w:type="spellStart"/>
-      <w:r>
-        <w:rPr>
-          <w:lang w:val="en-US"/>
-        </w:rPr>
-        <w:t>Vl</w:t>
-      </w:r>
-      <w:r>
-        <w:rPr>
-          <w:lang w:val="en-US"/>
-        </w:rPr>
-        <w:t>l</w:t>
-      </w:r>
-      <w:r>
-        <w:rPr>
-          <w:lang w:val="en-US"/>
-        </w:rPr>
-        <w:t>t</w:t>
-      </w:r>
-      <w:proofErr w:type="spellEnd"/>
-      <w:r>
-        <w:rPr>
-          <w:lang w:val="en-US"/>
-        </w:rPr>
-        <w:t xml:space="preserve"> jump und </w:t>
-      </w:r>
-      <w:proofErr w:type="spellStart"/>
-      <w:r>
-        <w:rPr>
-          <w:lang w:val="en-US"/>
-        </w:rPr>
-        <w:t>banane</w:t>
-      </w:r>
-      <w:proofErr w:type="spellEnd"/>
-      <w:r>
-        <w:rPr>
+          <w:strike/>
+          <w:lang w:val="en-US"/>
+        </w:rPr>
+      </w:pPr>
+      <w:r>
+        <w:rPr>
+          <w:strike/>
+          <w:lang w:val="en-US"/>
+        </w:rPr>
+        <w:t xml:space="preserve">Feedback -&gt; </w:t>
+      </w:r>
+      <w:proofErr w:type="spellStart"/>
+      <w:r>
+        <w:rPr>
+          <w:strike/>
+          <w:lang w:val="en-US"/>
+        </w:rPr>
+        <w:t>erfolg</w:t>
+      </w:r>
+      <w:proofErr w:type="spellEnd"/>
+      <w:r>
+        <w:rPr>
+          <w:strike/>
           <w:lang w:val="en-US"/>
         </w:rPr>
         <w:t xml:space="preserve"> </w:t>
@@ -199,33 +263,71 @@
       <w:proofErr w:type="spellStart"/>
       <w:r>
         <w:rPr>
-          <w:lang w:val="en-US"/>
-        </w:rPr>
-        <w:t>fangen</w:t>
-      </w:r>
-      <w:proofErr w:type="spellEnd"/>
-    </w:p>
-    <w:p>
-      <w:pPr>
-        <w:pStyle w:val="Listenabsatz"/>
+          <w:strike/>
+          <w:lang w:val="en-US"/>
+        </w:rPr>
+        <w:t>misserfolg</w:t>
+      </w:r>
+      <w:proofErr w:type="spellEnd"/>
+      <w:r>
+        <w:rPr>
+          <w:strike/>
+          <w:lang w:val="en-US"/>
+        </w:rPr>
+        <w:t>, was kann ich tun</w:t>
+      </w:r>
+    </w:p>
+    <w:p>
+      <w:pPr>
+        <w:pStyle w:val="ListParagraph"/>
         <w:numPr>
           <w:ilvl w:val="0"/>
           <w:numId w:val="1"/>
         </w:numPr>
         <w:rPr>
-          <w:lang w:val="en-US"/>
-        </w:rPr>
-      </w:pPr>
-      <w:proofErr w:type="spellStart"/>
-      <w:r>
-        <w:rPr>
-          <w:lang w:val="en-US"/>
-        </w:rPr>
-        <w:t>Wasserhahn</w:t>
-      </w:r>
-      <w:proofErr w:type="spellEnd"/>
-      <w:r>
-        <w:rPr>
+          <w:strike/>
+          <w:lang w:val="en-US"/>
+        </w:rPr>
+      </w:pPr>
+      <w:r>
+        <w:rPr>
+          <w:strike/>
+          <w:lang w:val="en-US"/>
+        </w:rPr>
+        <w:t>Banane in hand</w:t>
+      </w:r>
+    </w:p>
+    <w:p>
+      <w:pPr>
+        <w:pStyle w:val="ListParagraph"/>
+        <w:numPr>
+          <w:ilvl w:val="0"/>
+          <w:numId w:val="1"/>
+        </w:numPr>
+        <w:rPr>
+          <w:strike/>
+          <w:lang w:val="en-US"/>
+        </w:rPr>
+      </w:pPr>
+      <w:r>
+        <w:rPr>
+          <w:strike/>
+          <w:lang w:val="en-US"/>
+        </w:rPr>
+        <w:t xml:space="preserve">Nur etwa 3 items zum </w:t>
+      </w:r>
+      <w:proofErr w:type="spellStart"/>
+      <w:r>
+        <w:rPr>
+          <w:strike/>
+          <w:lang w:val="en-US"/>
+        </w:rPr>
+        <w:t>gewinnen</w:t>
+      </w:r>
+      <w:proofErr w:type="spellEnd"/>
+      <w:r>
+        <w:rPr>
+          <w:strike/>
           <w:lang w:val="en-US"/>
         </w:rPr>
         <w:t xml:space="preserve"> </w:t>
@@ -233,9 +335,52 @@
       <w:proofErr w:type="spellStart"/>
       <w:r>
         <w:rPr>
-          <w:lang w:val="en-US"/>
-        </w:rPr>
-        <w:t>optisch</w:t>
+          <w:strike/>
+          <w:lang w:val="en-US"/>
+        </w:rPr>
+        <w:t>bei</w:t>
+      </w:r>
+      <w:proofErr w:type="spellEnd"/>
+      <w:r>
+        <w:rPr>
+          <w:strike/>
+          <w:lang w:val="en-US"/>
+        </w:rPr>
+        <w:t xml:space="preserve"> leichter </w:t>
+      </w:r>
+      <w:proofErr w:type="spellStart"/>
+      <w:r>
+        <w:rPr>
+          <w:strike/>
+          <w:lang w:val="en-US"/>
+        </w:rPr>
+        <w:t>Schwierigkeit</w:t>
+      </w:r>
+      <w:proofErr w:type="spellEnd"/>
+    </w:p>
+    <w:p>
+      <w:pPr>
+        <w:pStyle w:val="ListParagraph"/>
+        <w:numPr>
+          <w:ilvl w:val="0"/>
+          <w:numId w:val="1"/>
+        </w:numPr>
+        <w:rPr>
+          <w:lang w:val="en-US"/>
+        </w:rPr>
+      </w:pPr>
+      <w:r>
+        <w:rPr>
+          <w:lang w:val="en-US"/>
+        </w:rPr>
+        <w:t xml:space="preserve">Zeit pro </w:t>
+      </w:r>
+      <w:proofErr w:type="spellStart"/>
+      <w:r>
+        <w:rPr>
+          <w:lang w:val="en-US"/>
+        </w:rPr>
+        <w:t>gegenstand</w:t>
       </w:r>
       <w:proofErr w:type="spellEnd"/>
       <w:r>
@@ -249,41 +394,225 @@
         <w:rPr>
           <w:lang w:val="en-US"/>
         </w:rPr>
-        <w:t>definieren</w:t>
-      </w:r>
-      <w:proofErr w:type="spellEnd"/>
-    </w:p>
-    <w:p>
-      <w:pPr>
-        <w:pStyle w:val="Listenabsatz"/>
+        <w:t>scalen</w:t>
+      </w:r>
+      <w:proofErr w:type="spellEnd"/>
+    </w:p>
+    <w:p>
+      <w:pPr>
+        <w:pStyle w:val="ListParagraph"/>
+        <w:rPr>
+          <w:lang w:val="en-US"/>
+        </w:rPr>
+      </w:pPr>
+    </w:p>
+    <w:p>
+      <w:pPr>
+        <w:pStyle w:val="ListParagraph"/>
         <w:numPr>
           <w:ilvl w:val="0"/>
           <w:numId w:val="1"/>
         </w:numPr>
         <w:rPr>
-          <w:strike/>
-          <w:lang w:val="en-US"/>
-        </w:rPr>
-      </w:pPr>
-      <w:r>
-        <w:rPr>
-          <w:strike/>
-          <w:lang w:val="en-US"/>
-        </w:rPr>
-        <w:t xml:space="preserve">Feedback -&gt; </w:t>
-      </w:r>
-      <w:proofErr w:type="spellStart"/>
-      <w:r>
-        <w:rPr>
-          <w:strike/>
-          <w:lang w:val="en-US"/>
-        </w:rPr>
-        <w:t>erfolg</w:t>
-      </w:r>
-      <w:proofErr w:type="spellEnd"/>
-      <w:r>
-        <w:rPr>
-          <w:strike/>
+          <w:lang w:val="en-US"/>
+        </w:rPr>
+      </w:pPr>
+      <w:r>
+        <w:rPr>
+          <w:lang w:val="en-US"/>
+        </w:rPr>
+        <w:t xml:space="preserve">Patches für </w:t>
+      </w:r>
+      <w:proofErr w:type="spellStart"/>
+      <w:r>
+        <w:rPr>
+          <w:lang w:val="en-US"/>
+        </w:rPr>
+        <w:t>Schwierigkeitsstufe</w:t>
+      </w:r>
+      <w:proofErr w:type="spellEnd"/>
+    </w:p>
+    <w:p>
+      <w:pPr>
+        <w:pStyle w:val="ListParagraph"/>
+        <w:numPr>
+          <w:ilvl w:val="0"/>
+          <w:numId w:val="1"/>
+        </w:numPr>
+        <w:rPr>
+          <w:strike/>
+          <w:lang w:val="en-US"/>
+        </w:rPr>
+      </w:pPr>
+      <w:r>
+        <w:rPr>
+          <w:strike/>
+          <w:lang w:val="en-US"/>
+        </w:rPr>
+        <w:t xml:space="preserve">Mehrere </w:t>
+      </w:r>
+      <w:proofErr w:type="spellStart"/>
+      <w:r>
+        <w:rPr>
+          <w:strike/>
+          <w:lang w:val="en-US"/>
+        </w:rPr>
+        <w:t>bananen</w:t>
+      </w:r>
+      <w:proofErr w:type="spellEnd"/>
+      <w:r>
+        <w:rPr>
+          <w:strike/>
+          <w:lang w:val="en-US"/>
+        </w:rPr>
+        <w:t xml:space="preserve"> pro saft</w:t>
+      </w:r>
+    </w:p>
+    <w:p>
+      <w:pPr>
+        <w:pStyle w:val="ListParagraph"/>
+        <w:numPr>
+          <w:ilvl w:val="0"/>
+          <w:numId w:val="1"/>
+        </w:numPr>
+        <w:rPr>
+          <w:lang w:val="en-US"/>
+        </w:rPr>
+      </w:pPr>
+      <w:r>
+        <w:rPr>
+          <w:lang w:val="en-US"/>
+        </w:rPr>
+        <w:t xml:space="preserve">Mehr </w:t>
+      </w:r>
+      <w:proofErr w:type="spellStart"/>
+      <w:r>
+        <w:rPr>
+          <w:lang w:val="en-US"/>
+        </w:rPr>
+        <w:t>früchte</w:t>
+      </w:r>
+      <w:proofErr w:type="spellEnd"/>
+    </w:p>
+    <w:p>
+      <w:pPr>
+        <w:pStyle w:val="ListParagraph"/>
+        <w:rPr>
+          <w:lang w:val="en-US"/>
+        </w:rPr>
+      </w:pPr>
+    </w:p>
+    <w:p>
+      <w:pPr>
+        <w:pStyle w:val="ListParagraph"/>
+        <w:numPr>
+          <w:ilvl w:val="0"/>
+          <w:numId w:val="1"/>
+        </w:numPr>
+        <w:rPr>
+          <w:lang w:val="en-US"/>
+        </w:rPr>
+      </w:pPr>
+      <w:r>
+        <w:rPr>
+          <w:lang w:val="en-US"/>
+        </w:rPr>
+        <w:t>UI</w:t>
+      </w:r>
+    </w:p>
+    <w:p>
+      <w:pPr>
+        <w:pStyle w:val="ListParagraph"/>
+        <w:numPr>
+          <w:ilvl w:val="0"/>
+          <w:numId w:val="1"/>
+        </w:numPr>
+        <w:rPr>
+          <w:lang w:val="en-US"/>
+        </w:rPr>
+      </w:pPr>
+      <w:proofErr w:type="spellStart"/>
+      <w:r>
+        <w:rPr>
+          <w:lang w:val="en-US"/>
+        </w:rPr>
+        <w:t>Kommentare</w:t>
+      </w:r>
+      <w:proofErr w:type="spellEnd"/>
+      <w:r>
+        <w:rPr>
+          <w:lang w:val="en-US"/>
+        </w:rPr>
+        <w:t xml:space="preserve"> von Godot Abgabe anpassen</w:t>
+      </w:r>
+    </w:p>
+    <w:p>
+      <w:pPr>
+        <w:pStyle w:val="ListParagraph"/>
+        <w:numPr>
+          <w:ilvl w:val="1"/>
+          <w:numId w:val="1"/>
+        </w:numPr>
+        <w:rPr>
+          <w:strike/>
+          <w:lang w:val="en-US"/>
+        </w:rPr>
+      </w:pPr>
+      <w:r>
+        <w:rPr>
+          <w:strike/>
+          <w:lang w:val="en-US"/>
+        </w:rPr>
+        <w:t>Sound Intro raus nehmen (sound Tween)</w:t>
+      </w:r>
+    </w:p>
+    <w:p>
+      <w:pPr>
+        <w:pStyle w:val="ListParagraph"/>
+        <w:numPr>
+          <w:ilvl w:val="1"/>
+          <w:numId w:val="1"/>
+        </w:numPr>
+        <w:rPr>
+          <w:lang w:val="en-US"/>
+        </w:rPr>
+      </w:pPr>
+      <w:r>
+        <w:rPr>
+          <w:lang w:val="en-US"/>
+        </w:rPr>
+        <w:t>(</w:t>
+      </w:r>
+      <w:r>
+        <w:rPr>
+          <w:lang w:val="en-US"/>
+        </w:rPr>
+        <w:t xml:space="preserve">Statt Sound-Element, kann man </w:t>
+      </w:r>
+      <w:proofErr w:type="spellStart"/>
+      <w:r>
+        <w:rPr>
+          <w:lang w:val="en-US"/>
+        </w:rPr>
+        <w:t>auch</w:t>
+      </w:r>
+      <w:proofErr w:type="spellEnd"/>
+      <w:r>
+        <w:rPr>
+          <w:lang w:val="en-US"/>
+        </w:rPr>
+        <w:t xml:space="preserve"> auf </w:t>
+      </w:r>
+      <w:proofErr w:type="spellStart"/>
+      <w:r>
+        <w:rPr>
+          <w:lang w:val="en-US"/>
+        </w:rPr>
+        <w:t>SoundBus</w:t>
+      </w:r>
+      <w:proofErr w:type="spellEnd"/>
+      <w:r>
+        <w:rPr>
           <w:lang w:val="en-US"/>
         </w:rPr>
         <w:t xml:space="preserve"> </w:t>
@@ -291,39 +620,21 @@
       <w:proofErr w:type="spellStart"/>
       <w:r>
         <w:rPr>
-          <w:strike/>
-          <w:lang w:val="en-US"/>
-        </w:rPr>
-        <w:t>misserfolg</w:t>
-      </w:r>
-      <w:proofErr w:type="spellEnd"/>
-      <w:r>
-        <w:rPr>
-          <w:strike/>
-          <w:lang w:val="en-US"/>
-        </w:rPr>
-        <w:t xml:space="preserve">, was </w:t>
-      </w:r>
-      <w:proofErr w:type="spellStart"/>
-      <w:r>
-        <w:rPr>
-          <w:strike/>
-          <w:lang w:val="en-US"/>
-        </w:rPr>
-        <w:t>kann</w:t>
-      </w:r>
-      <w:proofErr w:type="spellEnd"/>
-      <w:r>
-        <w:rPr>
-          <w:strike/>
-          <w:lang w:val="en-US"/>
-        </w:rPr>
-        <w:t xml:space="preserve"> ich tun</w:t>
-      </w:r>
-    </w:p>
-    <w:p>
-      <w:pPr>
-        <w:pStyle w:val="Listenabsatz"/>
+          <w:lang w:val="en-US"/>
+        </w:rPr>
+        <w:t>einsetzen</w:t>
+      </w:r>
+      <w:proofErr w:type="spellEnd"/>
+      <w:r>
+        <w:rPr>
+          <w:lang w:val="en-US"/>
+        </w:rPr>
+        <w:t>)</w:t>
+      </w:r>
+    </w:p>
+    <w:p>
+      <w:pPr>
+        <w:pStyle w:val="ListParagraph"/>
         <w:numPr>
           <w:ilvl w:val="0"/>
           <w:numId w:val="1"/>
@@ -336,20 +647,168 @@
         <w:rPr>
           <w:lang w:val="en-US"/>
         </w:rPr>
-        <w:t xml:space="preserve">Banane in </w:t>
+        <w:t>Sounds (movement sound, Johnny FX und so)</w:t>
+      </w:r>
+    </w:p>
+    <w:p>
+      <w:pPr>
+        <w:pStyle w:val="ListParagraph"/>
+        <w:numPr>
+          <w:ilvl w:val="0"/>
+          <w:numId w:val="1"/>
+        </w:numPr>
+        <w:rPr>
+          <w:lang w:val="en-US"/>
+        </w:rPr>
+      </w:pPr>
+      <w:r>
+        <w:rPr>
+          <w:lang w:val="en-US"/>
+        </w:rPr>
+        <w:t>Credits (in Game)</w:t>
+      </w:r>
+    </w:p>
+    <w:p>
+      <w:pPr>
+        <w:pStyle w:val="ListParagraph"/>
+        <w:numPr>
+          <w:ilvl w:val="1"/>
+          <w:numId w:val="1"/>
+        </w:numPr>
+        <w:rPr>
+          <w:lang w:val="en-US"/>
+        </w:rPr>
+      </w:pPr>
+      <w:proofErr w:type="spellStart"/>
+      <w:r>
+        <w:rPr>
+          <w:lang w:val="en-US"/>
+        </w:rPr>
+        <w:t>Uns</w:t>
+      </w:r>
+      <w:proofErr w:type="spellEnd"/>
+      <w:r>
+        <w:rPr>
+          <w:lang w:val="en-US"/>
+        </w:rPr>
+        <w:t xml:space="preserve"> selbst (</w:t>
+      </w:r>
+      <w:proofErr w:type="spellStart"/>
+      <w:r>
+        <w:rPr>
+          <w:lang w:val="en-US"/>
+        </w:rPr>
+        <w:t>Realnamen</w:t>
+      </w:r>
+      <w:proofErr w:type="spellEnd"/>
+      <w:r>
+        <w:rPr>
+          <w:lang w:val="en-US"/>
+        </w:rPr>
+        <w:t xml:space="preserve"> </w:t>
+      </w:r>
+      <w:proofErr w:type="spellStart"/>
+      <w:r>
+        <w:rPr>
+          <w:lang w:val="en-US"/>
+        </w:rPr>
+        <w:t>oder</w:t>
+      </w:r>
+      <w:proofErr w:type="spellEnd"/>
+      <w:r>
+        <w:rPr>
+          <w:lang w:val="en-US"/>
+        </w:rPr>
+        <w:t xml:space="preserve"> itch Namen </w:t>
+      </w:r>
+      <w:proofErr w:type="spellStart"/>
+      <w:r>
+        <w:rPr>
+          <w:lang w:val="en-US"/>
+        </w:rPr>
+        <w:t>o.ä</w:t>
+      </w:r>
+      <w:proofErr w:type="spellEnd"/>
+      <w:r>
+        <w:rPr>
+          <w:lang w:val="en-US"/>
+        </w:rPr>
+        <w:t>.)</w:t>
+      </w:r>
+    </w:p>
+    <w:p>
+      <w:pPr>
+        <w:pStyle w:val="ListParagraph"/>
+        <w:numPr>
+          <w:ilvl w:val="1"/>
+          <w:numId w:val="1"/>
+        </w:numPr>
+        <w:rPr>
+          <w:lang w:val="en-US"/>
+        </w:rPr>
+      </w:pPr>
+      <w:r>
+        <w:rPr>
+          <w:lang w:val="en-US"/>
+        </w:rPr>
+        <w:t>Vllt @Mannheim University of Technology</w:t>
+      </w:r>
+    </w:p>
+    <w:p>
+      <w:pPr>
+        <w:pStyle w:val="ListParagraph"/>
+        <w:numPr>
+          <w:ilvl w:val="0"/>
+          <w:numId w:val="1"/>
+        </w:numPr>
+        <w:rPr>
+          <w:strike/>
+          <w:lang w:val="en-US"/>
+        </w:rPr>
+      </w:pPr>
+      <w:r>
+        <w:rPr>
+          <w:strike/>
+          <w:lang w:val="en-US"/>
+        </w:rPr>
+        <w:t xml:space="preserve">-Interactive Area mehr in Silvester rein </w:t>
+      </w:r>
+      <w:proofErr w:type="spellStart"/>
+      <w:r>
+        <w:rPr>
+          <w:strike/>
+          <w:lang w:val="en-US"/>
+        </w:rPr>
+        <w:t>bauen</w:t>
+      </w:r>
+      <w:proofErr w:type="spellEnd"/>
+      <w:r>
+        <w:rPr>
+          <w:strike/>
+          <w:lang w:val="en-US"/>
+        </w:rPr>
+        <w:t xml:space="preserve"> (more forgiving </w:t>
       </w:r>
       <w:proofErr w:type="gramStart"/>
       <w:r>
         <w:rPr>
-          <w:lang w:val="en-US"/>
-        </w:rPr>
-        <w:t>hand ?</w:t>
+          <w:strike/>
+          <w:lang w:val="en-US"/>
+        </w:rPr>
+        <w:t>interact</w:t>
       </w:r>
       <w:proofErr w:type="gramEnd"/>
-    </w:p>
-    <w:p>
-      <w:pPr>
-        <w:pStyle w:val="Listenabsatz"/>
+      <w:r>
+        <w:rPr>
+          <w:strike/>
+          <w:lang w:val="en-US"/>
+        </w:rPr>
+        <w:t xml:space="preserve"> Area)</w:t>
+      </w:r>
+    </w:p>
+    <w:p>
+      <w:pPr>
+        <w:pStyle w:val="ListParagraph"/>
         <w:numPr>
           <w:ilvl w:val="0"/>
           <w:numId w:val="1"/>
@@ -359,36 +818,29 @@
           <w:lang w:val="en-US"/>
         </w:rPr>
       </w:pPr>
-      <w:r>
-        <w:rPr>
-          <w:strike/>
-          <w:lang w:val="en-US"/>
-        </w:rPr>
-        <w:t xml:space="preserve">Nur </w:t>
-      </w:r>
-      <w:proofErr w:type="spellStart"/>
-      <w:r>
-        <w:rPr>
-          <w:strike/>
-          <w:lang w:val="en-US"/>
-        </w:rPr>
-        <w:t>etwa</w:t>
-      </w:r>
-      <w:proofErr w:type="spellEnd"/>
-      <w:r>
-        <w:rPr>
-          <w:strike/>
-          <w:lang w:val="en-US"/>
-        </w:rPr>
-        <w:t xml:space="preserve"> 3 items </w:t>
-      </w:r>
-      <w:proofErr w:type="spellStart"/>
-      <w:r>
-        <w:rPr>
-          <w:strike/>
-          <w:lang w:val="en-US"/>
-        </w:rPr>
-        <w:t>zum</w:t>
+      <w:proofErr w:type="spellStart"/>
+      <w:r>
+        <w:rPr>
+          <w:strike/>
+          <w:lang w:val="en-US"/>
+        </w:rPr>
+        <w:t>Priorierung</w:t>
+      </w:r>
+      <w:proofErr w:type="spellEnd"/>
+      <w:r>
+        <w:rPr>
+          <w:strike/>
+          <w:lang w:val="en-US"/>
+        </w:rPr>
+        <w:t xml:space="preserve"> von </w:t>
+      </w:r>
+      <w:proofErr w:type="spellStart"/>
+      <w:r>
+        <w:rPr>
+          <w:strike/>
+          <w:lang w:val="en-US"/>
+        </w:rPr>
+        <w:t>gegeständen</w:t>
       </w:r>
       <w:proofErr w:type="spellEnd"/>
       <w:r>
@@ -404,7 +856,7 @@
           <w:strike/>
           <w:lang w:val="en-US"/>
         </w:rPr>
-        <w:t>gewinnen</w:t>
+        <w:t>zu</w:t>
       </w:r>
       <w:proofErr w:type="spellEnd"/>
       <w:r>
@@ -420,45 +872,100 @@
           <w:strike/>
           <w:lang w:val="en-US"/>
         </w:rPr>
-        <w:t>bei</w:t>
-      </w:r>
-      <w:proofErr w:type="spellEnd"/>
-      <w:r>
-        <w:rPr>
-          <w:strike/>
-          <w:lang w:val="en-US"/>
-        </w:rPr>
-        <w:t xml:space="preserve"> </w:t>
-      </w:r>
-      <w:proofErr w:type="spellStart"/>
-      <w:r>
-        <w:rPr>
-          <w:strike/>
-          <w:lang w:val="en-US"/>
-        </w:rPr>
-        <w:t>leichter</w:t>
-      </w:r>
-      <w:proofErr w:type="spellEnd"/>
-      <w:r>
-        <w:rPr>
-          <w:strike/>
-          <w:lang w:val="en-US"/>
-        </w:rPr>
-        <w:t xml:space="preserve"> </w:t>
-      </w:r>
-      <w:proofErr w:type="spellStart"/>
-      <w:r>
-        <w:rPr>
-          <w:strike/>
-          <w:lang w:val="en-US"/>
-        </w:rPr>
-        <w:t>Schwierigkeit</w:t>
-      </w:r>
-      <w:proofErr w:type="spellEnd"/>
-    </w:p>
-    <w:p>
-      <w:pPr>
-        <w:pStyle w:val="Listenabsatz"/>
+        <w:t>Geräten</w:t>
+      </w:r>
+      <w:proofErr w:type="spellEnd"/>
+      <w:r>
+        <w:rPr>
+          <w:strike/>
+          <w:lang w:val="en-US"/>
+        </w:rPr>
+        <w:t xml:space="preserve"> (</w:t>
+      </w:r>
+      <w:proofErr w:type="spellStart"/>
+      <w:r>
+        <w:rPr>
+          <w:strike/>
+          <w:lang w:val="en-US"/>
+        </w:rPr>
+        <w:t>Kaffee</w:t>
+      </w:r>
+      <w:proofErr w:type="spellEnd"/>
+      <w:r>
+        <w:rPr>
+          <w:strike/>
+          <w:lang w:val="en-US"/>
+        </w:rPr>
+        <w:t xml:space="preserve"> kann muss aufgehoben werden können, </w:t>
+      </w:r>
+      <w:proofErr w:type="spellStart"/>
+      <w:r>
+        <w:rPr>
+          <w:strike/>
+          <w:lang w:val="en-US"/>
+        </w:rPr>
+        <w:t>auch</w:t>
+      </w:r>
+      <w:proofErr w:type="spellEnd"/>
+      <w:r>
+        <w:rPr>
+          <w:strike/>
+          <w:lang w:val="en-US"/>
+        </w:rPr>
+        <w:t xml:space="preserve"> wenn Mixer </w:t>
+      </w:r>
+      <w:proofErr w:type="spellStart"/>
+      <w:r>
+        <w:rPr>
+          <w:strike/>
+          <w:lang w:val="en-US"/>
+        </w:rPr>
+        <w:t>o.ä</w:t>
+      </w:r>
+      <w:proofErr w:type="spellEnd"/>
+      <w:r>
+        <w:rPr>
+          <w:strike/>
+          <w:lang w:val="en-US"/>
+        </w:rPr>
+        <w:t xml:space="preserve">. </w:t>
+      </w:r>
+      <w:proofErr w:type="spellStart"/>
+      <w:r>
+        <w:rPr>
+          <w:strike/>
+          <w:lang w:val="en-US"/>
+        </w:rPr>
+        <w:t>auch</w:t>
+      </w:r>
+      <w:proofErr w:type="spellEnd"/>
+      <w:r>
+        <w:rPr>
+          <w:strike/>
+          <w:lang w:val="en-US"/>
+        </w:rPr>
+        <w:t xml:space="preserve"> in Area </w:t>
+      </w:r>
+      <w:proofErr w:type="spellStart"/>
+      <w:r>
+        <w:rPr>
+          <w:strike/>
+          <w:lang w:val="en-US"/>
+        </w:rPr>
+        <w:t>sind</w:t>
+      </w:r>
+      <w:proofErr w:type="spellEnd"/>
+      <w:r>
+        <w:rPr>
+          <w:strike/>
+          <w:lang w:val="en-US"/>
+        </w:rPr>
+        <w:t>)</w:t>
+      </w:r>
+    </w:p>
+    <w:p>
+      <w:pPr>
+        <w:pStyle w:val="ListParagraph"/>
         <w:numPr>
           <w:ilvl w:val="0"/>
           <w:numId w:val="1"/>
@@ -467,365 +974,38 @@
           <w:lang w:val="en-US"/>
         </w:rPr>
       </w:pPr>
-      <w:r>
-        <w:rPr>
-          <w:lang w:val="en-US"/>
-        </w:rPr>
-        <w:t xml:space="preserve">Zeit pro </w:t>
-      </w:r>
-      <w:proofErr w:type="spellStart"/>
-      <w:r>
-        <w:rPr>
-          <w:lang w:val="en-US"/>
-        </w:rPr>
-        <w:t>gegenstand</w:t>
-      </w:r>
-      <w:proofErr w:type="spellEnd"/>
-      <w:r>
-        <w:rPr>
-          <w:lang w:val="en-US"/>
-        </w:rPr>
-        <w:t xml:space="preserve"> </w:t>
-      </w:r>
-      <w:proofErr w:type="spellStart"/>
-      <w:r>
-        <w:rPr>
-          <w:lang w:val="en-US"/>
-        </w:rPr>
-        <w:t>scalen</w:t>
-      </w:r>
-      <w:proofErr w:type="spellEnd"/>
-    </w:p>
-    <w:p>
-      <w:pPr>
-        <w:pStyle w:val="Listenabsatz"/>
-        <w:rPr>
-          <w:lang w:val="en-US"/>
-        </w:rPr>
-      </w:pPr>
-    </w:p>
-    <w:p>
-      <w:pPr>
-        <w:pStyle w:val="Listenabsatz"/>
-        <w:numPr>
-          <w:ilvl w:val="0"/>
-          <w:numId w:val="1"/>
-        </w:numPr>
-        <w:rPr>
-          <w:lang w:val="en-US"/>
-        </w:rPr>
-      </w:pPr>
-      <w:r>
-        <w:rPr>
-          <w:lang w:val="en-US"/>
-        </w:rPr>
-        <w:t xml:space="preserve">Patches für </w:t>
-      </w:r>
-      <w:proofErr w:type="spellStart"/>
-      <w:r>
-        <w:rPr>
-          <w:lang w:val="en-US"/>
-        </w:rPr>
-        <w:t>Schwierigkeitsstufe</w:t>
-      </w:r>
-      <w:proofErr w:type="spellEnd"/>
-    </w:p>
-    <w:p>
-      <w:pPr>
-        <w:pStyle w:val="Listenabsatz"/>
-        <w:numPr>
-          <w:ilvl w:val="0"/>
-          <w:numId w:val="1"/>
-        </w:numPr>
-        <w:rPr>
-          <w:lang w:val="en-US"/>
-        </w:rPr>
-      </w:pPr>
-      <w:proofErr w:type="spellStart"/>
-      <w:r>
-        <w:rPr>
-          <w:lang w:val="en-US"/>
-        </w:rPr>
-        <w:t>Bananenkorb</w:t>
-      </w:r>
-      <w:proofErr w:type="spellEnd"/>
-      <w:r>
-        <w:rPr>
-          <w:lang w:val="en-US"/>
-        </w:rPr>
-        <w:t xml:space="preserve"> </w:t>
-      </w:r>
-      <w:proofErr w:type="spellStart"/>
-      <w:r>
-        <w:rPr>
-          <w:lang w:val="en-US"/>
-        </w:rPr>
-        <w:t>überm</w:t>
-      </w:r>
-      <w:proofErr w:type="spellEnd"/>
-      <w:r>
-        <w:rPr>
-          <w:lang w:val="en-US"/>
-        </w:rPr>
-        <w:t xml:space="preserve"> </w:t>
-      </w:r>
-      <w:proofErr w:type="spellStart"/>
-      <w:r>
-        <w:rPr>
-          <w:lang w:val="en-US"/>
-        </w:rPr>
-        <w:t>kopf</w:t>
-      </w:r>
-      <w:proofErr w:type="spellEnd"/>
-      <w:r>
-        <w:rPr>
-          <w:lang w:val="en-US"/>
-        </w:rPr>
-        <w:t xml:space="preserve"> </w:t>
-      </w:r>
-      <w:proofErr w:type="spellStart"/>
-      <w:r>
-        <w:rPr>
-          <w:lang w:val="en-US"/>
-        </w:rPr>
-        <w:t>zum</w:t>
-      </w:r>
-      <w:proofErr w:type="spellEnd"/>
-      <w:r>
-        <w:rPr>
-          <w:lang w:val="en-US"/>
-        </w:rPr>
-        <w:t xml:space="preserve"> </w:t>
-      </w:r>
-      <w:proofErr w:type="spellStart"/>
-      <w:r>
-        <w:rPr>
-          <w:lang w:val="en-US"/>
-        </w:rPr>
-        <w:t>fangen</w:t>
-      </w:r>
-      <w:proofErr w:type="spellEnd"/>
-      <w:r>
-        <w:rPr>
-          <w:lang w:val="en-US"/>
-        </w:rPr>
-        <w:t>?</w:t>
-      </w:r>
-    </w:p>
-    <w:p>
-      <w:pPr>
-        <w:pStyle w:val="Listenabsatz"/>
-        <w:numPr>
-          <w:ilvl w:val="0"/>
-          <w:numId w:val="1"/>
-        </w:numPr>
-        <w:rPr>
-          <w:strike/>
-          <w:lang w:val="en-US"/>
-        </w:rPr>
-      </w:pPr>
-      <w:proofErr w:type="spellStart"/>
-      <w:r>
-        <w:rPr>
-          <w:strike/>
-          <w:lang w:val="en-US"/>
-        </w:rPr>
-        <w:t>Mehrere</w:t>
-      </w:r>
-      <w:proofErr w:type="spellEnd"/>
-      <w:r>
-        <w:rPr>
-          <w:strike/>
-          <w:lang w:val="en-US"/>
-        </w:rPr>
-        <w:t xml:space="preserve"> </w:t>
-      </w:r>
-      <w:proofErr w:type="spellStart"/>
-      <w:r>
-        <w:rPr>
-          <w:strike/>
-          <w:lang w:val="en-US"/>
-        </w:rPr>
-        <w:t>bananen</w:t>
-      </w:r>
-      <w:proofErr w:type="spellEnd"/>
-      <w:r>
-        <w:rPr>
-          <w:strike/>
-          <w:lang w:val="en-US"/>
-        </w:rPr>
-        <w:t xml:space="preserve"> pro saft</w:t>
-      </w:r>
-    </w:p>
-    <w:p>
-      <w:pPr>
-        <w:pStyle w:val="Listenabsatz"/>
-        <w:numPr>
-          <w:ilvl w:val="0"/>
-          <w:numId w:val="1"/>
-        </w:numPr>
-        <w:rPr>
-          <w:lang w:val="en-US"/>
-        </w:rPr>
-      </w:pPr>
-      <w:r>
-        <w:rPr>
-          <w:lang w:val="en-US"/>
-        </w:rPr>
-        <w:t xml:space="preserve">Mehr </w:t>
-      </w:r>
       <w:proofErr w:type="spellStart"/>
       <w:proofErr w:type="gramStart"/>
       <w:r>
         <w:rPr>
           <w:lang w:val="en-US"/>
         </w:rPr>
-        <w:t>früchte</w:t>
-      </w:r>
-      <w:proofErr w:type="spellEnd"/>
-      <w:r>
-        <w:rPr>
-          <w:lang w:val="en-US"/>
-        </w:rPr>
-        <w:t xml:space="preserve"> ?</w:t>
-      </w:r>
+        <w:t>Sounddesign</w:t>
+      </w:r>
+      <w:proofErr w:type="spellEnd"/>
       <w:proofErr w:type="gramEnd"/>
-      <w:r>
-        <w:rPr>
-          <w:lang w:val="en-US"/>
-        </w:rPr>
-        <w:t xml:space="preserve"> </w:t>
-      </w:r>
-    </w:p>
-    <w:p>
-      <w:pPr>
-        <w:pStyle w:val="Listenabsatz"/>
-        <w:rPr>
-          <w:lang w:val="en-US"/>
-        </w:rPr>
-      </w:pPr>
-    </w:p>
-    <w:p>
-      <w:pPr>
-        <w:pStyle w:val="Listenabsatz"/>
-        <w:numPr>
-          <w:ilvl w:val="0"/>
-          <w:numId w:val="1"/>
-        </w:numPr>
-        <w:rPr>
-          <w:lang w:val="en-US"/>
-        </w:rPr>
-      </w:pPr>
-      <w:r>
-        <w:rPr>
-          <w:lang w:val="en-US"/>
-        </w:rPr>
-        <w:t>UI</w:t>
-      </w:r>
-    </w:p>
-    <w:p>
-      <w:pPr>
-        <w:pStyle w:val="Listenabsatz"/>
-        <w:numPr>
-          <w:ilvl w:val="0"/>
-          <w:numId w:val="1"/>
-        </w:numPr>
-        <w:rPr>
-          <w:lang w:val="en-US"/>
-        </w:rPr>
-      </w:pPr>
-      <w:proofErr w:type="spellStart"/>
-      <w:r>
-        <w:rPr>
-          <w:lang w:val="en-US"/>
-        </w:rPr>
-        <w:t>Kommentare</w:t>
-      </w:r>
-      <w:proofErr w:type="spellEnd"/>
-      <w:r>
-        <w:rPr>
-          <w:lang w:val="en-US"/>
-        </w:rPr>
-        <w:t xml:space="preserve"> von Godot </w:t>
-      </w:r>
-      <w:proofErr w:type="spellStart"/>
-      <w:r>
-        <w:rPr>
-          <w:lang w:val="en-US"/>
-        </w:rPr>
-        <w:t>Abgabe</w:t>
-      </w:r>
-      <w:proofErr w:type="spellEnd"/>
-      <w:r>
-        <w:rPr>
-          <w:lang w:val="en-US"/>
-        </w:rPr>
-        <w:t xml:space="preserve"> </w:t>
-      </w:r>
-      <w:proofErr w:type="spellStart"/>
-      <w:r>
-        <w:rPr>
-          <w:lang w:val="en-US"/>
-        </w:rPr>
-        <w:t>anpassen</w:t>
-      </w:r>
-      <w:proofErr w:type="spellEnd"/>
-    </w:p>
-    <w:p>
-      <w:pPr>
-        <w:pStyle w:val="Listenabsatz"/>
+    </w:p>
+    <w:p>
+      <w:pPr>
+        <w:pStyle w:val="ListParagraph"/>
         <w:numPr>
           <w:ilvl w:val="1"/>
           <w:numId w:val="1"/>
         </w:numPr>
         <w:rPr>
-          <w:strike/>
-          <w:lang w:val="en-US"/>
-        </w:rPr>
-      </w:pPr>
-      <w:r>
-        <w:rPr>
-          <w:strike/>
-          <w:lang w:val="en-US"/>
-        </w:rPr>
-        <w:t xml:space="preserve">Sound Intro </w:t>
-      </w:r>
-      <w:proofErr w:type="spellStart"/>
-      <w:r>
-        <w:rPr>
-          <w:strike/>
-          <w:lang w:val="en-US"/>
-        </w:rPr>
-        <w:t>raus</w:t>
-      </w:r>
-      <w:proofErr w:type="spellEnd"/>
-      <w:r>
-        <w:rPr>
-          <w:strike/>
-          <w:lang w:val="en-US"/>
-        </w:rPr>
-        <w:t xml:space="preserve"> </w:t>
-      </w:r>
-      <w:proofErr w:type="spellStart"/>
-      <w:r>
-        <w:rPr>
-          <w:strike/>
-          <w:lang w:val="en-US"/>
-        </w:rPr>
-        <w:t>nehmen</w:t>
-      </w:r>
-      <w:proofErr w:type="spellEnd"/>
-      <w:r>
-        <w:rPr>
-          <w:strike/>
-          <w:lang w:val="en-US"/>
-        </w:rPr>
-        <w:t xml:space="preserve"> (sound Tween)</w:t>
-      </w:r>
-    </w:p>
-    <w:p>
-      <w:pPr>
-        <w:pStyle w:val="Listenabsatz"/>
+          <w:lang w:val="en-US"/>
+        </w:rPr>
+      </w:pPr>
+      <w:r>
+        <w:rPr>
+          <w:lang w:val="en-US"/>
+        </w:rPr>
+        <w:t>Silvester läuft</w:t>
+      </w:r>
+    </w:p>
+    <w:p>
+      <w:pPr>
+        <w:pStyle w:val="ListParagraph"/>
         <w:numPr>
           <w:ilvl w:val="1"/>
           <w:numId w:val="1"/>
@@ -834,114 +1014,30 @@
           <w:lang w:val="en-US"/>
         </w:rPr>
       </w:pPr>
-      <w:r>
-        <w:rPr>
-          <w:lang w:val="en-US"/>
-        </w:rPr>
-        <w:t>(</w:t>
-      </w:r>
-      <w:r>
-        <w:rPr>
-          <w:lang w:val="en-US"/>
-        </w:rPr>
-        <w:t xml:space="preserve">Statt Sound-Element, </w:t>
-      </w:r>
-      <w:proofErr w:type="spellStart"/>
-      <w:r>
-        <w:rPr>
-          <w:lang w:val="en-US"/>
-        </w:rPr>
-        <w:t>kann</w:t>
-      </w:r>
-      <w:proofErr w:type="spellEnd"/>
-      <w:r>
-        <w:rPr>
-          <w:lang w:val="en-US"/>
-        </w:rPr>
-        <w:t xml:space="preserve"> man </w:t>
-      </w:r>
-      <w:proofErr w:type="spellStart"/>
-      <w:r>
-        <w:rPr>
-          <w:lang w:val="en-US"/>
-        </w:rPr>
-        <w:t>auch</w:t>
-      </w:r>
-      <w:proofErr w:type="spellEnd"/>
-      <w:r>
-        <w:rPr>
-          <w:lang w:val="en-US"/>
-        </w:rPr>
-        <w:t xml:space="preserve"> auf </w:t>
-      </w:r>
-      <w:proofErr w:type="spellStart"/>
-      <w:r>
-        <w:rPr>
-          <w:lang w:val="en-US"/>
-        </w:rPr>
-        <w:t>SoundBus</w:t>
-      </w:r>
-      <w:proofErr w:type="spellEnd"/>
-      <w:r>
-        <w:rPr>
-          <w:lang w:val="en-US"/>
-        </w:rPr>
-        <w:t xml:space="preserve"> </w:t>
-      </w:r>
-      <w:proofErr w:type="spellStart"/>
-      <w:r>
-        <w:rPr>
-          <w:lang w:val="en-US"/>
-        </w:rPr>
-        <w:t>einsetzen</w:t>
-      </w:r>
-      <w:proofErr w:type="spellEnd"/>
-      <w:r>
-        <w:rPr>
-          <w:lang w:val="en-US"/>
-        </w:rPr>
-        <w:t>)</w:t>
-      </w:r>
-    </w:p>
-    <w:p>
-      <w:pPr>
-        <w:pStyle w:val="Listenabsatz"/>
-        <w:numPr>
-          <w:ilvl w:val="0"/>
-          <w:numId w:val="1"/>
-        </w:numPr>
-        <w:rPr>
-          <w:lang w:val="en-US"/>
-        </w:rPr>
-      </w:pPr>
-      <w:r>
-        <w:rPr>
-          <w:lang w:val="en-US"/>
-        </w:rPr>
-        <w:t>Sounds (movement sound, Johnny FX und so)</w:t>
-      </w:r>
-    </w:p>
-    <w:p>
-      <w:pPr>
-        <w:pStyle w:val="Listenabsatz"/>
-        <w:numPr>
-          <w:ilvl w:val="0"/>
-          <w:numId w:val="1"/>
-        </w:numPr>
-        <w:rPr>
-          <w:lang w:val="en-US"/>
-        </w:rPr>
-      </w:pPr>
-      <w:r>
-        <w:rPr>
-          <w:lang w:val="en-US"/>
-        </w:rPr>
-        <w:t>Credits (in Game)</w:t>
-      </w:r>
-    </w:p>
-    <w:p>
-      <w:pPr>
-        <w:pStyle w:val="Listenabsatz"/>
+      <w:proofErr w:type="spellStart"/>
+      <w:r>
+        <w:rPr>
+          <w:lang w:val="en-US"/>
+        </w:rPr>
+        <w:t>Intera</w:t>
+      </w:r>
+      <w:r>
+        <w:rPr>
+          <w:lang w:val="en-US"/>
+        </w:rPr>
+        <w:t>k</w:t>
+      </w:r>
+      <w:r>
+        <w:rPr>
+          <w:lang w:val="en-US"/>
+        </w:rPr>
+        <w:t>tionen</w:t>
+      </w:r>
+      <w:proofErr w:type="spellEnd"/>
+    </w:p>
+    <w:p>
+      <w:pPr>
+        <w:pStyle w:val="ListParagraph"/>
         <w:numPr>
           <w:ilvl w:val="1"/>
           <w:numId w:val="1"/>
@@ -950,454 +1046,12 @@
           <w:lang w:val="en-US"/>
         </w:rPr>
       </w:pPr>
-      <w:proofErr w:type="spellStart"/>
-      <w:r>
-        <w:rPr>
-          <w:lang w:val="en-US"/>
-        </w:rPr>
-        <w:t>Uns</w:t>
-      </w:r>
-      <w:proofErr w:type="spellEnd"/>
-      <w:r>
-        <w:rPr>
-          <w:lang w:val="en-US"/>
-        </w:rPr>
-        <w:t xml:space="preserve"> </w:t>
-      </w:r>
-      <w:proofErr w:type="spellStart"/>
-      <w:r>
-        <w:rPr>
-          <w:lang w:val="en-US"/>
-        </w:rPr>
-        <w:t>selbst</w:t>
-      </w:r>
-      <w:proofErr w:type="spellEnd"/>
-      <w:r>
-        <w:rPr>
-          <w:lang w:val="en-US"/>
-        </w:rPr>
-        <w:t xml:space="preserve"> (</w:t>
-      </w:r>
-      <w:proofErr w:type="spellStart"/>
-      <w:r>
-        <w:rPr>
-          <w:lang w:val="en-US"/>
-        </w:rPr>
-        <w:t>Realnamen</w:t>
-      </w:r>
-      <w:proofErr w:type="spellEnd"/>
-      <w:r>
-        <w:rPr>
-          <w:lang w:val="en-US"/>
-        </w:rPr>
-        <w:t xml:space="preserve"> </w:t>
-      </w:r>
-      <w:proofErr w:type="spellStart"/>
-      <w:r>
-        <w:rPr>
-          <w:lang w:val="en-US"/>
-        </w:rPr>
-        <w:t>oder</w:t>
-      </w:r>
-      <w:proofErr w:type="spellEnd"/>
-      <w:r>
-        <w:rPr>
-          <w:lang w:val="en-US"/>
-        </w:rPr>
-        <w:t xml:space="preserve"> itch Namen </w:t>
-      </w:r>
-      <w:proofErr w:type="spellStart"/>
-      <w:r>
-        <w:rPr>
-          <w:lang w:val="en-US"/>
-        </w:rPr>
-        <w:t>o.ä</w:t>
-      </w:r>
-      <w:proofErr w:type="spellEnd"/>
-      <w:r>
-        <w:rPr>
-          <w:lang w:val="en-US"/>
-        </w:rPr>
-        <w:t>.)</w:t>
-      </w:r>
-    </w:p>
-    <w:p>
-      <w:pPr>
-        <w:pStyle w:val="Listenabsatz"/>
-        <w:numPr>
-          <w:ilvl w:val="1"/>
-          <w:numId w:val="1"/>
-        </w:numPr>
-        <w:rPr>
-          <w:lang w:val="en-US"/>
-        </w:rPr>
-      </w:pPr>
-      <w:proofErr w:type="spellStart"/>
-      <w:r>
-        <w:rPr>
-          <w:lang w:val="en-US"/>
-        </w:rPr>
-        <w:t>Vllt</w:t>
-      </w:r>
-      <w:proofErr w:type="spellEnd"/>
-      <w:r>
-        <w:rPr>
-          <w:lang w:val="en-US"/>
-        </w:rPr>
-        <w:t xml:space="preserve"> @Mannheim University of Technology</w:t>
-      </w:r>
-    </w:p>
-    <w:p>
-      <w:pPr>
-        <w:pStyle w:val="Listenabsatz"/>
-        <w:numPr>
-          <w:ilvl w:val="0"/>
-          <w:numId w:val="1"/>
-        </w:numPr>
-        <w:rPr>
-          <w:lang w:val="en-US"/>
-        </w:rPr>
-      </w:pPr>
-      <w:r>
-        <w:rPr>
-          <w:lang w:val="en-US"/>
-        </w:rPr>
-        <w:t xml:space="preserve">-Interactive Area </w:t>
-      </w:r>
-      <w:proofErr w:type="spellStart"/>
-      <w:r>
-        <w:rPr>
-          <w:lang w:val="en-US"/>
-        </w:rPr>
-        <w:t>mehr</w:t>
-      </w:r>
-      <w:proofErr w:type="spellEnd"/>
-      <w:r>
-        <w:rPr>
-          <w:lang w:val="en-US"/>
-        </w:rPr>
-        <w:t xml:space="preserve"> in Silvester rein </w:t>
-      </w:r>
-      <w:proofErr w:type="spellStart"/>
-      <w:r>
-        <w:rPr>
-          <w:lang w:val="en-US"/>
-        </w:rPr>
-        <w:t>bauen</w:t>
-      </w:r>
-      <w:proofErr w:type="spellEnd"/>
-      <w:r>
-        <w:rPr>
-          <w:lang w:val="en-US"/>
-        </w:rPr>
-        <w:t xml:space="preserve"> (more forgiving </w:t>
-      </w:r>
-      <w:proofErr w:type="gramStart"/>
-      <w:r>
-        <w:rPr>
-          <w:lang w:val="en-US"/>
-        </w:rPr>
-        <w:t>interact</w:t>
-      </w:r>
-      <w:proofErr w:type="gramEnd"/>
-      <w:r>
-        <w:rPr>
-          <w:lang w:val="en-US"/>
-        </w:rPr>
-        <w:t xml:space="preserve"> Area)</w:t>
-      </w:r>
-    </w:p>
-    <w:p>
-      <w:pPr>
-        <w:pStyle w:val="Listenabsatz"/>
-        <w:numPr>
-          <w:ilvl w:val="0"/>
-          <w:numId w:val="1"/>
-        </w:numPr>
-        <w:rPr>
-          <w:lang w:val="en-US"/>
-        </w:rPr>
-      </w:pPr>
-      <w:proofErr w:type="spellStart"/>
-      <w:r>
-        <w:rPr>
-          <w:lang w:val="en-US"/>
-        </w:rPr>
-        <w:t>Priorierung</w:t>
-      </w:r>
-      <w:proofErr w:type="spellEnd"/>
-      <w:r>
-        <w:rPr>
-          <w:lang w:val="en-US"/>
-        </w:rPr>
-        <w:t xml:space="preserve"> von </w:t>
-      </w:r>
-      <w:proofErr w:type="spellStart"/>
-      <w:r>
-        <w:rPr>
-          <w:lang w:val="en-US"/>
-        </w:rPr>
-        <w:t>gegeständen</w:t>
-      </w:r>
-      <w:proofErr w:type="spellEnd"/>
-      <w:r>
-        <w:rPr>
-          <w:lang w:val="en-US"/>
-        </w:rPr>
-        <w:t xml:space="preserve"> </w:t>
-      </w:r>
-      <w:proofErr w:type="spellStart"/>
-      <w:r>
-        <w:rPr>
-          <w:lang w:val="en-US"/>
-        </w:rPr>
-        <w:t>zu</w:t>
-      </w:r>
-      <w:proofErr w:type="spellEnd"/>
-      <w:r>
-        <w:rPr>
-          <w:lang w:val="en-US"/>
-        </w:rPr>
-        <w:t xml:space="preserve"> </w:t>
-      </w:r>
-      <w:proofErr w:type="spellStart"/>
-      <w:r>
-        <w:rPr>
-          <w:lang w:val="en-US"/>
-        </w:rPr>
-        <w:t>Geräten</w:t>
-      </w:r>
-      <w:proofErr w:type="spellEnd"/>
-      <w:r>
-        <w:rPr>
-          <w:lang w:val="en-US"/>
-        </w:rPr>
-        <w:t xml:space="preserve"> (</w:t>
-      </w:r>
-      <w:proofErr w:type="spellStart"/>
-      <w:r>
-        <w:rPr>
-          <w:lang w:val="en-US"/>
-        </w:rPr>
-        <w:t>Kaffee</w:t>
-      </w:r>
-      <w:proofErr w:type="spellEnd"/>
-      <w:r>
-        <w:rPr>
-          <w:lang w:val="en-US"/>
-        </w:rPr>
-        <w:t xml:space="preserve"> </w:t>
-      </w:r>
-      <w:proofErr w:type="spellStart"/>
-      <w:r>
-        <w:rPr>
-          <w:lang w:val="en-US"/>
-        </w:rPr>
-        <w:t>kann</w:t>
-      </w:r>
-      <w:proofErr w:type="spellEnd"/>
-      <w:r>
-        <w:rPr>
-          <w:lang w:val="en-US"/>
-        </w:rPr>
-        <w:t xml:space="preserve"> muss aufgehoben </w:t>
-      </w:r>
-      <w:proofErr w:type="spellStart"/>
-      <w:r>
-        <w:rPr>
-          <w:lang w:val="en-US"/>
-        </w:rPr>
-        <w:t>werden</w:t>
-      </w:r>
-      <w:proofErr w:type="spellEnd"/>
-      <w:r>
-        <w:rPr>
-          <w:lang w:val="en-US"/>
-        </w:rPr>
-        <w:t xml:space="preserve"> </w:t>
-      </w:r>
-      <w:proofErr w:type="spellStart"/>
-      <w:r>
-        <w:rPr>
-          <w:lang w:val="en-US"/>
-        </w:rPr>
-        <w:t>können</w:t>
-      </w:r>
-      <w:proofErr w:type="spellEnd"/>
-      <w:r>
-        <w:rPr>
-          <w:lang w:val="en-US"/>
-        </w:rPr>
-        <w:t xml:space="preserve">, </w:t>
-      </w:r>
-      <w:proofErr w:type="spellStart"/>
-      <w:r>
-        <w:rPr>
-          <w:lang w:val="en-US"/>
-        </w:rPr>
-        <w:t>auch</w:t>
-      </w:r>
-      <w:proofErr w:type="spellEnd"/>
-      <w:r>
-        <w:rPr>
-          <w:lang w:val="en-US"/>
-        </w:rPr>
-        <w:t xml:space="preserve"> </w:t>
-      </w:r>
-      <w:proofErr w:type="spellStart"/>
-      <w:r>
-        <w:rPr>
-          <w:lang w:val="en-US"/>
-        </w:rPr>
-        <w:t>wenn</w:t>
-      </w:r>
-      <w:proofErr w:type="spellEnd"/>
-      <w:r>
-        <w:rPr>
-          <w:lang w:val="en-US"/>
-        </w:rPr>
-        <w:t xml:space="preserve"> Mixer </w:t>
-      </w:r>
-      <w:proofErr w:type="spellStart"/>
-      <w:r>
-        <w:rPr>
-          <w:lang w:val="en-US"/>
-        </w:rPr>
-        <w:t>o.ä</w:t>
-      </w:r>
-      <w:proofErr w:type="spellEnd"/>
-      <w:r>
-        <w:rPr>
-          <w:lang w:val="en-US"/>
-        </w:rPr>
-        <w:t xml:space="preserve">. </w:t>
-      </w:r>
-      <w:proofErr w:type="spellStart"/>
-      <w:r>
-        <w:rPr>
-          <w:lang w:val="en-US"/>
-        </w:rPr>
-        <w:t>auch</w:t>
-      </w:r>
-      <w:proofErr w:type="spellEnd"/>
-      <w:r>
-        <w:rPr>
-          <w:lang w:val="en-US"/>
-        </w:rPr>
-        <w:t xml:space="preserve"> in Area </w:t>
-      </w:r>
-      <w:proofErr w:type="spellStart"/>
-      <w:r>
-        <w:rPr>
-          <w:lang w:val="en-US"/>
-        </w:rPr>
-        <w:t>sind</w:t>
-      </w:r>
-      <w:proofErr w:type="spellEnd"/>
-      <w:r>
-        <w:rPr>
-          <w:lang w:val="en-US"/>
-        </w:rPr>
-        <w:t>)</w:t>
-      </w:r>
-    </w:p>
-    <w:p>
-      <w:pPr>
-        <w:pStyle w:val="Listenabsatz"/>
-        <w:numPr>
-          <w:ilvl w:val="0"/>
-          <w:numId w:val="1"/>
-        </w:numPr>
-        <w:rPr>
-          <w:lang w:val="en-US"/>
-        </w:rPr>
-      </w:pPr>
-      <w:proofErr w:type="spellStart"/>
-      <w:proofErr w:type="gramStart"/>
-      <w:r>
-        <w:rPr>
-          <w:lang w:val="en-US"/>
-        </w:rPr>
-        <w:t>Sounddesign</w:t>
-      </w:r>
-      <w:proofErr w:type="spellEnd"/>
-      <w:proofErr w:type="gramEnd"/>
-    </w:p>
-    <w:p>
-      <w:pPr>
-        <w:pStyle w:val="Listenabsatz"/>
-        <w:numPr>
-          <w:ilvl w:val="1"/>
-          <w:numId w:val="1"/>
-        </w:numPr>
-        <w:rPr>
-          <w:lang w:val="en-US"/>
-        </w:rPr>
-      </w:pPr>
-      <w:r>
-        <w:rPr>
-          <w:lang w:val="en-US"/>
-        </w:rPr>
-        <w:t xml:space="preserve">Silvester </w:t>
-      </w:r>
-      <w:proofErr w:type="spellStart"/>
-      <w:r>
-        <w:rPr>
-          <w:lang w:val="en-US"/>
-        </w:rPr>
-        <w:t>läuft</w:t>
-      </w:r>
-      <w:proofErr w:type="spellEnd"/>
-    </w:p>
-    <w:p>
-      <w:pPr>
-        <w:pStyle w:val="Listenabsatz"/>
-        <w:numPr>
-          <w:ilvl w:val="1"/>
-          <w:numId w:val="1"/>
-        </w:numPr>
-        <w:rPr>
-          <w:lang w:val="en-US"/>
-        </w:rPr>
-      </w:pPr>
-      <w:proofErr w:type="spellStart"/>
-      <w:r>
-        <w:rPr>
-          <w:lang w:val="en-US"/>
-        </w:rPr>
-        <w:t>Interactionen</w:t>
-      </w:r>
-      <w:proofErr w:type="spellEnd"/>
-    </w:p>
-    <w:p>
-      <w:pPr>
-        <w:pStyle w:val="Listenabsatz"/>
-        <w:numPr>
-          <w:ilvl w:val="1"/>
-          <w:numId w:val="1"/>
-        </w:numPr>
-        <w:rPr>
-          <w:lang w:val="en-US"/>
-        </w:rPr>
-      </w:pPr>
       <w:r>
         <w:rPr>
           <w:lang w:val="en-US"/>
         </w:rPr>
         <w:t>Banana drop</w:t>
       </w:r>
-    </w:p>
-    <w:p>
-      <w:pPr>
-        <w:pStyle w:val="Listenabsatz"/>
-        <w:numPr>
-          <w:ilvl w:val="1"/>
-          <w:numId w:val="1"/>
-        </w:numPr>
-        <w:rPr>
-          <w:lang w:val="en-US"/>
-        </w:rPr>
-      </w:pPr>
     </w:p>
     <w:sectPr>
       <w:pgSz w:w="11906" w:h="16838"/>
@@ -1927,15 +1581,15 @@
     <w:lsdException w:name="Unresolved Mention" w:semiHidden="1" w:unhideWhenUsed="1"/>
     <w:lsdException w:name="Smart Link" w:semiHidden="1" w:unhideWhenUsed="1"/>
   </w:latentStyles>
-  <w:style w:type="paragraph" w:default="1" w:styleId="Standard">
+  <w:style w:type="paragraph" w:default="1" w:styleId="Normal">
     <w:name w:val="Normal"/>
     <w:qFormat/>
   </w:style>
-  <w:style w:type="paragraph" w:styleId="berschrift1">
+  <w:style w:type="paragraph" w:styleId="Heading1">
     <w:name w:val="heading 1"/>
-    <w:basedOn w:val="Standard"/>
-    <w:next w:val="Standard"/>
-    <w:link w:val="berschrift1Zchn"/>
+    <w:basedOn w:val="Normal"/>
+    <w:next w:val="Normal"/>
+    <w:link w:val="Heading1Char"/>
     <w:uiPriority w:val="9"/>
     <w:qFormat/>
     <w:rsid w:val="002E6267"/>
@@ -1952,11 +1606,11 @@
       <w:szCs w:val="40"/>
     </w:rPr>
   </w:style>
-  <w:style w:type="paragraph" w:styleId="berschrift2">
+  <w:style w:type="paragraph" w:styleId="Heading2">
     <w:name w:val="heading 2"/>
-    <w:basedOn w:val="Standard"/>
-    <w:next w:val="Standard"/>
-    <w:link w:val="berschrift2Zchn"/>
+    <w:basedOn w:val="Normal"/>
+    <w:next w:val="Normal"/>
+    <w:link w:val="Heading2Char"/>
     <w:uiPriority w:val="9"/>
     <w:semiHidden/>
     <w:unhideWhenUsed/>
@@ -1975,11 +1629,11 @@
       <w:szCs w:val="32"/>
     </w:rPr>
   </w:style>
-  <w:style w:type="paragraph" w:styleId="berschrift3">
+  <w:style w:type="paragraph" w:styleId="Heading3">
     <w:name w:val="heading 3"/>
-    <w:basedOn w:val="Standard"/>
-    <w:next w:val="Standard"/>
-    <w:link w:val="berschrift3Zchn"/>
+    <w:basedOn w:val="Normal"/>
+    <w:next w:val="Normal"/>
+    <w:link w:val="Heading3Char"/>
     <w:uiPriority w:val="9"/>
     <w:semiHidden/>
     <w:unhideWhenUsed/>
@@ -1998,11 +1652,11 @@
       <w:szCs w:val="28"/>
     </w:rPr>
   </w:style>
-  <w:style w:type="paragraph" w:styleId="berschrift4">
+  <w:style w:type="paragraph" w:styleId="Heading4">
     <w:name w:val="heading 4"/>
-    <w:basedOn w:val="Standard"/>
-    <w:next w:val="Standard"/>
-    <w:link w:val="berschrift4Zchn"/>
+    <w:basedOn w:val="Normal"/>
+    <w:next w:val="Normal"/>
+    <w:link w:val="Heading4Char"/>
     <w:uiPriority w:val="9"/>
     <w:semiHidden/>
     <w:unhideWhenUsed/>
@@ -2021,11 +1675,11 @@
       <w:color w:val="0F4761" w:themeColor="accent1" w:themeShade="BF"/>
     </w:rPr>
   </w:style>
-  <w:style w:type="paragraph" w:styleId="berschrift5">
+  <w:style w:type="paragraph" w:styleId="Heading5">
     <w:name w:val="heading 5"/>
-    <w:basedOn w:val="Standard"/>
-    <w:next w:val="Standard"/>
-    <w:link w:val="berschrift5Zchn"/>
+    <w:basedOn w:val="Normal"/>
+    <w:next w:val="Normal"/>
+    <w:link w:val="Heading5Char"/>
     <w:uiPriority w:val="9"/>
     <w:semiHidden/>
     <w:unhideWhenUsed/>
@@ -2042,11 +1696,11 @@
       <w:color w:val="0F4761" w:themeColor="accent1" w:themeShade="BF"/>
     </w:rPr>
   </w:style>
-  <w:style w:type="paragraph" w:styleId="berschrift6">
+  <w:style w:type="paragraph" w:styleId="Heading6">
     <w:name w:val="heading 6"/>
-    <w:basedOn w:val="Standard"/>
-    <w:next w:val="Standard"/>
-    <w:link w:val="berschrift6Zchn"/>
+    <w:basedOn w:val="Normal"/>
+    <w:next w:val="Normal"/>
+    <w:link w:val="Heading6Char"/>
     <w:uiPriority w:val="9"/>
     <w:semiHidden/>
     <w:unhideWhenUsed/>
@@ -2065,11 +1719,11 @@
       <w:color w:val="595959" w:themeColor="text1" w:themeTint="A6"/>
     </w:rPr>
   </w:style>
-  <w:style w:type="paragraph" w:styleId="berschrift7">
+  <w:style w:type="paragraph" w:styleId="Heading7">
     <w:name w:val="heading 7"/>
-    <w:basedOn w:val="Standard"/>
-    <w:next w:val="Standard"/>
-    <w:link w:val="berschrift7Zchn"/>
+    <w:basedOn w:val="Normal"/>
+    <w:next w:val="Normal"/>
+    <w:link w:val="Heading7Char"/>
     <w:uiPriority w:val="9"/>
     <w:semiHidden/>
     <w:unhideWhenUsed/>
@@ -2086,11 +1740,11 @@
       <w:color w:val="595959" w:themeColor="text1" w:themeTint="A6"/>
     </w:rPr>
   </w:style>
-  <w:style w:type="paragraph" w:styleId="berschrift8">
+  <w:style w:type="paragraph" w:styleId="Heading8">
     <w:name w:val="heading 8"/>
-    <w:basedOn w:val="Standard"/>
-    <w:next w:val="Standard"/>
-    <w:link w:val="berschrift8Zchn"/>
+    <w:basedOn w:val="Normal"/>
+    <w:next w:val="Normal"/>
+    <w:link w:val="Heading8Char"/>
     <w:uiPriority w:val="9"/>
     <w:semiHidden/>
     <w:unhideWhenUsed/>
@@ -2109,11 +1763,11 @@
       <w:color w:val="272727" w:themeColor="text1" w:themeTint="D8"/>
     </w:rPr>
   </w:style>
-  <w:style w:type="paragraph" w:styleId="berschrift9">
+  <w:style w:type="paragraph" w:styleId="Heading9">
     <w:name w:val="heading 9"/>
-    <w:basedOn w:val="Standard"/>
-    <w:next w:val="Standard"/>
-    <w:link w:val="berschrift9Zchn"/>
+    <w:basedOn w:val="Normal"/>
+    <w:next w:val="Normal"/>
+    <w:link w:val="Heading9Char"/>
     <w:uiPriority w:val="9"/>
     <w:semiHidden/>
     <w:unhideWhenUsed/>
@@ -2130,13 +1784,13 @@
       <w:color w:val="272727" w:themeColor="text1" w:themeTint="D8"/>
     </w:rPr>
   </w:style>
-  <w:style w:type="character" w:default="1" w:styleId="Absatz-Standardschriftart">
+  <w:style w:type="character" w:default="1" w:styleId="DefaultParagraphFont">
     <w:name w:val="Default Paragraph Font"/>
     <w:uiPriority w:val="1"/>
     <w:semiHidden/>
     <w:unhideWhenUsed/>
   </w:style>
-  <w:style w:type="table" w:default="1" w:styleId="NormaleTabelle">
+  <w:style w:type="table" w:default="1" w:styleId="TableNormal">
     <w:name w:val="Normal Table"/>
     <w:uiPriority w:val="99"/>
     <w:semiHidden/>
@@ -2151,16 +1805,16 @@
       </w:tblCellMar>
     </w:tblPr>
   </w:style>
-  <w:style w:type="numbering" w:default="1" w:styleId="KeineListe">
+  <w:style w:type="numbering" w:default="1" w:styleId="NoList">
     <w:name w:val="No List"/>
     <w:uiPriority w:val="99"/>
     <w:semiHidden/>
     <w:unhideWhenUsed/>
   </w:style>
-  <w:style w:type="character" w:customStyle="1" w:styleId="berschrift1Zchn">
-    <w:name w:val="Überschrift 1 Zchn"/>
-    <w:basedOn w:val="Absatz-Standardschriftart"/>
-    <w:link w:val="berschrift1"/>
+  <w:style w:type="character" w:customStyle="1" w:styleId="Heading1Char">
+    <w:name w:val="Heading 1 Char"/>
+    <w:basedOn w:val="DefaultParagraphFont"/>
+    <w:link w:val="Heading1"/>
     <w:uiPriority w:val="9"/>
     <w:rsid w:val="002E6267"/>
     <w:rPr>
@@ -2170,10 +1824,10 @@
       <w:szCs w:val="40"/>
     </w:rPr>
   </w:style>
-  <w:style w:type="character" w:customStyle="1" w:styleId="berschrift2Zchn">
-    <w:name w:val="Überschrift 2 Zchn"/>
-    <w:basedOn w:val="Absatz-Standardschriftart"/>
-    <w:link w:val="berschrift2"/>
+  <w:style w:type="character" w:customStyle="1" w:styleId="Heading2Char">
+    <w:name w:val="Heading 2 Char"/>
+    <w:basedOn w:val="DefaultParagraphFont"/>
+    <w:link w:val="Heading2"/>
     <w:uiPriority w:val="9"/>
     <w:semiHidden/>
     <w:rsid w:val="002E6267"/>
@@ -2184,10 +1838,10 @@
       <w:szCs w:val="32"/>
     </w:rPr>
   </w:style>
-  <w:style w:type="character" w:customStyle="1" w:styleId="berschrift3Zchn">
-    <w:name w:val="Überschrift 3 Zchn"/>
-    <w:basedOn w:val="Absatz-Standardschriftart"/>
-    <w:link w:val="berschrift3"/>
+  <w:style w:type="character" w:customStyle="1" w:styleId="Heading3Char">
+    <w:name w:val="Heading 3 Char"/>
+    <w:basedOn w:val="DefaultParagraphFont"/>
+    <w:link w:val="Heading3"/>
     <w:uiPriority w:val="9"/>
     <w:semiHidden/>
     <w:rsid w:val="002E6267"/>
@@ -2198,10 +1852,10 @@
       <w:szCs w:val="28"/>
     </w:rPr>
   </w:style>
-  <w:style w:type="character" w:customStyle="1" w:styleId="berschrift4Zchn">
-    <w:name w:val="Überschrift 4 Zchn"/>
-    <w:basedOn w:val="Absatz-Standardschriftart"/>
-    <w:link w:val="berschrift4"/>
+  <w:style w:type="character" w:customStyle="1" w:styleId="Heading4Char">
+    <w:name w:val="Heading 4 Char"/>
+    <w:basedOn w:val="DefaultParagraphFont"/>
+    <w:link w:val="Heading4"/>
     <w:uiPriority w:val="9"/>
     <w:semiHidden/>
     <w:rsid w:val="002E6267"/>
@@ -2212,10 +1866,10 @@
       <w:color w:val="0F4761" w:themeColor="accent1" w:themeShade="BF"/>
     </w:rPr>
   </w:style>
-  <w:style w:type="character" w:customStyle="1" w:styleId="berschrift5Zchn">
-    <w:name w:val="Überschrift 5 Zchn"/>
-    <w:basedOn w:val="Absatz-Standardschriftart"/>
-    <w:link w:val="berschrift5"/>
+  <w:style w:type="character" w:customStyle="1" w:styleId="Heading5Char">
+    <w:name w:val="Heading 5 Char"/>
+    <w:basedOn w:val="DefaultParagraphFont"/>
+    <w:link w:val="Heading5"/>
     <w:uiPriority w:val="9"/>
     <w:semiHidden/>
     <w:rsid w:val="002E6267"/>
@@ -2224,10 +1878,10 @@
       <w:color w:val="0F4761" w:themeColor="accent1" w:themeShade="BF"/>
     </w:rPr>
   </w:style>
-  <w:style w:type="character" w:customStyle="1" w:styleId="berschrift6Zchn">
-    <w:name w:val="Überschrift 6 Zchn"/>
-    <w:basedOn w:val="Absatz-Standardschriftart"/>
-    <w:link w:val="berschrift6"/>
+  <w:style w:type="character" w:customStyle="1" w:styleId="Heading6Char">
+    <w:name w:val="Heading 6 Char"/>
+    <w:basedOn w:val="DefaultParagraphFont"/>
+    <w:link w:val="Heading6"/>
     <w:uiPriority w:val="9"/>
     <w:semiHidden/>
     <w:rsid w:val="002E6267"/>
@@ -2238,10 +1892,10 @@
       <w:color w:val="595959" w:themeColor="text1" w:themeTint="A6"/>
     </w:rPr>
   </w:style>
-  <w:style w:type="character" w:customStyle="1" w:styleId="berschrift7Zchn">
-    <w:name w:val="Überschrift 7 Zchn"/>
-    <w:basedOn w:val="Absatz-Standardschriftart"/>
-    <w:link w:val="berschrift7"/>
+  <w:style w:type="character" w:customStyle="1" w:styleId="Heading7Char">
+    <w:name w:val="Heading 7 Char"/>
+    <w:basedOn w:val="DefaultParagraphFont"/>
+    <w:link w:val="Heading7"/>
     <w:uiPriority w:val="9"/>
     <w:semiHidden/>
     <w:rsid w:val="002E6267"/>
@@ -2250,10 +1904,10 @@
       <w:color w:val="595959" w:themeColor="text1" w:themeTint="A6"/>
     </w:rPr>
   </w:style>
-  <w:style w:type="character" w:customStyle="1" w:styleId="berschrift8Zchn">
-    <w:name w:val="Überschrift 8 Zchn"/>
-    <w:basedOn w:val="Absatz-Standardschriftart"/>
-    <w:link w:val="berschrift8"/>
+  <w:style w:type="character" w:customStyle="1" w:styleId="Heading8Char">
+    <w:name w:val="Heading 8 Char"/>
+    <w:basedOn w:val="DefaultParagraphFont"/>
+    <w:link w:val="Heading8"/>
     <w:uiPriority w:val="9"/>
     <w:semiHidden/>
     <w:rsid w:val="002E6267"/>
@@ -2264,10 +1918,10 @@
       <w:color w:val="272727" w:themeColor="text1" w:themeTint="D8"/>
     </w:rPr>
   </w:style>
-  <w:style w:type="character" w:customStyle="1" w:styleId="berschrift9Zchn">
-    <w:name w:val="Überschrift 9 Zchn"/>
-    <w:basedOn w:val="Absatz-Standardschriftart"/>
-    <w:link w:val="berschrift9"/>
+  <w:style w:type="character" w:customStyle="1" w:styleId="Heading9Char">
+    <w:name w:val="Heading 9 Char"/>
+    <w:basedOn w:val="DefaultParagraphFont"/>
+    <w:link w:val="Heading9"/>
     <w:uiPriority w:val="9"/>
     <w:semiHidden/>
     <w:rsid w:val="002E6267"/>
@@ -2276,11 +1930,11 @@
       <w:color w:val="272727" w:themeColor="text1" w:themeTint="D8"/>
     </w:rPr>
   </w:style>
-  <w:style w:type="paragraph" w:styleId="Titel">
+  <w:style w:type="paragraph" w:styleId="Title">
     <w:name w:val="Title"/>
-    <w:basedOn w:val="Standard"/>
-    <w:next w:val="Standard"/>
-    <w:link w:val="TitelZchn"/>
+    <w:basedOn w:val="Normal"/>
+    <w:next w:val="Normal"/>
+    <w:link w:val="TitleChar"/>
     <w:uiPriority w:val="10"/>
     <w:qFormat/>
     <w:rsid w:val="002E6267"/>
@@ -2296,10 +1950,10 @@
       <w:szCs w:val="56"/>
     </w:rPr>
   </w:style>
-  <w:style w:type="character" w:customStyle="1" w:styleId="TitelZchn">
-    <w:name w:val="Titel Zchn"/>
-    <w:basedOn w:val="Absatz-Standardschriftart"/>
-    <w:link w:val="Titel"/>
+  <w:style w:type="character" w:customStyle="1" w:styleId="TitleChar">
+    <w:name w:val="Title Char"/>
+    <w:basedOn w:val="DefaultParagraphFont"/>
+    <w:link w:val="Title"/>
     <w:uiPriority w:val="10"/>
     <w:rsid w:val="002E6267"/>
     <w:rPr>
@@ -2310,11 +1964,11 @@
       <w:szCs w:val="56"/>
     </w:rPr>
   </w:style>
-  <w:style w:type="paragraph" w:styleId="Untertitel">
+  <w:style w:type="paragraph" w:styleId="Subtitle">
     <w:name w:val="Subtitle"/>
-    <w:basedOn w:val="Standard"/>
-    <w:next w:val="Standard"/>
-    <w:link w:val="UntertitelZchn"/>
+    <w:basedOn w:val="Normal"/>
+    <w:next w:val="Normal"/>
+    <w:link w:val="SubtitleChar"/>
     <w:uiPriority w:val="11"/>
     <w:qFormat/>
     <w:rsid w:val="002E6267"/>
@@ -2331,10 +1985,10 @@
       <w:szCs w:val="28"/>
     </w:rPr>
   </w:style>
-  <w:style w:type="character" w:customStyle="1" w:styleId="UntertitelZchn">
-    <w:name w:val="Untertitel Zchn"/>
-    <w:basedOn w:val="Absatz-Standardschriftart"/>
-    <w:link w:val="Untertitel"/>
+  <w:style w:type="character" w:customStyle="1" w:styleId="SubtitleChar">
+    <w:name w:val="Subtitle Char"/>
+    <w:basedOn w:val="DefaultParagraphFont"/>
+    <w:link w:val="Subtitle"/>
     <w:uiPriority w:val="11"/>
     <w:rsid w:val="002E6267"/>
     <w:rPr>
@@ -2345,11 +1999,11 @@
       <w:szCs w:val="28"/>
     </w:rPr>
   </w:style>
-  <w:style w:type="paragraph" w:styleId="Zitat">
+  <w:style w:type="paragraph" w:styleId="Quote">
     <w:name w:val="Quote"/>
-    <w:basedOn w:val="Standard"/>
-    <w:next w:val="Standard"/>
-    <w:link w:val="ZitatZchn"/>
+    <w:basedOn w:val="Normal"/>
+    <w:next w:val="Normal"/>
+    <w:link w:val="QuoteChar"/>
     <w:uiPriority w:val="29"/>
     <w:qFormat/>
     <w:rsid w:val="002E6267"/>
@@ -2363,10 +2017,10 @@
       <w:color w:val="404040" w:themeColor="text1" w:themeTint="BF"/>
     </w:rPr>
   </w:style>
-  <w:style w:type="character" w:customStyle="1" w:styleId="ZitatZchn">
-    <w:name w:val="Zitat Zchn"/>
-    <w:basedOn w:val="Absatz-Standardschriftart"/>
-    <w:link w:val="Zitat"/>
+  <w:style w:type="character" w:customStyle="1" w:styleId="QuoteChar">
+    <w:name w:val="Quote Char"/>
+    <w:basedOn w:val="DefaultParagraphFont"/>
+    <w:link w:val="Quote"/>
     <w:uiPriority w:val="29"/>
     <w:rsid w:val="002E6267"/>
     <w:rPr>
@@ -2375,9 +2029,9 @@
       <w:color w:val="404040" w:themeColor="text1" w:themeTint="BF"/>
     </w:rPr>
   </w:style>
-  <w:style w:type="paragraph" w:styleId="Listenabsatz">
+  <w:style w:type="paragraph" w:styleId="ListParagraph">
     <w:name w:val="List Paragraph"/>
-    <w:basedOn w:val="Standard"/>
+    <w:basedOn w:val="Normal"/>
     <w:uiPriority w:val="34"/>
     <w:qFormat/>
     <w:rsid w:val="002E6267"/>
@@ -2386,9 +2040,9 @@
       <w:contextualSpacing/>
     </w:pPr>
   </w:style>
-  <w:style w:type="character" w:styleId="IntensiveHervorhebung">
+  <w:style w:type="character" w:styleId="IntenseEmphasis">
     <w:name w:val="Intense Emphasis"/>
-    <w:basedOn w:val="Absatz-Standardschriftart"/>
+    <w:basedOn w:val="DefaultParagraphFont"/>
     <w:uiPriority w:val="21"/>
     <w:qFormat/>
     <w:rsid w:val="002E6267"/>
@@ -2398,11 +2052,11 @@
       <w:color w:val="0F4761" w:themeColor="accent1" w:themeShade="BF"/>
     </w:rPr>
   </w:style>
-  <w:style w:type="paragraph" w:styleId="IntensivesZitat">
+  <w:style w:type="paragraph" w:styleId="IntenseQuote">
     <w:name w:val="Intense Quote"/>
-    <w:basedOn w:val="Standard"/>
-    <w:next w:val="Standard"/>
-    <w:link w:val="IntensivesZitatZchn"/>
+    <w:basedOn w:val="Normal"/>
+    <w:next w:val="Normal"/>
+    <w:link w:val="IntenseQuoteChar"/>
     <w:uiPriority w:val="30"/>
     <w:qFormat/>
     <w:rsid w:val="002E6267"/>
@@ -2421,10 +2075,10 @@
       <w:color w:val="0F4761" w:themeColor="accent1" w:themeShade="BF"/>
     </w:rPr>
   </w:style>
-  <w:style w:type="character" w:customStyle="1" w:styleId="IntensivesZitatZchn">
-    <w:name w:val="Intensives Zitat Zchn"/>
-    <w:basedOn w:val="Absatz-Standardschriftart"/>
-    <w:link w:val="IntensivesZitat"/>
+  <w:style w:type="character" w:customStyle="1" w:styleId="IntenseQuoteChar">
+    <w:name w:val="Intense Quote Char"/>
+    <w:basedOn w:val="DefaultParagraphFont"/>
+    <w:link w:val="IntenseQuote"/>
     <w:uiPriority w:val="30"/>
     <w:rsid w:val="002E6267"/>
     <w:rPr>
@@ -2433,9 +2087,9 @@
       <w:color w:val="0F4761" w:themeColor="accent1" w:themeShade="BF"/>
     </w:rPr>
   </w:style>
-  <w:style w:type="character" w:styleId="IntensiverVerweis">
+  <w:style w:type="character" w:styleId="IntenseReference">
     <w:name w:val="Intense Reference"/>
-    <w:basedOn w:val="Absatz-Standardschriftart"/>
+    <w:basedOn w:val="DefaultParagraphFont"/>
     <w:uiPriority w:val="32"/>
     <w:qFormat/>
     <w:rsid w:val="002E6267"/>

--- a/wild-jam-april-2026/__ORGA/Offene Todos.docx
+++ b/wild-jam-april-2026/__ORGA/Offene Todos.docx
@@ -78,14 +78,12 @@
           <w:numId w:val="1"/>
         </w:numPr>
         <w:rPr>
-          <w:strike/>
-          <w:lang w:val="en-US"/>
-        </w:rPr>
-      </w:pPr>
-      <w:proofErr w:type="spellStart"/>
-      <w:r>
-        <w:rPr>
-          <w:strike/>
+          <w:lang w:val="en-US"/>
+        </w:rPr>
+      </w:pPr>
+      <w:proofErr w:type="spellStart"/>
+      <w:r>
+        <w:rPr>
           <w:lang w:val="en-US"/>
         </w:rPr>
         <w:t>Bewegen</w:t>
@@ -93,7 +91,6 @@
       <w:proofErr w:type="spellEnd"/>
       <w:r>
         <w:rPr>
-          <w:strike/>
           <w:lang w:val="en-US"/>
         </w:rPr>
         <w:t xml:space="preserve"> während interactions</w:t>

--- a/wild-jam-april-2026/__ORGA/Offene Todos.docx
+++ b/wild-jam-april-2026/__ORGA/Offene Todos.docx
@@ -9,19 +9,11 @@
           <w:lang w:val="en-US"/>
         </w:rPr>
       </w:pPr>
-      <w:proofErr w:type="spellStart"/>
-      <w:r>
-        <w:rPr>
-          <w:lang w:val="en-US"/>
-        </w:rPr>
-        <w:t>Offene</w:t>
-      </w:r>
-      <w:proofErr w:type="spellEnd"/>
-      <w:r>
-        <w:rPr>
-          <w:lang w:val="en-US"/>
-        </w:rPr>
-        <w:t xml:space="preserve"> Todos</w:t>
+      <w:r>
+        <w:rPr>
+          <w:lang w:val="en-US"/>
+        </w:rPr>
+        <w:t>Offene Todos</w:t>
       </w:r>
     </w:p>
     <w:p>
@@ -35,19 +27,11 @@
           <w:lang w:val="en-US"/>
         </w:rPr>
       </w:pPr>
-      <w:proofErr w:type="spellStart"/>
-      <w:r>
-        <w:rPr>
-          <w:lang w:val="en-US"/>
-        </w:rPr>
-        <w:t>bild</w:t>
-      </w:r>
-      <w:proofErr w:type="spellEnd"/>
-      <w:r>
-        <w:rPr>
-          <w:lang w:val="en-US"/>
-        </w:rPr>
-        <w:t xml:space="preserve"> </w:t>
+      <w:r>
+        <w:rPr>
+          <w:lang w:val="en-US"/>
+        </w:rPr>
+        <w:t xml:space="preserve">bild </w:t>
       </w:r>
       <w:r>
         <w:rPr>
@@ -59,16 +43,8 @@
         <w:rPr>
           <w:lang w:val="en-US"/>
         </w:rPr>
-        <w:t xml:space="preserve">in der </w:t>
-      </w:r>
-      <w:proofErr w:type="spellStart"/>
-      <w:r>
-        <w:rPr>
-          <w:lang w:val="en-US"/>
-        </w:rPr>
-        <w:t>Sprechblase</w:t>
-      </w:r>
-      <w:proofErr w:type="spellEnd"/>
+        <w:t>in der Sprechblase</w:t>
+      </w:r>
     </w:p>
     <w:p>
       <w:pPr>
@@ -81,19 +57,11 @@
           <w:lang w:val="en-US"/>
         </w:rPr>
       </w:pPr>
-      <w:proofErr w:type="spellStart"/>
-      <w:r>
-        <w:rPr>
-          <w:lang w:val="en-US"/>
-        </w:rPr>
-        <w:t>Bewegen</w:t>
-      </w:r>
-      <w:proofErr w:type="spellEnd"/>
-      <w:r>
-        <w:rPr>
-          <w:lang w:val="en-US"/>
-        </w:rPr>
-        <w:t xml:space="preserve"> während interactions</w:t>
+      <w:r>
+        <w:rPr>
+          <w:lang w:val="en-US"/>
+        </w:rPr>
+        <w:t>Bewegen während interactions</w:t>
       </w:r>
     </w:p>
     <w:p>
@@ -146,33 +114,8 @@
           <w:strike/>
           <w:lang w:val="en-US"/>
         </w:rPr>
-        <w:t xml:space="preserve">t jump und </w:t>
-      </w:r>
-      <w:proofErr w:type="spellStart"/>
-      <w:r>
-        <w:rPr>
-          <w:strike/>
-          <w:lang w:val="en-US"/>
-        </w:rPr>
-        <w:t>banane</w:t>
-      </w:r>
-      <w:proofErr w:type="spellEnd"/>
-      <w:r>
-        <w:rPr>
-          <w:strike/>
-          <w:lang w:val="en-US"/>
-        </w:rPr>
-        <w:t xml:space="preserve"> </w:t>
-      </w:r>
-      <w:proofErr w:type="spellStart"/>
-      <w:r>
-        <w:rPr>
-          <w:strike/>
-          <w:lang w:val="en-US"/>
-        </w:rPr>
-        <w:t>fangen</w:t>
-      </w:r>
-      <w:proofErr w:type="spellEnd"/>
+        <w:t>t jump und banane fangen</w:t>
+      </w:r>
     </w:p>
     <w:p>
       <w:pPr>
@@ -185,42 +128,12 @@
           <w:lang w:val="en-US"/>
         </w:rPr>
       </w:pPr>
-      <w:proofErr w:type="spellStart"/>
-      <w:r>
-        <w:rPr>
-          <w:lang w:val="en-US"/>
-        </w:rPr>
-        <w:t>Wasserhahn</w:t>
-      </w:r>
-      <w:proofErr w:type="spellEnd"/>
-      <w:r>
-        <w:rPr>
-          <w:lang w:val="en-US"/>
-        </w:rPr>
-        <w:t xml:space="preserve"> </w:t>
-      </w:r>
-      <w:proofErr w:type="spellStart"/>
-      <w:r>
-        <w:rPr>
-          <w:lang w:val="en-US"/>
-        </w:rPr>
-        <w:t>optisch</w:t>
-      </w:r>
-      <w:proofErr w:type="spellEnd"/>
-      <w:r>
-        <w:rPr>
-          <w:lang w:val="en-US"/>
-        </w:rPr>
-        <w:t xml:space="preserve"> </w:t>
-      </w:r>
-      <w:proofErr w:type="spellStart"/>
-      <w:r>
-        <w:rPr>
-          <w:lang w:val="en-US"/>
-        </w:rPr>
-        <w:t>definieren</w:t>
-      </w:r>
-      <w:proofErr w:type="spellEnd"/>
+      <w:r>
+        <w:rPr>
+          <w:lang w:val="en-US"/>
+        </w:rPr>
+        <w:t>Wasserhahn optisch definieren</w:t>
+      </w:r>
     </w:p>
     <w:p>
       <w:pPr>
@@ -239,39 +152,7 @@
           <w:strike/>
           <w:lang w:val="en-US"/>
         </w:rPr>
-        <w:t xml:space="preserve">Feedback -&gt; </w:t>
-      </w:r>
-      <w:proofErr w:type="spellStart"/>
-      <w:r>
-        <w:rPr>
-          <w:strike/>
-          <w:lang w:val="en-US"/>
-        </w:rPr>
-        <w:t>erfolg</w:t>
-      </w:r>
-      <w:proofErr w:type="spellEnd"/>
-      <w:r>
-        <w:rPr>
-          <w:strike/>
-          <w:lang w:val="en-US"/>
-        </w:rPr>
-        <w:t xml:space="preserve"> </w:t>
-      </w:r>
-      <w:proofErr w:type="spellStart"/>
-      <w:r>
-        <w:rPr>
-          <w:strike/>
-          <w:lang w:val="en-US"/>
-        </w:rPr>
-        <w:t>misserfolg</w:t>
-      </w:r>
-      <w:proofErr w:type="spellEnd"/>
-      <w:r>
-        <w:rPr>
-          <w:strike/>
-          <w:lang w:val="en-US"/>
-        </w:rPr>
-        <w:t>, was kann ich tun</w:t>
+        <w:t>Feedback -&gt; erfolg misserfolg, was kann ich tun</w:t>
       </w:r>
     </w:p>
     <w:p>
@@ -311,49 +192,8 @@
           <w:strike/>
           <w:lang w:val="en-US"/>
         </w:rPr>
-        <w:t xml:space="preserve">Nur etwa 3 items zum </w:t>
-      </w:r>
-      <w:proofErr w:type="spellStart"/>
-      <w:r>
-        <w:rPr>
-          <w:strike/>
-          <w:lang w:val="en-US"/>
-        </w:rPr>
-        <w:t>gewinnen</w:t>
-      </w:r>
-      <w:proofErr w:type="spellEnd"/>
-      <w:r>
-        <w:rPr>
-          <w:strike/>
-          <w:lang w:val="en-US"/>
-        </w:rPr>
-        <w:t xml:space="preserve"> </w:t>
-      </w:r>
-      <w:proofErr w:type="spellStart"/>
-      <w:r>
-        <w:rPr>
-          <w:strike/>
-          <w:lang w:val="en-US"/>
-        </w:rPr>
-        <w:t>bei</w:t>
-      </w:r>
-      <w:proofErr w:type="spellEnd"/>
-      <w:r>
-        <w:rPr>
-          <w:strike/>
-          <w:lang w:val="en-US"/>
-        </w:rPr>
-        <w:t xml:space="preserve"> leichter </w:t>
-      </w:r>
-      <w:proofErr w:type="spellStart"/>
-      <w:r>
-        <w:rPr>
-          <w:strike/>
-          <w:lang w:val="en-US"/>
-        </w:rPr>
-        <w:t>Schwierigkeit</w:t>
-      </w:r>
-      <w:proofErr w:type="spellEnd"/>
+        <w:t>Nur etwa 3 items zum gewinnen bei leichter Schwierigkeit</w:t>
+      </w:r>
     </w:p>
     <w:p>
       <w:pPr>
@@ -370,30 +210,8 @@
         <w:rPr>
           <w:lang w:val="en-US"/>
         </w:rPr>
-        <w:t xml:space="preserve">Zeit pro </w:t>
-      </w:r>
-      <w:proofErr w:type="spellStart"/>
-      <w:r>
-        <w:rPr>
-          <w:lang w:val="en-US"/>
-        </w:rPr>
-        <w:t>gegenstand</w:t>
-      </w:r>
-      <w:proofErr w:type="spellEnd"/>
-      <w:r>
-        <w:rPr>
-          <w:lang w:val="en-US"/>
-        </w:rPr>
-        <w:t xml:space="preserve"> </w:t>
-      </w:r>
-      <w:proofErr w:type="spellStart"/>
-      <w:r>
-        <w:rPr>
-          <w:lang w:val="en-US"/>
-        </w:rPr>
-        <w:t>scalen</w:t>
-      </w:r>
-      <w:proofErr w:type="spellEnd"/>
+        <w:t>Zeit pro gegenstand scalen</w:t>
+      </w:r>
     </w:p>
     <w:p>
       <w:pPr>
@@ -418,16 +236,14 @@
         <w:rPr>
           <w:lang w:val="en-US"/>
         </w:rPr>
-        <w:t xml:space="preserve">Patches für </w:t>
-      </w:r>
-      <w:proofErr w:type="spellStart"/>
-      <w:r>
-        <w:rPr>
-          <w:lang w:val="en-US"/>
-        </w:rPr>
-        <w:t>Schwierigkeitsstufe</w:t>
-      </w:r>
-      <w:proofErr w:type="spellEnd"/>
+        <w:t>Badges</w:t>
+      </w:r>
+      <w:r>
+        <w:rPr>
+          <w:lang w:val="en-US"/>
+        </w:rPr>
+        <w:t xml:space="preserve"> für Schwierigkeitsstufe</w:t>
+      </w:r>
     </w:p>
     <w:p>
       <w:pPr>
@@ -446,23 +262,7 @@
           <w:strike/>
           <w:lang w:val="en-US"/>
         </w:rPr>
-        <w:t xml:space="preserve">Mehrere </w:t>
-      </w:r>
-      <w:proofErr w:type="spellStart"/>
-      <w:r>
-        <w:rPr>
-          <w:strike/>
-          <w:lang w:val="en-US"/>
-        </w:rPr>
-        <w:t>bananen</w:t>
-      </w:r>
-      <w:proofErr w:type="spellEnd"/>
-      <w:r>
-        <w:rPr>
-          <w:strike/>
-          <w:lang w:val="en-US"/>
-        </w:rPr>
-        <w:t xml:space="preserve"> pro saft</w:t>
+        <w:t>Mehrere bananen pro saft</w:t>
       </w:r>
     </w:p>
     <w:p>
@@ -473,23 +273,17 @@
           <w:numId w:val="1"/>
         </w:numPr>
         <w:rPr>
-          <w:lang w:val="en-US"/>
-        </w:rPr>
-      </w:pPr>
-      <w:r>
-        <w:rPr>
-          <w:lang w:val="en-US"/>
-        </w:rPr>
-        <w:t xml:space="preserve">Mehr </w:t>
-      </w:r>
-      <w:proofErr w:type="spellStart"/>
-      <w:r>
-        <w:rPr>
-          <w:lang w:val="en-US"/>
-        </w:rPr>
-        <w:t>früchte</w:t>
-      </w:r>
-      <w:proofErr w:type="spellEnd"/>
+          <w:strike/>
+          <w:lang w:val="en-US"/>
+        </w:rPr>
+      </w:pPr>
+      <w:r>
+        <w:rPr>
+          <w:strike/>
+          <w:lang w:val="en-US"/>
+        </w:rPr>
+        <w:t>Mehr früchte</w:t>
+      </w:r>
     </w:p>
     <w:p>
       <w:pPr>
@@ -528,19 +322,11 @@
           <w:lang w:val="en-US"/>
         </w:rPr>
       </w:pPr>
-      <w:proofErr w:type="spellStart"/>
-      <w:r>
-        <w:rPr>
-          <w:lang w:val="en-US"/>
-        </w:rPr>
-        <w:t>Kommentare</w:t>
-      </w:r>
-      <w:proofErr w:type="spellEnd"/>
-      <w:r>
-        <w:rPr>
-          <w:lang w:val="en-US"/>
-        </w:rPr>
-        <w:t xml:space="preserve"> von Godot Abgabe anpassen</w:t>
+      <w:r>
+        <w:rPr>
+          <w:lang w:val="en-US"/>
+        </w:rPr>
+        <w:t>Kommentare von Godot Abgabe anpassen</w:t>
       </w:r>
     </w:p>
     <w:p>
@@ -584,44 +370,8 @@
         <w:rPr>
           <w:lang w:val="en-US"/>
         </w:rPr>
-        <w:t xml:space="preserve">Statt Sound-Element, kann man </w:t>
-      </w:r>
-      <w:proofErr w:type="spellStart"/>
-      <w:r>
-        <w:rPr>
-          <w:lang w:val="en-US"/>
-        </w:rPr>
-        <w:t>auch</w:t>
-      </w:r>
-      <w:proofErr w:type="spellEnd"/>
-      <w:r>
-        <w:rPr>
-          <w:lang w:val="en-US"/>
-        </w:rPr>
-        <w:t xml:space="preserve"> auf </w:t>
-      </w:r>
-      <w:proofErr w:type="spellStart"/>
-      <w:r>
-        <w:rPr>
-          <w:lang w:val="en-US"/>
-        </w:rPr>
-        <w:t>SoundBus</w:t>
-      </w:r>
-      <w:proofErr w:type="spellEnd"/>
-      <w:r>
-        <w:rPr>
-          <w:lang w:val="en-US"/>
-        </w:rPr>
-        <w:t xml:space="preserve"> </w:t>
-      </w:r>
-      <w:proofErr w:type="spellStart"/>
-      <w:r>
-        <w:rPr>
-          <w:lang w:val="en-US"/>
-        </w:rPr>
-        <w:t>einsetzen</w:t>
-      </w:r>
-      <w:proofErr w:type="spellEnd"/>
+        <w:t>Statt Sound-Element, kann man auch auf SoundBus einsetzen</w:t>
+      </w:r>
       <w:r>
         <w:rPr>
           <w:lang w:val="en-US"/>
@@ -676,61 +426,11 @@
           <w:lang w:val="en-US"/>
         </w:rPr>
       </w:pPr>
-      <w:proofErr w:type="spellStart"/>
-      <w:r>
-        <w:rPr>
-          <w:lang w:val="en-US"/>
-        </w:rPr>
-        <w:t>Uns</w:t>
-      </w:r>
-      <w:proofErr w:type="spellEnd"/>
-      <w:r>
-        <w:rPr>
-          <w:lang w:val="en-US"/>
-        </w:rPr>
-        <w:t xml:space="preserve"> selbst (</w:t>
-      </w:r>
-      <w:proofErr w:type="spellStart"/>
-      <w:r>
-        <w:rPr>
-          <w:lang w:val="en-US"/>
-        </w:rPr>
-        <w:t>Realnamen</w:t>
-      </w:r>
-      <w:proofErr w:type="spellEnd"/>
-      <w:r>
-        <w:rPr>
-          <w:lang w:val="en-US"/>
-        </w:rPr>
-        <w:t xml:space="preserve"> </w:t>
-      </w:r>
-      <w:proofErr w:type="spellStart"/>
-      <w:r>
-        <w:rPr>
-          <w:lang w:val="en-US"/>
-        </w:rPr>
-        <w:t>oder</w:t>
-      </w:r>
-      <w:proofErr w:type="spellEnd"/>
-      <w:r>
-        <w:rPr>
-          <w:lang w:val="en-US"/>
-        </w:rPr>
-        <w:t xml:space="preserve"> itch Namen </w:t>
-      </w:r>
-      <w:proofErr w:type="spellStart"/>
-      <w:r>
-        <w:rPr>
-          <w:lang w:val="en-US"/>
-        </w:rPr>
-        <w:t>o.ä</w:t>
-      </w:r>
-      <w:proofErr w:type="spellEnd"/>
-      <w:r>
-        <w:rPr>
-          <w:lang w:val="en-US"/>
-        </w:rPr>
-        <w:t>.)</w:t>
+      <w:r>
+        <w:rPr>
+          <w:lang w:val="en-US"/>
+        </w:rPr>
+        <w:t>Uns selbst (Realnamen oder itch Namen o.ä.)</w:t>
       </w:r>
     </w:p>
     <w:p>
@@ -768,39 +468,7 @@
           <w:strike/>
           <w:lang w:val="en-US"/>
         </w:rPr>
-        <w:t xml:space="preserve">-Interactive Area mehr in Silvester rein </w:t>
-      </w:r>
-      <w:proofErr w:type="spellStart"/>
-      <w:r>
-        <w:rPr>
-          <w:strike/>
-          <w:lang w:val="en-US"/>
-        </w:rPr>
-        <w:t>bauen</w:t>
-      </w:r>
-      <w:proofErr w:type="spellEnd"/>
-      <w:r>
-        <w:rPr>
-          <w:strike/>
-          <w:lang w:val="en-US"/>
-        </w:rPr>
-        <w:t xml:space="preserve"> (more forgiving </w:t>
-      </w:r>
-      <w:proofErr w:type="gramStart"/>
-      <w:r>
-        <w:rPr>
-          <w:strike/>
-          <w:lang w:val="en-US"/>
-        </w:rPr>
-        <w:t>interact</w:t>
-      </w:r>
-      <w:proofErr w:type="gramEnd"/>
-      <w:r>
-        <w:rPr>
-          <w:strike/>
-          <w:lang w:val="en-US"/>
-        </w:rPr>
-        <w:t xml:space="preserve"> Area)</w:t>
+        <w:t>-Interactive Area mehr in Silvester rein bauen (more forgiving interact Area)</w:t>
       </w:r>
     </w:p>
     <w:p>
@@ -815,149 +483,12 @@
           <w:lang w:val="en-US"/>
         </w:rPr>
       </w:pPr>
-      <w:proofErr w:type="spellStart"/>
-      <w:r>
-        <w:rPr>
-          <w:strike/>
-          <w:lang w:val="en-US"/>
-        </w:rPr>
-        <w:t>Priorierung</w:t>
-      </w:r>
-      <w:proofErr w:type="spellEnd"/>
-      <w:r>
-        <w:rPr>
-          <w:strike/>
-          <w:lang w:val="en-US"/>
-        </w:rPr>
-        <w:t xml:space="preserve"> von </w:t>
-      </w:r>
-      <w:proofErr w:type="spellStart"/>
-      <w:r>
-        <w:rPr>
-          <w:strike/>
-          <w:lang w:val="en-US"/>
-        </w:rPr>
-        <w:t>gegeständen</w:t>
-      </w:r>
-      <w:proofErr w:type="spellEnd"/>
-      <w:r>
-        <w:rPr>
-          <w:strike/>
-          <w:lang w:val="en-US"/>
-        </w:rPr>
-        <w:t xml:space="preserve"> </w:t>
-      </w:r>
-      <w:proofErr w:type="spellStart"/>
-      <w:r>
-        <w:rPr>
-          <w:strike/>
-          <w:lang w:val="en-US"/>
-        </w:rPr>
-        <w:t>zu</w:t>
-      </w:r>
-      <w:proofErr w:type="spellEnd"/>
-      <w:r>
-        <w:rPr>
-          <w:strike/>
-          <w:lang w:val="en-US"/>
-        </w:rPr>
-        <w:t xml:space="preserve"> </w:t>
-      </w:r>
-      <w:proofErr w:type="spellStart"/>
-      <w:r>
-        <w:rPr>
-          <w:strike/>
-          <w:lang w:val="en-US"/>
-        </w:rPr>
-        <w:t>Geräten</w:t>
-      </w:r>
-      <w:proofErr w:type="spellEnd"/>
-      <w:r>
-        <w:rPr>
-          <w:strike/>
-          <w:lang w:val="en-US"/>
-        </w:rPr>
-        <w:t xml:space="preserve"> (</w:t>
-      </w:r>
-      <w:proofErr w:type="spellStart"/>
-      <w:r>
-        <w:rPr>
-          <w:strike/>
-          <w:lang w:val="en-US"/>
-        </w:rPr>
-        <w:t>Kaffee</w:t>
-      </w:r>
-      <w:proofErr w:type="spellEnd"/>
-      <w:r>
-        <w:rPr>
-          <w:strike/>
-          <w:lang w:val="en-US"/>
-        </w:rPr>
-        <w:t xml:space="preserve"> kann muss aufgehoben werden können, </w:t>
-      </w:r>
-      <w:proofErr w:type="spellStart"/>
-      <w:r>
-        <w:rPr>
-          <w:strike/>
-          <w:lang w:val="en-US"/>
-        </w:rPr>
-        <w:t>auch</w:t>
-      </w:r>
-      <w:proofErr w:type="spellEnd"/>
-      <w:r>
-        <w:rPr>
-          <w:strike/>
-          <w:lang w:val="en-US"/>
-        </w:rPr>
-        <w:t xml:space="preserve"> wenn Mixer </w:t>
-      </w:r>
-      <w:proofErr w:type="spellStart"/>
-      <w:r>
-        <w:rPr>
-          <w:strike/>
-          <w:lang w:val="en-US"/>
-        </w:rPr>
-        <w:t>o.ä</w:t>
-      </w:r>
-      <w:proofErr w:type="spellEnd"/>
-      <w:r>
-        <w:rPr>
-          <w:strike/>
-          <w:lang w:val="en-US"/>
-        </w:rPr>
-        <w:t xml:space="preserve">. </w:t>
-      </w:r>
-      <w:proofErr w:type="spellStart"/>
-      <w:r>
-        <w:rPr>
-          <w:strike/>
-          <w:lang w:val="en-US"/>
-        </w:rPr>
-        <w:t>auch</w:t>
-      </w:r>
-      <w:proofErr w:type="spellEnd"/>
-      <w:r>
-        <w:rPr>
-          <w:strike/>
-          <w:lang w:val="en-US"/>
-        </w:rPr>
-        <w:t xml:space="preserve"> in Area </w:t>
-      </w:r>
-      <w:proofErr w:type="spellStart"/>
-      <w:r>
-        <w:rPr>
-          <w:strike/>
-          <w:lang w:val="en-US"/>
-        </w:rPr>
-        <w:t>sind</w:t>
-      </w:r>
-      <w:proofErr w:type="spellEnd"/>
-      <w:r>
-        <w:rPr>
-          <w:strike/>
-          <w:lang w:val="en-US"/>
-        </w:rPr>
-        <w:t>)</w:t>
+      <w:r>
+        <w:rPr>
+          <w:strike/>
+          <w:lang w:val="en-US"/>
+        </w:rPr>
+        <w:t>Priorierung von gegeständen zu Geräten (Kaffee kann muss aufgehoben werden können, auch wenn Mixer o.ä. auch in Area sind)</w:t>
       </w:r>
     </w:p>
     <w:p>
@@ -971,16 +502,12 @@
           <w:lang w:val="en-US"/>
         </w:rPr>
       </w:pPr>
-      <w:proofErr w:type="spellStart"/>
-      <w:proofErr w:type="gramStart"/>
       <w:r>
         <w:rPr>
           <w:lang w:val="en-US"/>
         </w:rPr>
         <w:t>Sounddesign</w:t>
       </w:r>
-      <w:proofErr w:type="spellEnd"/>
-      <w:proofErr w:type="gramEnd"/>
     </w:p>
     <w:p>
       <w:pPr>
@@ -1011,7 +538,6 @@
           <w:lang w:val="en-US"/>
         </w:rPr>
       </w:pPr>
-      <w:proofErr w:type="spellStart"/>
       <w:r>
         <w:rPr>
           <w:lang w:val="en-US"/>
@@ -1030,7 +556,6 @@
         </w:rPr>
         <w:t>tionen</w:t>
       </w:r>
-      <w:proofErr w:type="spellEnd"/>
     </w:p>
     <w:p>
       <w:pPr>
